--- a/docx/fr/BUFRCREX_CodeFlag_fr_11.docx
+++ b/docx/fr/BUFRCREX_CodeFlag_fr_11.docx
@@ -8,17 +8,17 @@
       </w:pPr>
       <w:r>
         <w:rPr>
-          <w:rFonts w:ascii="Arial" w:hAnsi="Arial"/>
+          <w:rFonts w:ascii="Verdana" w:hAnsi="Verdana"/>
           <w:b/>
           <w:sz w:val="22"/>
         </w:rPr>
-        <w:t>BUFR/CREX Code/Flag Tables — Class 11</w:t>
+        <w:t>Classe 11</w:t>
       </w:r>
     </w:p>
     <w:p>
       <w:r>
         <w:rPr>
-          <w:rFonts w:ascii="Arial" w:hAnsi="Arial"/>
+          <w:rFonts w:ascii="Verdana" w:hAnsi="Verdana"/>
           <w:b/>
           <w:sz w:val="18"/>
         </w:rPr>
@@ -31,6 +31,20 @@
         <w:tblW w:type="auto" w:w="0"/>
         <w:jc w:val="center"/>
         <w:tblLook w:firstColumn="1" w:firstRow="1" w:lastColumn="0" w:lastRow="0" w:noHBand="0" w:noVBand="1" w:val="04A0"/>
+        <w:tblBorders>
+          <w:top w:val="single" w:sz="4" w:space="0" w:color="595959"/>
+          <w:left w:val="single" w:sz="4" w:space="0" w:color="595959"/>
+          <w:bottom w:val="single" w:sz="4" w:space="0" w:color="595959"/>
+          <w:right w:val="single" w:sz="4" w:space="0" w:color="595959"/>
+          <w:insideH w:val="single" w:sz="4" w:space="0" w:color="595959"/>
+          <w:insideV w:val="single" w:sz="4" w:space="0" w:color="595959"/>
+        </w:tblBorders>
+        <w:tblCellMar>
+          <w:top w:w="85" w:type="dxa"/>
+          <w:left w:w="85" w:type="dxa"/>
+          <w:bottom w:w="85" w:type="dxa"/>
+          <w:right w:w="85" w:type="dxa"/>
+        </w:tblCellMar>
       </w:tblPr>
       <w:tblGrid>
         <w:gridCol w:w="3784"/>
@@ -41,81 +55,69 @@
       <w:tr>
         <w:tc>
           <w:tcPr>
+            <w:tcW w:type="dxa" w:w="1134"/>
+            <w:shd w:val="clear" w:color="auto" w:fill="D9D9D9"/>
+          </w:tcPr>
+          <w:p>
+            <w:r/>
+            <w:r>
+              <w:rPr>
+                <w:rFonts w:ascii="Verdana" w:hAnsi="Verdana"/>
+                <w:b w:val="0"/>
+                <w:sz w:val="16"/>
+              </w:rPr>
+              <w:t>CHIFFRE DU CODE</w:t>
+            </w:r>
+          </w:p>
+        </w:tc>
+        <w:tc>
+          <w:tcPr>
             <w:tcW w:type="dxa" w:w="3784"/>
-            <w:shd w:val="clear" w:color="auto" w:fill="D9E2F3"/>
-          </w:tcPr>
-          <w:p>
-            <w:pPr>
-              <w:jc w:val="center"/>
-            </w:pPr>
-            <w:r/>
-            <w:r>
-              <w:rPr>
-                <w:rFonts w:ascii="Arial" w:hAnsi="Arial"/>
-                <w:b/>
-                <w:sz w:val="16"/>
-              </w:rPr>
-              <w:t>Code Figure</w:t>
+            <w:shd w:val="clear" w:color="auto" w:fill="D9D9D9"/>
+          </w:tcPr>
+          <w:p>
+            <w:r/>
+            <w:r>
+              <w:rPr>
+                <w:rFonts w:ascii="Verdana" w:hAnsi="Verdana"/>
+                <w:b w:val="0"/>
+                <w:sz w:val="16"/>
+              </w:rPr>
+              <w:t>SIGNIFICATION</w:t>
             </w:r>
           </w:p>
         </w:tc>
         <w:tc>
           <w:tcPr>
             <w:tcW w:type="dxa" w:w="3784"/>
-            <w:shd w:val="clear" w:color="auto" w:fill="D9E2F3"/>
-          </w:tcPr>
-          <w:p>
-            <w:pPr>
-              <w:jc w:val="center"/>
-            </w:pPr>
-            <w:r/>
-            <w:r>
-              <w:rPr>
-                <w:rFonts w:ascii="Arial" w:hAnsi="Arial"/>
-                <w:b/>
-                <w:sz w:val="16"/>
-              </w:rPr>
-              <w:t>Entry Name</w:t>
+            <w:shd w:val="clear" w:color="auto" w:fill="D9D9D9"/>
+          </w:tcPr>
+          <w:p>
+            <w:r/>
+            <w:r>
+              <w:rPr>
+                <w:rFonts w:ascii="Verdana" w:hAnsi="Verdana"/>
+                <w:b w:val="0"/>
+                <w:sz w:val="16"/>
+              </w:rPr>
+              <w:t>SOUS 1</w:t>
             </w:r>
           </w:p>
         </w:tc>
         <w:tc>
           <w:tcPr>
             <w:tcW w:type="dxa" w:w="3784"/>
-            <w:shd w:val="clear" w:color="auto" w:fill="D9E2F3"/>
-          </w:tcPr>
-          <w:p>
-            <w:pPr>
-              <w:jc w:val="center"/>
-            </w:pPr>
-            <w:r/>
-            <w:r>
-              <w:rPr>
-                <w:rFonts w:ascii="Arial" w:hAnsi="Arial"/>
-                <w:b/>
-                <w:sz w:val="16"/>
-              </w:rPr>
-              <w:t>Sub 1</w:t>
-            </w:r>
-          </w:p>
-        </w:tc>
-        <w:tc>
-          <w:tcPr>
-            <w:tcW w:type="dxa" w:w="3784"/>
-            <w:shd w:val="clear" w:color="auto" w:fill="D9E2F3"/>
-          </w:tcPr>
-          <w:p>
-            <w:pPr>
-              <w:jc w:val="center"/>
-            </w:pPr>
-            <w:r/>
-            <w:r>
-              <w:rPr>
-                <w:rFonts w:ascii="Arial" w:hAnsi="Arial"/>
-                <w:b/>
-                <w:sz w:val="16"/>
-              </w:rPr>
-              <w:t>Note</w:t>
+            <w:shd w:val="clear" w:color="auto" w:fill="D9D9D9"/>
+          </w:tcPr>
+          <w:p>
+            <w:r/>
+            <w:r>
+              <w:rPr>
+                <w:rFonts w:ascii="Verdana" w:hAnsi="Verdana"/>
+                <w:b w:val="0"/>
+                <w:sz w:val="16"/>
+              </w:rPr>
+              <w:t>NOTE</w:t>
             </w:r>
           </w:p>
         </w:tc>
@@ -129,7 +131,7 @@
             <w:r/>
             <w:r>
               <w:rPr>
-                <w:rFonts w:ascii="Arial" w:hAnsi="Arial"/>
+                <w:rFonts w:ascii="Verdana" w:hAnsi="Verdana"/>
                 <w:b w:val="0"/>
                 <w:sz w:val="16"/>
               </w:rPr>
@@ -145,7 +147,7 @@
             <w:r/>
             <w:r>
               <w:rPr>
-                <w:rFonts w:ascii="Arial" w:hAnsi="Arial"/>
+                <w:rFonts w:ascii="Verdana" w:hAnsi="Verdana"/>
                 <w:b w:val="0"/>
                 <w:sz w:val="16"/>
               </w:rPr>
@@ -161,7 +163,7 @@
             <w:r/>
             <w:r>
               <w:rPr>
-                <w:rFonts w:ascii="Arial" w:hAnsi="Arial"/>
+                <w:rFonts w:ascii="Verdana" w:hAnsi="Verdana"/>
                 <w:b w:val="0"/>
                 <w:sz w:val="16"/>
               </w:rPr>
@@ -177,7 +179,7 @@
             <w:r/>
             <w:r>
               <w:rPr>
-                <w:rFonts w:ascii="Arial" w:hAnsi="Arial"/>
+                <w:rFonts w:ascii="Verdana" w:hAnsi="Verdana"/>
                 <w:b w:val="0"/>
                 <w:sz w:val="16"/>
               </w:rPr>
@@ -194,7 +196,7 @@
             <w:r/>
             <w:r>
               <w:rPr>
-                <w:rFonts w:ascii="Arial" w:hAnsi="Arial"/>
+                <w:rFonts w:ascii="Verdana" w:hAnsi="Verdana"/>
                 <w:b w:val="0"/>
                 <w:sz w:val="16"/>
               </w:rPr>
@@ -210,7 +212,7 @@
             <w:r/>
             <w:r>
               <w:rPr>
-                <w:rFonts w:ascii="Arial" w:hAnsi="Arial"/>
+                <w:rFonts w:ascii="Verdana" w:hAnsi="Verdana"/>
                 <w:b w:val="0"/>
                 <w:sz w:val="16"/>
               </w:rPr>
@@ -226,7 +228,7 @@
             <w:r/>
             <w:r>
               <w:rPr>
-                <w:rFonts w:ascii="Arial" w:hAnsi="Arial"/>
+                <w:rFonts w:ascii="Verdana" w:hAnsi="Verdana"/>
                 <w:b w:val="0"/>
                 <w:sz w:val="16"/>
               </w:rPr>
@@ -242,7 +244,7 @@
             <w:r/>
             <w:r>
               <w:rPr>
-                <w:rFonts w:ascii="Arial" w:hAnsi="Arial"/>
+                <w:rFonts w:ascii="Verdana" w:hAnsi="Verdana"/>
                 <w:b w:val="0"/>
                 <w:sz w:val="16"/>
               </w:rPr>
@@ -259,7 +261,7 @@
             <w:r/>
             <w:r>
               <w:rPr>
-                <w:rFonts w:ascii="Arial" w:hAnsi="Arial"/>
+                <w:rFonts w:ascii="Verdana" w:hAnsi="Verdana"/>
                 <w:b w:val="0"/>
                 <w:sz w:val="16"/>
               </w:rPr>
@@ -275,7 +277,7 @@
             <w:r/>
             <w:r>
               <w:rPr>
-                <w:rFonts w:ascii="Arial" w:hAnsi="Arial"/>
+                <w:rFonts w:ascii="Verdana" w:hAnsi="Verdana"/>
                 <w:b w:val="0"/>
                 <w:sz w:val="16"/>
               </w:rPr>
@@ -291,7 +293,7 @@
             <w:r/>
             <w:r>
               <w:rPr>
-                <w:rFonts w:ascii="Arial" w:hAnsi="Arial"/>
+                <w:rFonts w:ascii="Verdana" w:hAnsi="Verdana"/>
                 <w:b w:val="0"/>
                 <w:sz w:val="16"/>
               </w:rPr>
@@ -307,7 +309,7 @@
             <w:r/>
             <w:r>
               <w:rPr>
-                <w:rFonts w:ascii="Arial" w:hAnsi="Arial"/>
+                <w:rFonts w:ascii="Verdana" w:hAnsi="Verdana"/>
                 <w:b w:val="0"/>
                 <w:sz w:val="16"/>
               </w:rPr>
@@ -324,7 +326,7 @@
             <w:r/>
             <w:r>
               <w:rPr>
-                <w:rFonts w:ascii="Arial" w:hAnsi="Arial"/>
+                <w:rFonts w:ascii="Verdana" w:hAnsi="Verdana"/>
                 <w:b w:val="0"/>
                 <w:sz w:val="16"/>
               </w:rPr>
@@ -340,7 +342,7 @@
             <w:r/>
             <w:r>
               <w:rPr>
-                <w:rFonts w:ascii="Arial" w:hAnsi="Arial"/>
+                <w:rFonts w:ascii="Verdana" w:hAnsi="Verdana"/>
                 <w:b w:val="0"/>
                 <w:sz w:val="16"/>
               </w:rPr>
@@ -356,7 +358,7 @@
             <w:r/>
             <w:r>
               <w:rPr>
-                <w:rFonts w:ascii="Arial" w:hAnsi="Arial"/>
+                <w:rFonts w:ascii="Verdana" w:hAnsi="Verdana"/>
                 <w:b w:val="0"/>
                 <w:sz w:val="16"/>
               </w:rPr>
@@ -372,7 +374,7 @@
             <w:r/>
             <w:r>
               <w:rPr>
-                <w:rFonts w:ascii="Arial" w:hAnsi="Arial"/>
+                <w:rFonts w:ascii="Verdana" w:hAnsi="Verdana"/>
                 <w:b w:val="0"/>
                 <w:sz w:val="16"/>
               </w:rPr>
@@ -389,7 +391,7 @@
             <w:r/>
             <w:r>
               <w:rPr>
-                <w:rFonts w:ascii="Arial" w:hAnsi="Arial"/>
+                <w:rFonts w:ascii="Verdana" w:hAnsi="Verdana"/>
                 <w:b w:val="0"/>
                 <w:sz w:val="16"/>
               </w:rPr>
@@ -405,7 +407,7 @@
             <w:r/>
             <w:r>
               <w:rPr>
-                <w:rFonts w:ascii="Arial" w:hAnsi="Arial"/>
+                <w:rFonts w:ascii="Verdana" w:hAnsi="Verdana"/>
                 <w:b w:val="0"/>
                 <w:sz w:val="16"/>
               </w:rPr>
@@ -421,7 +423,7 @@
             <w:r/>
             <w:r>
               <w:rPr>
-                <w:rFonts w:ascii="Arial" w:hAnsi="Arial"/>
+                <w:rFonts w:ascii="Verdana" w:hAnsi="Verdana"/>
                 <w:b w:val="0"/>
                 <w:sz w:val="16"/>
               </w:rPr>
@@ -437,7 +439,7 @@
             <w:r/>
             <w:r>
               <w:rPr>
-                <w:rFonts w:ascii="Arial" w:hAnsi="Arial"/>
+                <w:rFonts w:ascii="Verdana" w:hAnsi="Verdana"/>
                 <w:b w:val="0"/>
                 <w:sz w:val="16"/>
               </w:rPr>
@@ -454,7 +456,7 @@
             <w:r/>
             <w:r>
               <w:rPr>
-                <w:rFonts w:ascii="Arial" w:hAnsi="Arial"/>
+                <w:rFonts w:ascii="Verdana" w:hAnsi="Verdana"/>
                 <w:b w:val="0"/>
                 <w:sz w:val="16"/>
               </w:rPr>
@@ -470,7 +472,7 @@
             <w:r/>
             <w:r>
               <w:rPr>
-                <w:rFonts w:ascii="Arial" w:hAnsi="Arial"/>
+                <w:rFonts w:ascii="Verdana" w:hAnsi="Verdana"/>
                 <w:b w:val="0"/>
                 <w:sz w:val="16"/>
               </w:rPr>
@@ -486,7 +488,7 @@
             <w:r/>
             <w:r>
               <w:rPr>
-                <w:rFonts w:ascii="Arial" w:hAnsi="Arial"/>
+                <w:rFonts w:ascii="Verdana" w:hAnsi="Verdana"/>
                 <w:b w:val="0"/>
                 <w:sz w:val="16"/>
               </w:rPr>
@@ -502,7 +504,7 @@
             <w:r/>
             <w:r>
               <w:rPr>
-                <w:rFonts w:ascii="Arial" w:hAnsi="Arial"/>
+                <w:rFonts w:ascii="Verdana" w:hAnsi="Verdana"/>
                 <w:b w:val="0"/>
                 <w:sz w:val="16"/>
               </w:rPr>
@@ -519,7 +521,7 @@
             <w:r/>
             <w:r>
               <w:rPr>
-                <w:rFonts w:ascii="Arial" w:hAnsi="Arial"/>
+                <w:rFonts w:ascii="Verdana" w:hAnsi="Verdana"/>
                 <w:b w:val="0"/>
                 <w:sz w:val="16"/>
               </w:rPr>
@@ -535,7 +537,7 @@
             <w:r/>
             <w:r>
               <w:rPr>
-                <w:rFonts w:ascii="Arial" w:hAnsi="Arial"/>
+                <w:rFonts w:ascii="Verdana" w:hAnsi="Verdana"/>
                 <w:b w:val="0"/>
                 <w:sz w:val="16"/>
               </w:rPr>
@@ -551,7 +553,7 @@
             <w:r/>
             <w:r>
               <w:rPr>
-                <w:rFonts w:ascii="Arial" w:hAnsi="Arial"/>
+                <w:rFonts w:ascii="Verdana" w:hAnsi="Verdana"/>
                 <w:b w:val="0"/>
                 <w:sz w:val="16"/>
               </w:rPr>
@@ -567,7 +569,7 @@
             <w:r/>
             <w:r>
               <w:rPr>
-                <w:rFonts w:ascii="Arial" w:hAnsi="Arial"/>
+                <w:rFonts w:ascii="Verdana" w:hAnsi="Verdana"/>
                 <w:b w:val="0"/>
                 <w:sz w:val="16"/>
               </w:rPr>
@@ -584,7 +586,7 @@
             <w:r/>
             <w:r>
               <w:rPr>
-                <w:rFonts w:ascii="Arial" w:hAnsi="Arial"/>
+                <w:rFonts w:ascii="Verdana" w:hAnsi="Verdana"/>
                 <w:b w:val="0"/>
                 <w:sz w:val="16"/>
               </w:rPr>
@@ -600,7 +602,7 @@
             <w:r/>
             <w:r>
               <w:rPr>
-                <w:rFonts w:ascii="Arial" w:hAnsi="Arial"/>
+                <w:rFonts w:ascii="Verdana" w:hAnsi="Verdana"/>
                 <w:b w:val="0"/>
                 <w:sz w:val="16"/>
               </w:rPr>
@@ -616,7 +618,7 @@
             <w:r/>
             <w:r>
               <w:rPr>
-                <w:rFonts w:ascii="Arial" w:hAnsi="Arial"/>
+                <w:rFonts w:ascii="Verdana" w:hAnsi="Verdana"/>
                 <w:b w:val="0"/>
                 <w:sz w:val="16"/>
               </w:rPr>
@@ -632,7 +634,7 @@
             <w:r/>
             <w:r>
               <w:rPr>
-                <w:rFonts w:ascii="Arial" w:hAnsi="Arial"/>
+                <w:rFonts w:ascii="Verdana" w:hAnsi="Verdana"/>
                 <w:b w:val="0"/>
                 <w:sz w:val="16"/>
               </w:rPr>
@@ -649,7 +651,7 @@
             <w:r/>
             <w:r>
               <w:rPr>
-                <w:rFonts w:ascii="Arial" w:hAnsi="Arial"/>
+                <w:rFonts w:ascii="Verdana" w:hAnsi="Verdana"/>
                 <w:b w:val="0"/>
                 <w:sz w:val="16"/>
               </w:rPr>
@@ -665,7 +667,7 @@
             <w:r/>
             <w:r>
               <w:rPr>
-                <w:rFonts w:ascii="Arial" w:hAnsi="Arial"/>
+                <w:rFonts w:ascii="Verdana" w:hAnsi="Verdana"/>
                 <w:b w:val="0"/>
                 <w:sz w:val="16"/>
               </w:rPr>
@@ -681,7 +683,7 @@
             <w:r/>
             <w:r>
               <w:rPr>
-                <w:rFonts w:ascii="Arial" w:hAnsi="Arial"/>
+                <w:rFonts w:ascii="Verdana" w:hAnsi="Verdana"/>
                 <w:b w:val="0"/>
                 <w:sz w:val="16"/>
               </w:rPr>
@@ -697,7 +699,7 @@
             <w:r/>
             <w:r>
               <w:rPr>
-                <w:rFonts w:ascii="Arial" w:hAnsi="Arial"/>
+                <w:rFonts w:ascii="Verdana" w:hAnsi="Verdana"/>
                 <w:b w:val="0"/>
                 <w:sz w:val="16"/>
               </w:rPr>
@@ -714,7 +716,7 @@
             <w:r/>
             <w:r>
               <w:rPr>
-                <w:rFonts w:ascii="Arial" w:hAnsi="Arial"/>
+                <w:rFonts w:ascii="Verdana" w:hAnsi="Verdana"/>
                 <w:b w:val="0"/>
                 <w:sz w:val="16"/>
               </w:rPr>
@@ -730,7 +732,7 @@
             <w:r/>
             <w:r>
               <w:rPr>
-                <w:rFonts w:ascii="Arial" w:hAnsi="Arial"/>
+                <w:rFonts w:ascii="Verdana" w:hAnsi="Verdana"/>
                 <w:b w:val="0"/>
                 <w:sz w:val="16"/>
               </w:rPr>
@@ -746,7 +748,7 @@
             <w:r/>
             <w:r>
               <w:rPr>
-                <w:rFonts w:ascii="Arial" w:hAnsi="Arial"/>
+                <w:rFonts w:ascii="Verdana" w:hAnsi="Verdana"/>
                 <w:b w:val="0"/>
                 <w:sz w:val="16"/>
               </w:rPr>
@@ -762,7 +764,7 @@
             <w:r/>
             <w:r>
               <w:rPr>
-                <w:rFonts w:ascii="Arial" w:hAnsi="Arial"/>
+                <w:rFonts w:ascii="Verdana" w:hAnsi="Verdana"/>
                 <w:b w:val="0"/>
                 <w:sz w:val="16"/>
               </w:rPr>
@@ -779,7 +781,7 @@
             <w:r/>
             <w:r>
               <w:rPr>
-                <w:rFonts w:ascii="Arial" w:hAnsi="Arial"/>
+                <w:rFonts w:ascii="Verdana" w:hAnsi="Verdana"/>
                 <w:b w:val="0"/>
                 <w:sz w:val="16"/>
               </w:rPr>
@@ -795,7 +797,7 @@
             <w:r/>
             <w:r>
               <w:rPr>
-                <w:rFonts w:ascii="Arial" w:hAnsi="Arial"/>
+                <w:rFonts w:ascii="Verdana" w:hAnsi="Verdana"/>
                 <w:b w:val="0"/>
                 <w:sz w:val="16"/>
               </w:rPr>
@@ -811,7 +813,7 @@
             <w:r/>
             <w:r>
               <w:rPr>
-                <w:rFonts w:ascii="Arial" w:hAnsi="Arial"/>
+                <w:rFonts w:ascii="Verdana" w:hAnsi="Verdana"/>
                 <w:b w:val="0"/>
                 <w:sz w:val="16"/>
               </w:rPr>
@@ -827,7 +829,7 @@
             <w:r/>
             <w:r>
               <w:rPr>
-                <w:rFonts w:ascii="Arial" w:hAnsi="Arial"/>
+                <w:rFonts w:ascii="Verdana" w:hAnsi="Verdana"/>
                 <w:b w:val="0"/>
                 <w:sz w:val="16"/>
               </w:rPr>
@@ -844,7 +846,7 @@
             <w:r/>
             <w:r>
               <w:rPr>
-                <w:rFonts w:ascii="Arial" w:hAnsi="Arial"/>
+                <w:rFonts w:ascii="Verdana" w:hAnsi="Verdana"/>
                 <w:b w:val="0"/>
                 <w:sz w:val="16"/>
               </w:rPr>
@@ -860,7 +862,7 @@
             <w:r/>
             <w:r>
               <w:rPr>
-                <w:rFonts w:ascii="Arial" w:hAnsi="Arial"/>
+                <w:rFonts w:ascii="Verdana" w:hAnsi="Verdana"/>
                 <w:b w:val="0"/>
                 <w:sz w:val="16"/>
               </w:rPr>
@@ -876,7 +878,7 @@
             <w:r/>
             <w:r>
               <w:rPr>
-                <w:rFonts w:ascii="Arial" w:hAnsi="Arial"/>
+                <w:rFonts w:ascii="Verdana" w:hAnsi="Verdana"/>
                 <w:b w:val="0"/>
                 <w:sz w:val="16"/>
               </w:rPr>
@@ -892,7 +894,7 @@
             <w:r/>
             <w:r>
               <w:rPr>
-                <w:rFonts w:ascii="Arial" w:hAnsi="Arial"/>
+                <w:rFonts w:ascii="Verdana" w:hAnsi="Verdana"/>
                 <w:b w:val="0"/>
                 <w:sz w:val="16"/>
               </w:rPr>
@@ -909,7 +911,7 @@
             <w:r/>
             <w:r>
               <w:rPr>
-                <w:rFonts w:ascii="Arial" w:hAnsi="Arial"/>
+                <w:rFonts w:ascii="Verdana" w:hAnsi="Verdana"/>
                 <w:b w:val="0"/>
                 <w:sz w:val="16"/>
               </w:rPr>
@@ -925,7 +927,7 @@
             <w:r/>
             <w:r>
               <w:rPr>
-                <w:rFonts w:ascii="Arial" w:hAnsi="Arial"/>
+                <w:rFonts w:ascii="Verdana" w:hAnsi="Verdana"/>
                 <w:b w:val="0"/>
                 <w:sz w:val="16"/>
               </w:rPr>
@@ -941,7 +943,7 @@
             <w:r/>
             <w:r>
               <w:rPr>
-                <w:rFonts w:ascii="Arial" w:hAnsi="Arial"/>
+                <w:rFonts w:ascii="Verdana" w:hAnsi="Verdana"/>
                 <w:b w:val="0"/>
                 <w:sz w:val="16"/>
               </w:rPr>
@@ -956,7 +958,7 @@
             <w:r/>
             <w:r>
               <w:rPr>
-                <w:rFonts w:ascii="Arial" w:hAnsi="Arial"/>
+                <w:rFonts w:ascii="Verdana" w:hAnsi="Verdana"/>
                 <w:b w:val="0"/>
                 <w:sz w:val="16"/>
               </w:rPr>
@@ -973,7 +975,7 @@
             <w:r/>
             <w:r>
               <w:rPr>
-                <w:rFonts w:ascii="Arial" w:hAnsi="Arial"/>
+                <w:rFonts w:ascii="Verdana" w:hAnsi="Verdana"/>
                 <w:b w:val="0"/>
                 <w:sz w:val="16"/>
               </w:rPr>
@@ -989,7 +991,7 @@
             <w:r/>
             <w:r>
               <w:rPr>
-                <w:rFonts w:ascii="Arial" w:hAnsi="Arial"/>
+                <w:rFonts w:ascii="Verdana" w:hAnsi="Verdana"/>
                 <w:b w:val="0"/>
                 <w:sz w:val="16"/>
               </w:rPr>
@@ -1005,7 +1007,7 @@
             <w:r/>
             <w:r>
               <w:rPr>
-                <w:rFonts w:ascii="Arial" w:hAnsi="Arial"/>
+                <w:rFonts w:ascii="Verdana" w:hAnsi="Verdana"/>
                 <w:b w:val="0"/>
                 <w:sz w:val="16"/>
               </w:rPr>
@@ -1020,7 +1022,7 @@
             <w:r/>
             <w:r>
               <w:rPr>
-                <w:rFonts w:ascii="Arial" w:hAnsi="Arial"/>
+                <w:rFonts w:ascii="Verdana" w:hAnsi="Verdana"/>
                 <w:b w:val="0"/>
                 <w:sz w:val="16"/>
               </w:rPr>
@@ -1037,7 +1039,7 @@
             <w:r/>
             <w:r>
               <w:rPr>
-                <w:rFonts w:ascii="Arial" w:hAnsi="Arial"/>
+                <w:rFonts w:ascii="Verdana" w:hAnsi="Verdana"/>
                 <w:b w:val="0"/>
                 <w:sz w:val="16"/>
               </w:rPr>
@@ -1053,7 +1055,7 @@
             <w:r/>
             <w:r>
               <w:rPr>
-                <w:rFonts w:ascii="Arial" w:hAnsi="Arial"/>
+                <w:rFonts w:ascii="Verdana" w:hAnsi="Verdana"/>
                 <w:b w:val="0"/>
                 <w:sz w:val="16"/>
               </w:rPr>
@@ -1069,7 +1071,7 @@
             <w:r/>
             <w:r>
               <w:rPr>
-                <w:rFonts w:ascii="Arial" w:hAnsi="Arial"/>
+                <w:rFonts w:ascii="Verdana" w:hAnsi="Verdana"/>
                 <w:b w:val="0"/>
                 <w:sz w:val="16"/>
               </w:rPr>
@@ -1084,7 +1086,7 @@
             <w:r/>
             <w:r>
               <w:rPr>
-                <w:rFonts w:ascii="Arial" w:hAnsi="Arial"/>
+                <w:rFonts w:ascii="Verdana" w:hAnsi="Verdana"/>
                 <w:b w:val="0"/>
                 <w:sz w:val="16"/>
               </w:rPr>
@@ -1101,7 +1103,7 @@
             <w:r/>
             <w:r>
               <w:rPr>
-                <w:rFonts w:ascii="Arial" w:hAnsi="Arial"/>
+                <w:rFonts w:ascii="Verdana" w:hAnsi="Verdana"/>
                 <w:b w:val="0"/>
                 <w:sz w:val="16"/>
               </w:rPr>
@@ -1117,7 +1119,7 @@
             <w:r/>
             <w:r>
               <w:rPr>
-                <w:rFonts w:ascii="Arial" w:hAnsi="Arial"/>
+                <w:rFonts w:ascii="Verdana" w:hAnsi="Verdana"/>
                 <w:b w:val="0"/>
                 <w:sz w:val="16"/>
               </w:rPr>
@@ -1133,7 +1135,7 @@
             <w:r/>
             <w:r>
               <w:rPr>
-                <w:rFonts w:ascii="Arial" w:hAnsi="Arial"/>
+                <w:rFonts w:ascii="Verdana" w:hAnsi="Verdana"/>
                 <w:b w:val="0"/>
                 <w:sz w:val="16"/>
               </w:rPr>
@@ -1148,7 +1150,7 @@
             <w:r/>
             <w:r>
               <w:rPr>
-                <w:rFonts w:ascii="Arial" w:hAnsi="Arial"/>
+                <w:rFonts w:ascii="Verdana" w:hAnsi="Verdana"/>
                 <w:b w:val="0"/>
                 <w:sz w:val="16"/>
               </w:rPr>
@@ -1165,7 +1167,7 @@
             <w:r/>
             <w:r>
               <w:rPr>
-                <w:rFonts w:ascii="Arial" w:hAnsi="Arial"/>
+                <w:rFonts w:ascii="Verdana" w:hAnsi="Verdana"/>
                 <w:b w:val="0"/>
                 <w:sz w:val="16"/>
               </w:rPr>
@@ -1181,7 +1183,7 @@
             <w:r/>
             <w:r>
               <w:rPr>
-                <w:rFonts w:ascii="Arial" w:hAnsi="Arial"/>
+                <w:rFonts w:ascii="Verdana" w:hAnsi="Verdana"/>
                 <w:b w:val="0"/>
                 <w:sz w:val="16"/>
               </w:rPr>
@@ -1197,7 +1199,7 @@
             <w:r/>
             <w:r>
               <w:rPr>
-                <w:rFonts w:ascii="Arial" w:hAnsi="Arial"/>
+                <w:rFonts w:ascii="Verdana" w:hAnsi="Verdana"/>
                 <w:b w:val="0"/>
                 <w:sz w:val="16"/>
               </w:rPr>
@@ -1212,7 +1214,7 @@
             <w:r/>
             <w:r>
               <w:rPr>
-                <w:rFonts w:ascii="Arial" w:hAnsi="Arial"/>
+                <w:rFonts w:ascii="Verdana" w:hAnsi="Verdana"/>
                 <w:b w:val="0"/>
                 <w:sz w:val="16"/>
               </w:rPr>
@@ -1229,7 +1231,7 @@
             <w:r/>
             <w:r>
               <w:rPr>
-                <w:rFonts w:ascii="Arial" w:hAnsi="Arial"/>
+                <w:rFonts w:ascii="Verdana" w:hAnsi="Verdana"/>
                 <w:b w:val="0"/>
                 <w:sz w:val="16"/>
               </w:rPr>
@@ -1245,7 +1247,7 @@
             <w:r/>
             <w:r>
               <w:rPr>
-                <w:rFonts w:ascii="Arial" w:hAnsi="Arial"/>
+                <w:rFonts w:ascii="Verdana" w:hAnsi="Verdana"/>
                 <w:b w:val="0"/>
                 <w:sz w:val="16"/>
               </w:rPr>
@@ -1261,7 +1263,7 @@
             <w:r/>
             <w:r>
               <w:rPr>
-                <w:rFonts w:ascii="Arial" w:hAnsi="Arial"/>
+                <w:rFonts w:ascii="Verdana" w:hAnsi="Verdana"/>
                 <w:b w:val="0"/>
                 <w:sz w:val="16"/>
               </w:rPr>
@@ -1276,7 +1278,7 @@
             <w:r/>
             <w:r>
               <w:rPr>
-                <w:rFonts w:ascii="Arial" w:hAnsi="Arial"/>
+                <w:rFonts w:ascii="Verdana" w:hAnsi="Verdana"/>
                 <w:b w:val="0"/>
                 <w:sz w:val="16"/>
               </w:rPr>
@@ -1293,7 +1295,7 @@
             <w:r/>
             <w:r>
               <w:rPr>
-                <w:rFonts w:ascii="Arial" w:hAnsi="Arial"/>
+                <w:rFonts w:ascii="Verdana" w:hAnsi="Verdana"/>
                 <w:b w:val="0"/>
                 <w:sz w:val="16"/>
               </w:rPr>
@@ -1309,7 +1311,7 @@
             <w:r/>
             <w:r>
               <w:rPr>
-                <w:rFonts w:ascii="Arial" w:hAnsi="Arial"/>
+                <w:rFonts w:ascii="Verdana" w:hAnsi="Verdana"/>
                 <w:b w:val="0"/>
                 <w:sz w:val="16"/>
               </w:rPr>
@@ -1325,7 +1327,7 @@
             <w:r/>
             <w:r>
               <w:rPr>
-                <w:rFonts w:ascii="Arial" w:hAnsi="Arial"/>
+                <w:rFonts w:ascii="Verdana" w:hAnsi="Verdana"/>
                 <w:b w:val="0"/>
                 <w:sz w:val="16"/>
               </w:rPr>
@@ -1340,7 +1342,7 @@
             <w:r/>
             <w:r>
               <w:rPr>
-                <w:rFonts w:ascii="Arial" w:hAnsi="Arial"/>
+                <w:rFonts w:ascii="Verdana" w:hAnsi="Verdana"/>
                 <w:b w:val="0"/>
                 <w:sz w:val="16"/>
               </w:rPr>
@@ -1357,7 +1359,7 @@
             <w:r/>
             <w:r>
               <w:rPr>
-                <w:rFonts w:ascii="Arial" w:hAnsi="Arial"/>
+                <w:rFonts w:ascii="Verdana" w:hAnsi="Verdana"/>
                 <w:b w:val="0"/>
                 <w:sz w:val="16"/>
               </w:rPr>
@@ -1373,7 +1375,7 @@
             <w:r/>
             <w:r>
               <w:rPr>
-                <w:rFonts w:ascii="Arial" w:hAnsi="Arial"/>
+                <w:rFonts w:ascii="Verdana" w:hAnsi="Verdana"/>
                 <w:b w:val="0"/>
                 <w:sz w:val="16"/>
               </w:rPr>
@@ -1389,7 +1391,7 @@
             <w:r/>
             <w:r>
               <w:rPr>
-                <w:rFonts w:ascii="Arial" w:hAnsi="Arial"/>
+                <w:rFonts w:ascii="Verdana" w:hAnsi="Verdana"/>
                 <w:b w:val="0"/>
                 <w:sz w:val="16"/>
               </w:rPr>
@@ -1404,7 +1406,7 @@
             <w:r/>
             <w:r>
               <w:rPr>
-                <w:rFonts w:ascii="Arial" w:hAnsi="Arial"/>
+                <w:rFonts w:ascii="Verdana" w:hAnsi="Verdana"/>
                 <w:b w:val="0"/>
                 <w:sz w:val="16"/>
               </w:rPr>
@@ -1421,7 +1423,7 @@
             <w:r/>
             <w:r>
               <w:rPr>
-                <w:rFonts w:ascii="Arial" w:hAnsi="Arial"/>
+                <w:rFonts w:ascii="Verdana" w:hAnsi="Verdana"/>
                 <w:b w:val="0"/>
                 <w:sz w:val="16"/>
               </w:rPr>
@@ -1437,7 +1439,7 @@
             <w:r/>
             <w:r>
               <w:rPr>
-                <w:rFonts w:ascii="Arial" w:hAnsi="Arial"/>
+                <w:rFonts w:ascii="Verdana" w:hAnsi="Verdana"/>
                 <w:b w:val="0"/>
                 <w:sz w:val="16"/>
               </w:rPr>
@@ -1453,7 +1455,7 @@
             <w:r/>
             <w:r>
               <w:rPr>
-                <w:rFonts w:ascii="Arial" w:hAnsi="Arial"/>
+                <w:rFonts w:ascii="Verdana" w:hAnsi="Verdana"/>
                 <w:b w:val="0"/>
                 <w:sz w:val="16"/>
               </w:rPr>
@@ -1468,7 +1470,7 @@
             <w:r/>
             <w:r>
               <w:rPr>
-                <w:rFonts w:ascii="Arial" w:hAnsi="Arial"/>
+                <w:rFonts w:ascii="Verdana" w:hAnsi="Verdana"/>
                 <w:b w:val="0"/>
                 <w:sz w:val="16"/>
               </w:rPr>
@@ -1485,7 +1487,7 @@
             <w:r/>
             <w:r>
               <w:rPr>
-                <w:rFonts w:ascii="Arial" w:hAnsi="Arial"/>
+                <w:rFonts w:ascii="Verdana" w:hAnsi="Verdana"/>
                 <w:b w:val="0"/>
                 <w:sz w:val="16"/>
               </w:rPr>
@@ -1501,7 +1503,7 @@
             <w:r/>
             <w:r>
               <w:rPr>
-                <w:rFonts w:ascii="Arial" w:hAnsi="Arial"/>
+                <w:rFonts w:ascii="Verdana" w:hAnsi="Verdana"/>
                 <w:b w:val="0"/>
                 <w:sz w:val="16"/>
               </w:rPr>
@@ -1517,7 +1519,7 @@
             <w:r/>
             <w:r>
               <w:rPr>
-                <w:rFonts w:ascii="Arial" w:hAnsi="Arial"/>
+                <w:rFonts w:ascii="Verdana" w:hAnsi="Verdana"/>
                 <w:b w:val="0"/>
                 <w:sz w:val="16"/>
               </w:rPr>
@@ -1532,7 +1534,7 @@
             <w:r/>
             <w:r>
               <w:rPr>
-                <w:rFonts w:ascii="Arial" w:hAnsi="Arial"/>
+                <w:rFonts w:ascii="Verdana" w:hAnsi="Verdana"/>
                 <w:b w:val="0"/>
                 <w:sz w:val="16"/>
               </w:rPr>
@@ -1549,7 +1551,7 @@
             <w:r/>
             <w:r>
               <w:rPr>
-                <w:rFonts w:ascii="Arial" w:hAnsi="Arial"/>
+                <w:rFonts w:ascii="Verdana" w:hAnsi="Verdana"/>
                 <w:b w:val="0"/>
                 <w:sz w:val="16"/>
               </w:rPr>
@@ -1565,7 +1567,7 @@
             <w:r/>
             <w:r>
               <w:rPr>
-                <w:rFonts w:ascii="Arial" w:hAnsi="Arial"/>
+                <w:rFonts w:ascii="Verdana" w:hAnsi="Verdana"/>
                 <w:b w:val="0"/>
                 <w:sz w:val="16"/>
               </w:rPr>
@@ -1581,7 +1583,7 @@
             <w:r/>
             <w:r>
               <w:rPr>
-                <w:rFonts w:ascii="Arial" w:hAnsi="Arial"/>
+                <w:rFonts w:ascii="Verdana" w:hAnsi="Verdana"/>
                 <w:b w:val="0"/>
                 <w:sz w:val="16"/>
               </w:rPr>
@@ -1596,7 +1598,7 @@
             <w:r/>
             <w:r>
               <w:rPr>
-                <w:rFonts w:ascii="Arial" w:hAnsi="Arial"/>
+                <w:rFonts w:ascii="Verdana" w:hAnsi="Verdana"/>
                 <w:b w:val="0"/>
                 <w:sz w:val="16"/>
               </w:rPr>
@@ -1613,7 +1615,7 @@
             <w:r/>
             <w:r>
               <w:rPr>
-                <w:rFonts w:ascii="Arial" w:hAnsi="Arial"/>
+                <w:rFonts w:ascii="Verdana" w:hAnsi="Verdana"/>
                 <w:b w:val="0"/>
                 <w:sz w:val="16"/>
               </w:rPr>
@@ -1629,7 +1631,7 @@
             <w:r/>
             <w:r>
               <w:rPr>
-                <w:rFonts w:ascii="Arial" w:hAnsi="Arial"/>
+                <w:rFonts w:ascii="Verdana" w:hAnsi="Verdana"/>
                 <w:b w:val="0"/>
                 <w:sz w:val="16"/>
               </w:rPr>
@@ -1645,7 +1647,7 @@
             <w:r/>
             <w:r>
               <w:rPr>
-                <w:rFonts w:ascii="Arial" w:hAnsi="Arial"/>
+                <w:rFonts w:ascii="Verdana" w:hAnsi="Verdana"/>
                 <w:b w:val="0"/>
                 <w:sz w:val="16"/>
               </w:rPr>
@@ -1660,7 +1662,7 @@
             <w:r/>
             <w:r>
               <w:rPr>
-                <w:rFonts w:ascii="Arial" w:hAnsi="Arial"/>
+                <w:rFonts w:ascii="Verdana" w:hAnsi="Verdana"/>
                 <w:b w:val="0"/>
                 <w:sz w:val="16"/>
               </w:rPr>
@@ -1677,7 +1679,7 @@
             <w:r/>
             <w:r>
               <w:rPr>
-                <w:rFonts w:ascii="Arial" w:hAnsi="Arial"/>
+                <w:rFonts w:ascii="Verdana" w:hAnsi="Verdana"/>
                 <w:b w:val="0"/>
                 <w:sz w:val="16"/>
               </w:rPr>
@@ -1693,7 +1695,7 @@
             <w:r/>
             <w:r>
               <w:rPr>
-                <w:rFonts w:ascii="Arial" w:hAnsi="Arial"/>
+                <w:rFonts w:ascii="Verdana" w:hAnsi="Verdana"/>
                 <w:b w:val="0"/>
                 <w:sz w:val="16"/>
               </w:rPr>
@@ -1709,7 +1711,7 @@
             <w:r/>
             <w:r>
               <w:rPr>
-                <w:rFonts w:ascii="Arial" w:hAnsi="Arial"/>
+                <w:rFonts w:ascii="Verdana" w:hAnsi="Verdana"/>
                 <w:b w:val="0"/>
                 <w:sz w:val="16"/>
               </w:rPr>
@@ -1724,7 +1726,7 @@
             <w:r/>
             <w:r>
               <w:rPr>
-                <w:rFonts w:ascii="Arial" w:hAnsi="Arial"/>
+                <w:rFonts w:ascii="Verdana" w:hAnsi="Verdana"/>
                 <w:b w:val="0"/>
                 <w:sz w:val="16"/>
               </w:rPr>
@@ -1741,7 +1743,7 @@
             <w:r/>
             <w:r>
               <w:rPr>
-                <w:rFonts w:ascii="Arial" w:hAnsi="Arial"/>
+                <w:rFonts w:ascii="Verdana" w:hAnsi="Verdana"/>
                 <w:b w:val="0"/>
                 <w:sz w:val="16"/>
               </w:rPr>
@@ -1757,7 +1759,7 @@
             <w:r/>
             <w:r>
               <w:rPr>
-                <w:rFonts w:ascii="Arial" w:hAnsi="Arial"/>
+                <w:rFonts w:ascii="Verdana" w:hAnsi="Verdana"/>
                 <w:b w:val="0"/>
                 <w:sz w:val="16"/>
               </w:rPr>
@@ -1773,7 +1775,7 @@
             <w:r/>
             <w:r>
               <w:rPr>
-                <w:rFonts w:ascii="Arial" w:hAnsi="Arial"/>
+                <w:rFonts w:ascii="Verdana" w:hAnsi="Verdana"/>
                 <w:b w:val="0"/>
                 <w:sz w:val="16"/>
               </w:rPr>
@@ -1788,7 +1790,7 @@
             <w:r/>
             <w:r>
               <w:rPr>
-                <w:rFonts w:ascii="Arial" w:hAnsi="Arial"/>
+                <w:rFonts w:ascii="Verdana" w:hAnsi="Verdana"/>
                 <w:b w:val="0"/>
                 <w:sz w:val="16"/>
               </w:rPr>
@@ -1801,7 +1803,7 @@
     <w:p>
       <w:r>
         <w:rPr>
-          <w:rFonts w:ascii="Arial" w:hAnsi="Arial"/>
+          <w:rFonts w:ascii="Verdana" w:hAnsi="Verdana"/>
           <w:b/>
           <w:sz w:val="18"/>
         </w:rPr>
@@ -1814,6 +1816,20 @@
         <w:tblW w:type="auto" w:w="0"/>
         <w:jc w:val="center"/>
         <w:tblLook w:firstColumn="1" w:firstRow="1" w:lastColumn="0" w:lastRow="0" w:noHBand="0" w:noVBand="1" w:val="04A0"/>
+        <w:tblBorders>
+          <w:top w:val="single" w:sz="4" w:space="0" w:color="595959"/>
+          <w:left w:val="single" w:sz="4" w:space="0" w:color="595959"/>
+          <w:bottom w:val="single" w:sz="4" w:space="0" w:color="595959"/>
+          <w:right w:val="single" w:sz="4" w:space="0" w:color="595959"/>
+          <w:insideH w:val="single" w:sz="4" w:space="0" w:color="595959"/>
+          <w:insideV w:val="single" w:sz="4" w:space="0" w:color="595959"/>
+        </w:tblBorders>
+        <w:tblCellMar>
+          <w:top w:w="85" w:type="dxa"/>
+          <w:left w:w="85" w:type="dxa"/>
+          <w:bottom w:w="85" w:type="dxa"/>
+          <w:right w:w="85" w:type="dxa"/>
+        </w:tblCellMar>
       </w:tblPr>
       <w:tblGrid>
         <w:gridCol w:w="3784"/>
@@ -1824,81 +1840,69 @@
       <w:tr>
         <w:tc>
           <w:tcPr>
+            <w:tcW w:type="dxa" w:w="1134"/>
+            <w:shd w:val="clear" w:color="auto" w:fill="D9D9D9"/>
+          </w:tcPr>
+          <w:p>
+            <w:r/>
+            <w:r>
+              <w:rPr>
+                <w:rFonts w:ascii="Verdana" w:hAnsi="Verdana"/>
+                <w:b w:val="0"/>
+                <w:sz w:val="16"/>
+              </w:rPr>
+              <w:t>CHIFFRE DU CODE</w:t>
+            </w:r>
+          </w:p>
+        </w:tc>
+        <w:tc>
+          <w:tcPr>
             <w:tcW w:type="dxa" w:w="3784"/>
-            <w:shd w:val="clear" w:color="auto" w:fill="D9E2F3"/>
-          </w:tcPr>
-          <w:p>
-            <w:pPr>
-              <w:jc w:val="center"/>
-            </w:pPr>
-            <w:r/>
-            <w:r>
-              <w:rPr>
-                <w:rFonts w:ascii="Arial" w:hAnsi="Arial"/>
-                <w:b/>
-                <w:sz w:val="16"/>
-              </w:rPr>
-              <w:t>Code Figure</w:t>
+            <w:shd w:val="clear" w:color="auto" w:fill="D9D9D9"/>
+          </w:tcPr>
+          <w:p>
+            <w:r/>
+            <w:r>
+              <w:rPr>
+                <w:rFonts w:ascii="Verdana" w:hAnsi="Verdana"/>
+                <w:b w:val="0"/>
+                <w:sz w:val="16"/>
+              </w:rPr>
+              <w:t>SIGNIFICATION</w:t>
             </w:r>
           </w:p>
         </w:tc>
         <w:tc>
           <w:tcPr>
             <w:tcW w:type="dxa" w:w="3784"/>
-            <w:shd w:val="clear" w:color="auto" w:fill="D9E2F3"/>
-          </w:tcPr>
-          <w:p>
-            <w:pPr>
-              <w:jc w:val="center"/>
-            </w:pPr>
-            <w:r/>
-            <w:r>
-              <w:rPr>
-                <w:rFonts w:ascii="Arial" w:hAnsi="Arial"/>
-                <w:b/>
-                <w:sz w:val="16"/>
-              </w:rPr>
-              <w:t>Entry Name</w:t>
+            <w:shd w:val="clear" w:color="auto" w:fill="D9D9D9"/>
+          </w:tcPr>
+          <w:p>
+            <w:r/>
+            <w:r>
+              <w:rPr>
+                <w:rFonts w:ascii="Verdana" w:hAnsi="Verdana"/>
+                <w:b w:val="0"/>
+                <w:sz w:val="16"/>
+              </w:rPr>
+              <w:t>SOUS 1</w:t>
             </w:r>
           </w:p>
         </w:tc>
         <w:tc>
           <w:tcPr>
             <w:tcW w:type="dxa" w:w="3784"/>
-            <w:shd w:val="clear" w:color="auto" w:fill="D9E2F3"/>
-          </w:tcPr>
-          <w:p>
-            <w:pPr>
-              <w:jc w:val="center"/>
-            </w:pPr>
-            <w:r/>
-            <w:r>
-              <w:rPr>
-                <w:rFonts w:ascii="Arial" w:hAnsi="Arial"/>
-                <w:b/>
-                <w:sz w:val="16"/>
-              </w:rPr>
-              <w:t>Sub 1</w:t>
-            </w:r>
-          </w:p>
-        </w:tc>
-        <w:tc>
-          <w:tcPr>
-            <w:tcW w:type="dxa" w:w="3784"/>
-            <w:shd w:val="clear" w:color="auto" w:fill="D9E2F3"/>
-          </w:tcPr>
-          <w:p>
-            <w:pPr>
-              <w:jc w:val="center"/>
-            </w:pPr>
-            <w:r/>
-            <w:r>
-              <w:rPr>
-                <w:rFonts w:ascii="Arial" w:hAnsi="Arial"/>
-                <w:b/>
-                <w:sz w:val="16"/>
-              </w:rPr>
-              <w:t>Note</w:t>
+            <w:shd w:val="clear" w:color="auto" w:fill="D9D9D9"/>
+          </w:tcPr>
+          <w:p>
+            <w:r/>
+            <w:r>
+              <w:rPr>
+                <w:rFonts w:ascii="Verdana" w:hAnsi="Verdana"/>
+                <w:b w:val="0"/>
+                <w:sz w:val="16"/>
+              </w:rPr>
+              <w:t>NOTE</w:t>
             </w:r>
           </w:p>
         </w:tc>
@@ -1912,7 +1916,7 @@
             <w:r/>
             <w:r>
               <w:rPr>
-                <w:rFonts w:ascii="Arial" w:hAnsi="Arial"/>
+                <w:rFonts w:ascii="Verdana" w:hAnsi="Verdana"/>
                 <w:b w:val="0"/>
                 <w:sz w:val="16"/>
               </w:rPr>
@@ -1928,7 +1932,7 @@
             <w:r/>
             <w:r>
               <w:rPr>
-                <w:rFonts w:ascii="Arial" w:hAnsi="Arial"/>
+                <w:rFonts w:ascii="Verdana" w:hAnsi="Verdana"/>
                 <w:b w:val="0"/>
                 <w:sz w:val="16"/>
               </w:rPr>
@@ -1944,7 +1948,7 @@
             <w:r/>
             <w:r>
               <w:rPr>
-                <w:rFonts w:ascii="Arial" w:hAnsi="Arial"/>
+                <w:rFonts w:ascii="Verdana" w:hAnsi="Verdana"/>
                 <w:b w:val="0"/>
                 <w:sz w:val="16"/>
               </w:rPr>
@@ -1960,7 +1964,7 @@
             <w:r/>
             <w:r>
               <w:rPr>
-                <w:rFonts w:ascii="Arial" w:hAnsi="Arial"/>
+                <w:rFonts w:ascii="Verdana" w:hAnsi="Verdana"/>
                 <w:b w:val="0"/>
                 <w:sz w:val="16"/>
               </w:rPr>
@@ -1977,7 +1981,7 @@
             <w:r/>
             <w:r>
               <w:rPr>
-                <w:rFonts w:ascii="Arial" w:hAnsi="Arial"/>
+                <w:rFonts w:ascii="Verdana" w:hAnsi="Verdana"/>
                 <w:b w:val="0"/>
                 <w:sz w:val="16"/>
               </w:rPr>
@@ -1993,7 +1997,7 @@
             <w:r/>
             <w:r>
               <w:rPr>
-                <w:rFonts w:ascii="Arial" w:hAnsi="Arial"/>
+                <w:rFonts w:ascii="Verdana" w:hAnsi="Verdana"/>
                 <w:b w:val="0"/>
                 <w:sz w:val="16"/>
               </w:rPr>
@@ -2009,7 +2013,7 @@
             <w:r/>
             <w:r>
               <w:rPr>
-                <w:rFonts w:ascii="Arial" w:hAnsi="Arial"/>
+                <w:rFonts w:ascii="Verdana" w:hAnsi="Verdana"/>
                 <w:b w:val="0"/>
                 <w:sz w:val="16"/>
               </w:rPr>
@@ -2025,7 +2029,7 @@
             <w:r/>
             <w:r>
               <w:rPr>
-                <w:rFonts w:ascii="Arial" w:hAnsi="Arial"/>
+                <w:rFonts w:ascii="Verdana" w:hAnsi="Verdana"/>
                 <w:b w:val="0"/>
                 <w:sz w:val="16"/>
               </w:rPr>
@@ -2042,7 +2046,7 @@
             <w:r/>
             <w:r>
               <w:rPr>
-                <w:rFonts w:ascii="Arial" w:hAnsi="Arial"/>
+                <w:rFonts w:ascii="Verdana" w:hAnsi="Verdana"/>
                 <w:b w:val="0"/>
                 <w:sz w:val="16"/>
               </w:rPr>
@@ -2058,7 +2062,7 @@
             <w:r/>
             <w:r>
               <w:rPr>
-                <w:rFonts w:ascii="Arial" w:hAnsi="Arial"/>
+                <w:rFonts w:ascii="Verdana" w:hAnsi="Verdana"/>
                 <w:b w:val="0"/>
                 <w:sz w:val="16"/>
               </w:rPr>
@@ -2074,7 +2078,7 @@
             <w:r/>
             <w:r>
               <w:rPr>
-                <w:rFonts w:ascii="Arial" w:hAnsi="Arial"/>
+                <w:rFonts w:ascii="Verdana" w:hAnsi="Verdana"/>
                 <w:b w:val="0"/>
                 <w:sz w:val="16"/>
               </w:rPr>
@@ -2090,7 +2094,7 @@
             <w:r/>
             <w:r>
               <w:rPr>
-                <w:rFonts w:ascii="Arial" w:hAnsi="Arial"/>
+                <w:rFonts w:ascii="Verdana" w:hAnsi="Verdana"/>
                 <w:b w:val="0"/>
                 <w:sz w:val="16"/>
               </w:rPr>
@@ -2107,7 +2111,7 @@
             <w:r/>
             <w:r>
               <w:rPr>
-                <w:rFonts w:ascii="Arial" w:hAnsi="Arial"/>
+                <w:rFonts w:ascii="Verdana" w:hAnsi="Verdana"/>
                 <w:b w:val="0"/>
                 <w:sz w:val="16"/>
               </w:rPr>
@@ -2123,7 +2127,7 @@
             <w:r/>
             <w:r>
               <w:rPr>
-                <w:rFonts w:ascii="Arial" w:hAnsi="Arial"/>
+                <w:rFonts w:ascii="Verdana" w:hAnsi="Verdana"/>
                 <w:b w:val="0"/>
                 <w:sz w:val="16"/>
               </w:rPr>
@@ -2139,7 +2143,7 @@
             <w:r/>
             <w:r>
               <w:rPr>
-                <w:rFonts w:ascii="Arial" w:hAnsi="Arial"/>
+                <w:rFonts w:ascii="Verdana" w:hAnsi="Verdana"/>
                 <w:b w:val="0"/>
                 <w:sz w:val="16"/>
               </w:rPr>
@@ -2155,7 +2159,7 @@
             <w:r/>
             <w:r>
               <w:rPr>
-                <w:rFonts w:ascii="Arial" w:hAnsi="Arial"/>
+                <w:rFonts w:ascii="Verdana" w:hAnsi="Verdana"/>
                 <w:b w:val="0"/>
                 <w:sz w:val="16"/>
               </w:rPr>
@@ -2172,7 +2176,7 @@
             <w:r/>
             <w:r>
               <w:rPr>
-                <w:rFonts w:ascii="Arial" w:hAnsi="Arial"/>
+                <w:rFonts w:ascii="Verdana" w:hAnsi="Verdana"/>
                 <w:b w:val="0"/>
                 <w:sz w:val="16"/>
               </w:rPr>
@@ -2188,7 +2192,7 @@
             <w:r/>
             <w:r>
               <w:rPr>
-                <w:rFonts w:ascii="Arial" w:hAnsi="Arial"/>
+                <w:rFonts w:ascii="Verdana" w:hAnsi="Verdana"/>
                 <w:b w:val="0"/>
                 <w:sz w:val="16"/>
               </w:rPr>
@@ -2204,7 +2208,7 @@
             <w:r/>
             <w:r>
               <w:rPr>
-                <w:rFonts w:ascii="Arial" w:hAnsi="Arial"/>
+                <w:rFonts w:ascii="Verdana" w:hAnsi="Verdana"/>
                 <w:b w:val="0"/>
                 <w:sz w:val="16"/>
               </w:rPr>
@@ -2220,7 +2224,7 @@
             <w:r/>
             <w:r>
               <w:rPr>
-                <w:rFonts w:ascii="Arial" w:hAnsi="Arial"/>
+                <w:rFonts w:ascii="Verdana" w:hAnsi="Verdana"/>
                 <w:b w:val="0"/>
                 <w:sz w:val="16"/>
               </w:rPr>
@@ -2237,7 +2241,7 @@
             <w:r/>
             <w:r>
               <w:rPr>
-                <w:rFonts w:ascii="Arial" w:hAnsi="Arial"/>
+                <w:rFonts w:ascii="Verdana" w:hAnsi="Verdana"/>
                 <w:b w:val="0"/>
                 <w:sz w:val="16"/>
               </w:rPr>
@@ -2253,7 +2257,7 @@
             <w:r/>
             <w:r>
               <w:rPr>
-                <w:rFonts w:ascii="Arial" w:hAnsi="Arial"/>
+                <w:rFonts w:ascii="Verdana" w:hAnsi="Verdana"/>
                 <w:b w:val="0"/>
                 <w:sz w:val="16"/>
               </w:rPr>
@@ -2269,7 +2273,7 @@
             <w:r/>
             <w:r>
               <w:rPr>
-                <w:rFonts w:ascii="Arial" w:hAnsi="Arial"/>
+                <w:rFonts w:ascii="Verdana" w:hAnsi="Verdana"/>
                 <w:b w:val="0"/>
                 <w:sz w:val="16"/>
               </w:rPr>
@@ -2285,7 +2289,7 @@
             <w:r/>
             <w:r>
               <w:rPr>
-                <w:rFonts w:ascii="Arial" w:hAnsi="Arial"/>
+                <w:rFonts w:ascii="Verdana" w:hAnsi="Verdana"/>
                 <w:b w:val="0"/>
                 <w:sz w:val="16"/>
               </w:rPr>
@@ -2302,7 +2306,7 @@
             <w:r/>
             <w:r>
               <w:rPr>
-                <w:rFonts w:ascii="Arial" w:hAnsi="Arial"/>
+                <w:rFonts w:ascii="Verdana" w:hAnsi="Verdana"/>
                 <w:b w:val="0"/>
                 <w:sz w:val="16"/>
               </w:rPr>
@@ -2318,7 +2322,7 @@
             <w:r/>
             <w:r>
               <w:rPr>
-                <w:rFonts w:ascii="Arial" w:hAnsi="Arial"/>
+                <w:rFonts w:ascii="Verdana" w:hAnsi="Verdana"/>
                 <w:b w:val="0"/>
                 <w:sz w:val="16"/>
               </w:rPr>
@@ -2334,7 +2338,7 @@
             <w:r/>
             <w:r>
               <w:rPr>
-                <w:rFonts w:ascii="Arial" w:hAnsi="Arial"/>
+                <w:rFonts w:ascii="Verdana" w:hAnsi="Verdana"/>
                 <w:b w:val="0"/>
                 <w:sz w:val="16"/>
               </w:rPr>
@@ -2350,7 +2354,7 @@
             <w:r/>
             <w:r>
               <w:rPr>
-                <w:rFonts w:ascii="Arial" w:hAnsi="Arial"/>
+                <w:rFonts w:ascii="Verdana" w:hAnsi="Verdana"/>
                 <w:b w:val="0"/>
                 <w:sz w:val="16"/>
               </w:rPr>
@@ -2367,7 +2371,7 @@
             <w:r/>
             <w:r>
               <w:rPr>
-                <w:rFonts w:ascii="Arial" w:hAnsi="Arial"/>
+                <w:rFonts w:ascii="Verdana" w:hAnsi="Verdana"/>
                 <w:b w:val="0"/>
                 <w:sz w:val="16"/>
               </w:rPr>
@@ -2383,7 +2387,7 @@
             <w:r/>
             <w:r>
               <w:rPr>
-                <w:rFonts w:ascii="Arial" w:hAnsi="Arial"/>
+                <w:rFonts w:ascii="Verdana" w:hAnsi="Verdana"/>
                 <w:b w:val="0"/>
                 <w:sz w:val="16"/>
               </w:rPr>
@@ -2399,7 +2403,7 @@
             <w:r/>
             <w:r>
               <w:rPr>
-                <w:rFonts w:ascii="Arial" w:hAnsi="Arial"/>
+                <w:rFonts w:ascii="Verdana" w:hAnsi="Verdana"/>
                 <w:b w:val="0"/>
                 <w:sz w:val="16"/>
               </w:rPr>
@@ -2415,7 +2419,7 @@
             <w:r/>
             <w:r>
               <w:rPr>
-                <w:rFonts w:ascii="Arial" w:hAnsi="Arial"/>
+                <w:rFonts w:ascii="Verdana" w:hAnsi="Verdana"/>
                 <w:b w:val="0"/>
                 <w:sz w:val="16"/>
               </w:rPr>
@@ -2432,7 +2436,7 @@
             <w:r/>
             <w:r>
               <w:rPr>
-                <w:rFonts w:ascii="Arial" w:hAnsi="Arial"/>
+                <w:rFonts w:ascii="Verdana" w:hAnsi="Verdana"/>
                 <w:b w:val="0"/>
                 <w:sz w:val="16"/>
               </w:rPr>
@@ -2448,7 +2452,7 @@
             <w:r/>
             <w:r>
               <w:rPr>
-                <w:rFonts w:ascii="Arial" w:hAnsi="Arial"/>
+                <w:rFonts w:ascii="Verdana" w:hAnsi="Verdana"/>
                 <w:b w:val="0"/>
                 <w:sz w:val="16"/>
               </w:rPr>
@@ -2464,7 +2468,7 @@
             <w:r/>
             <w:r>
               <w:rPr>
-                <w:rFonts w:ascii="Arial" w:hAnsi="Arial"/>
+                <w:rFonts w:ascii="Verdana" w:hAnsi="Verdana"/>
                 <w:b w:val="0"/>
                 <w:sz w:val="16"/>
               </w:rPr>
@@ -2480,7 +2484,7 @@
             <w:r/>
             <w:r>
               <w:rPr>
-                <w:rFonts w:ascii="Arial" w:hAnsi="Arial"/>
+                <w:rFonts w:ascii="Verdana" w:hAnsi="Verdana"/>
                 <w:b w:val="0"/>
                 <w:sz w:val="16"/>
               </w:rPr>
@@ -2497,7 +2501,7 @@
             <w:r/>
             <w:r>
               <w:rPr>
-                <w:rFonts w:ascii="Arial" w:hAnsi="Arial"/>
+                <w:rFonts w:ascii="Verdana" w:hAnsi="Verdana"/>
                 <w:b w:val="0"/>
                 <w:sz w:val="16"/>
               </w:rPr>
@@ -2513,7 +2517,7 @@
             <w:r/>
             <w:r>
               <w:rPr>
-                <w:rFonts w:ascii="Arial" w:hAnsi="Arial"/>
+                <w:rFonts w:ascii="Verdana" w:hAnsi="Verdana"/>
                 <w:b w:val="0"/>
                 <w:sz w:val="16"/>
               </w:rPr>
@@ -2529,7 +2533,7 @@
             <w:r/>
             <w:r>
               <w:rPr>
-                <w:rFonts w:ascii="Arial" w:hAnsi="Arial"/>
+                <w:rFonts w:ascii="Verdana" w:hAnsi="Verdana"/>
                 <w:b w:val="0"/>
                 <w:sz w:val="16"/>
               </w:rPr>
@@ -2545,7 +2549,7 @@
             <w:r/>
             <w:r>
               <w:rPr>
-                <w:rFonts w:ascii="Arial" w:hAnsi="Arial"/>
+                <w:rFonts w:ascii="Verdana" w:hAnsi="Verdana"/>
                 <w:b w:val="0"/>
                 <w:sz w:val="16"/>
               </w:rPr>
@@ -2562,7 +2566,7 @@
             <w:r/>
             <w:r>
               <w:rPr>
-                <w:rFonts w:ascii="Arial" w:hAnsi="Arial"/>
+                <w:rFonts w:ascii="Verdana" w:hAnsi="Verdana"/>
                 <w:b w:val="0"/>
                 <w:sz w:val="16"/>
               </w:rPr>
@@ -2578,7 +2582,7 @@
             <w:r/>
             <w:r>
               <w:rPr>
-                <w:rFonts w:ascii="Arial" w:hAnsi="Arial"/>
+                <w:rFonts w:ascii="Verdana" w:hAnsi="Verdana"/>
                 <w:b w:val="0"/>
                 <w:sz w:val="16"/>
               </w:rPr>
@@ -2594,7 +2598,7 @@
             <w:r/>
             <w:r>
               <w:rPr>
-                <w:rFonts w:ascii="Arial" w:hAnsi="Arial"/>
+                <w:rFonts w:ascii="Verdana" w:hAnsi="Verdana"/>
                 <w:b w:val="0"/>
                 <w:sz w:val="16"/>
               </w:rPr>
@@ -2610,7 +2614,7 @@
             <w:r/>
             <w:r>
               <w:rPr>
-                <w:rFonts w:ascii="Arial" w:hAnsi="Arial"/>
+                <w:rFonts w:ascii="Verdana" w:hAnsi="Verdana"/>
                 <w:b w:val="0"/>
                 <w:sz w:val="16"/>
               </w:rPr>
@@ -2627,7 +2631,7 @@
             <w:r/>
             <w:r>
               <w:rPr>
-                <w:rFonts w:ascii="Arial" w:hAnsi="Arial"/>
+                <w:rFonts w:ascii="Verdana" w:hAnsi="Verdana"/>
                 <w:b w:val="0"/>
                 <w:sz w:val="16"/>
               </w:rPr>
@@ -2643,7 +2647,7 @@
             <w:r/>
             <w:r>
               <w:rPr>
-                <w:rFonts w:ascii="Arial" w:hAnsi="Arial"/>
+                <w:rFonts w:ascii="Verdana" w:hAnsi="Verdana"/>
                 <w:b w:val="0"/>
                 <w:sz w:val="16"/>
               </w:rPr>
@@ -2659,7 +2663,7 @@
             <w:r/>
             <w:r>
               <w:rPr>
-                <w:rFonts w:ascii="Arial" w:hAnsi="Arial"/>
+                <w:rFonts w:ascii="Verdana" w:hAnsi="Verdana"/>
                 <w:b w:val="0"/>
                 <w:sz w:val="16"/>
               </w:rPr>
@@ -2675,7 +2679,7 @@
             <w:r/>
             <w:r>
               <w:rPr>
-                <w:rFonts w:ascii="Arial" w:hAnsi="Arial"/>
+                <w:rFonts w:ascii="Verdana" w:hAnsi="Verdana"/>
                 <w:b w:val="0"/>
                 <w:sz w:val="16"/>
               </w:rPr>
@@ -2692,7 +2696,7 @@
             <w:r/>
             <w:r>
               <w:rPr>
-                <w:rFonts w:ascii="Arial" w:hAnsi="Arial"/>
+                <w:rFonts w:ascii="Verdana" w:hAnsi="Verdana"/>
                 <w:b w:val="0"/>
                 <w:sz w:val="16"/>
               </w:rPr>
@@ -2708,7 +2712,7 @@
             <w:r/>
             <w:r>
               <w:rPr>
-                <w:rFonts w:ascii="Arial" w:hAnsi="Arial"/>
+                <w:rFonts w:ascii="Verdana" w:hAnsi="Verdana"/>
                 <w:b w:val="0"/>
                 <w:sz w:val="16"/>
               </w:rPr>
@@ -2724,7 +2728,7 @@
             <w:r/>
             <w:r>
               <w:rPr>
-                <w:rFonts w:ascii="Arial" w:hAnsi="Arial"/>
+                <w:rFonts w:ascii="Verdana" w:hAnsi="Verdana"/>
                 <w:b w:val="0"/>
                 <w:sz w:val="16"/>
               </w:rPr>
@@ -2739,7 +2743,7 @@
             <w:r/>
             <w:r>
               <w:rPr>
-                <w:rFonts w:ascii="Arial" w:hAnsi="Arial"/>
+                <w:rFonts w:ascii="Verdana" w:hAnsi="Verdana"/>
                 <w:b w:val="0"/>
                 <w:sz w:val="16"/>
               </w:rPr>
@@ -2756,7 +2760,7 @@
             <w:r/>
             <w:r>
               <w:rPr>
-                <w:rFonts w:ascii="Arial" w:hAnsi="Arial"/>
+                <w:rFonts w:ascii="Verdana" w:hAnsi="Verdana"/>
                 <w:b w:val="0"/>
                 <w:sz w:val="16"/>
               </w:rPr>
@@ -2772,7 +2776,7 @@
             <w:r/>
             <w:r>
               <w:rPr>
-                <w:rFonts w:ascii="Arial" w:hAnsi="Arial"/>
+                <w:rFonts w:ascii="Verdana" w:hAnsi="Verdana"/>
                 <w:b w:val="0"/>
                 <w:sz w:val="16"/>
               </w:rPr>
@@ -2788,7 +2792,7 @@
             <w:r/>
             <w:r>
               <w:rPr>
-                <w:rFonts w:ascii="Arial" w:hAnsi="Arial"/>
+                <w:rFonts w:ascii="Verdana" w:hAnsi="Verdana"/>
                 <w:b w:val="0"/>
                 <w:sz w:val="16"/>
               </w:rPr>
@@ -2803,7 +2807,7 @@
             <w:r/>
             <w:r>
               <w:rPr>
-                <w:rFonts w:ascii="Arial" w:hAnsi="Arial"/>
+                <w:rFonts w:ascii="Verdana" w:hAnsi="Verdana"/>
                 <w:b w:val="0"/>
                 <w:sz w:val="16"/>
               </w:rPr>
@@ -2820,7 +2824,7 @@
             <w:r/>
             <w:r>
               <w:rPr>
-                <w:rFonts w:ascii="Arial" w:hAnsi="Arial"/>
+                <w:rFonts w:ascii="Verdana" w:hAnsi="Verdana"/>
                 <w:b w:val="0"/>
                 <w:sz w:val="16"/>
               </w:rPr>
@@ -2836,7 +2840,7 @@
             <w:r/>
             <w:r>
               <w:rPr>
-                <w:rFonts w:ascii="Arial" w:hAnsi="Arial"/>
+                <w:rFonts w:ascii="Verdana" w:hAnsi="Verdana"/>
                 <w:b w:val="0"/>
                 <w:sz w:val="16"/>
               </w:rPr>
@@ -2852,7 +2856,7 @@
             <w:r/>
             <w:r>
               <w:rPr>
-                <w:rFonts w:ascii="Arial" w:hAnsi="Arial"/>
+                <w:rFonts w:ascii="Verdana" w:hAnsi="Verdana"/>
                 <w:b w:val="0"/>
                 <w:sz w:val="16"/>
               </w:rPr>
@@ -2867,7 +2871,7 @@
             <w:r/>
             <w:r>
               <w:rPr>
-                <w:rFonts w:ascii="Arial" w:hAnsi="Arial"/>
+                <w:rFonts w:ascii="Verdana" w:hAnsi="Verdana"/>
                 <w:b w:val="0"/>
                 <w:sz w:val="16"/>
               </w:rPr>
@@ -2884,7 +2888,7 @@
             <w:r/>
             <w:r>
               <w:rPr>
-                <w:rFonts w:ascii="Arial" w:hAnsi="Arial"/>
+                <w:rFonts w:ascii="Verdana" w:hAnsi="Verdana"/>
                 <w:b w:val="0"/>
                 <w:sz w:val="16"/>
               </w:rPr>
@@ -2900,7 +2904,7 @@
             <w:r/>
             <w:r>
               <w:rPr>
-                <w:rFonts w:ascii="Arial" w:hAnsi="Arial"/>
+                <w:rFonts w:ascii="Verdana" w:hAnsi="Verdana"/>
                 <w:b w:val="0"/>
                 <w:sz w:val="16"/>
               </w:rPr>
@@ -2916,7 +2920,7 @@
             <w:r/>
             <w:r>
               <w:rPr>
-                <w:rFonts w:ascii="Arial" w:hAnsi="Arial"/>
+                <w:rFonts w:ascii="Verdana" w:hAnsi="Verdana"/>
                 <w:b w:val="0"/>
                 <w:sz w:val="16"/>
               </w:rPr>
@@ -2931,7 +2935,7 @@
             <w:r/>
             <w:r>
               <w:rPr>
-                <w:rFonts w:ascii="Arial" w:hAnsi="Arial"/>
+                <w:rFonts w:ascii="Verdana" w:hAnsi="Verdana"/>
                 <w:b w:val="0"/>
                 <w:sz w:val="16"/>
               </w:rPr>
@@ -2944,7 +2948,7 @@
     <w:p>
       <w:r>
         <w:rPr>
-          <w:rFonts w:ascii="Arial" w:hAnsi="Arial"/>
+          <w:rFonts w:ascii="Verdana" w:hAnsi="Verdana"/>
           <w:b/>
           <w:sz w:val="18"/>
         </w:rPr>
@@ -2957,6 +2961,20 @@
         <w:tblW w:type="auto" w:w="0"/>
         <w:jc w:val="center"/>
         <w:tblLook w:firstColumn="1" w:firstRow="1" w:lastColumn="0" w:lastRow="0" w:noHBand="0" w:noVBand="1" w:val="04A0"/>
+        <w:tblBorders>
+          <w:top w:val="single" w:sz="4" w:space="0" w:color="595959"/>
+          <w:left w:val="single" w:sz="4" w:space="0" w:color="595959"/>
+          <w:bottom w:val="single" w:sz="4" w:space="0" w:color="595959"/>
+          <w:right w:val="single" w:sz="4" w:space="0" w:color="595959"/>
+          <w:insideH w:val="single" w:sz="4" w:space="0" w:color="595959"/>
+          <w:insideV w:val="single" w:sz="4" w:space="0" w:color="595959"/>
+        </w:tblBorders>
+        <w:tblCellMar>
+          <w:top w:w="85" w:type="dxa"/>
+          <w:left w:w="85" w:type="dxa"/>
+          <w:bottom w:w="85" w:type="dxa"/>
+          <w:right w:w="85" w:type="dxa"/>
+        </w:tblCellMar>
       </w:tblPr>
       <w:tblGrid>
         <w:gridCol w:w="3784"/>
@@ -2967,81 +2985,69 @@
       <w:tr>
         <w:tc>
           <w:tcPr>
+            <w:tcW w:type="dxa" w:w="1134"/>
+            <w:shd w:val="clear" w:color="auto" w:fill="D9D9D9"/>
+          </w:tcPr>
+          <w:p>
+            <w:r/>
+            <w:r>
+              <w:rPr>
+                <w:rFonts w:ascii="Verdana" w:hAnsi="Verdana"/>
+                <w:b w:val="0"/>
+                <w:sz w:val="16"/>
+              </w:rPr>
+              <w:t>CHIFFRE DU CODE</w:t>
+            </w:r>
+          </w:p>
+        </w:tc>
+        <w:tc>
+          <w:tcPr>
             <w:tcW w:type="dxa" w:w="3784"/>
-            <w:shd w:val="clear" w:color="auto" w:fill="D9E2F3"/>
-          </w:tcPr>
-          <w:p>
-            <w:pPr>
-              <w:jc w:val="center"/>
-            </w:pPr>
-            <w:r/>
-            <w:r>
-              <w:rPr>
-                <w:rFonts w:ascii="Arial" w:hAnsi="Arial"/>
-                <w:b/>
-                <w:sz w:val="16"/>
-              </w:rPr>
-              <w:t>Code Figure</w:t>
+            <w:shd w:val="clear" w:color="auto" w:fill="D9D9D9"/>
+          </w:tcPr>
+          <w:p>
+            <w:r/>
+            <w:r>
+              <w:rPr>
+                <w:rFonts w:ascii="Verdana" w:hAnsi="Verdana"/>
+                <w:b w:val="0"/>
+                <w:sz w:val="16"/>
+              </w:rPr>
+              <w:t>SIGNIFICATION</w:t>
             </w:r>
           </w:p>
         </w:tc>
         <w:tc>
           <w:tcPr>
             <w:tcW w:type="dxa" w:w="3784"/>
-            <w:shd w:val="clear" w:color="auto" w:fill="D9E2F3"/>
-          </w:tcPr>
-          <w:p>
-            <w:pPr>
-              <w:jc w:val="center"/>
-            </w:pPr>
-            <w:r/>
-            <w:r>
-              <w:rPr>
-                <w:rFonts w:ascii="Arial" w:hAnsi="Arial"/>
-                <w:b/>
-                <w:sz w:val="16"/>
-              </w:rPr>
-              <w:t>Entry Name</w:t>
+            <w:shd w:val="clear" w:color="auto" w:fill="D9D9D9"/>
+          </w:tcPr>
+          <w:p>
+            <w:r/>
+            <w:r>
+              <w:rPr>
+                <w:rFonts w:ascii="Verdana" w:hAnsi="Verdana"/>
+                <w:b w:val="0"/>
+                <w:sz w:val="16"/>
+              </w:rPr>
+              <w:t>SOUS 1</w:t>
             </w:r>
           </w:p>
         </w:tc>
         <w:tc>
           <w:tcPr>
             <w:tcW w:type="dxa" w:w="3784"/>
-            <w:shd w:val="clear" w:color="auto" w:fill="D9E2F3"/>
-          </w:tcPr>
-          <w:p>
-            <w:pPr>
-              <w:jc w:val="center"/>
-            </w:pPr>
-            <w:r/>
-            <w:r>
-              <w:rPr>
-                <w:rFonts w:ascii="Arial" w:hAnsi="Arial"/>
-                <w:b/>
-                <w:sz w:val="16"/>
-              </w:rPr>
-              <w:t>Sub 1</w:t>
-            </w:r>
-          </w:p>
-        </w:tc>
-        <w:tc>
-          <w:tcPr>
-            <w:tcW w:type="dxa" w:w="3784"/>
-            <w:shd w:val="clear" w:color="auto" w:fill="D9E2F3"/>
-          </w:tcPr>
-          <w:p>
-            <w:pPr>
-              <w:jc w:val="center"/>
-            </w:pPr>
-            <w:r/>
-            <w:r>
-              <w:rPr>
-                <w:rFonts w:ascii="Arial" w:hAnsi="Arial"/>
-                <w:b/>
-                <w:sz w:val="16"/>
-              </w:rPr>
-              <w:t>Note</w:t>
+            <w:shd w:val="clear" w:color="auto" w:fill="D9D9D9"/>
+          </w:tcPr>
+          <w:p>
+            <w:r/>
+            <w:r>
+              <w:rPr>
+                <w:rFonts w:ascii="Verdana" w:hAnsi="Verdana"/>
+                <w:b w:val="0"/>
+                <w:sz w:val="16"/>
+              </w:rPr>
+              <w:t>NOTE</w:t>
             </w:r>
           </w:p>
         </w:tc>
@@ -3055,7 +3061,7 @@
             <w:r/>
             <w:r>
               <w:rPr>
-                <w:rFonts w:ascii="Arial" w:hAnsi="Arial"/>
+                <w:rFonts w:ascii="Verdana" w:hAnsi="Verdana"/>
                 <w:b w:val="0"/>
                 <w:sz w:val="16"/>
               </w:rPr>
@@ -3071,7 +3077,7 @@
             <w:r/>
             <w:r>
               <w:rPr>
-                <w:rFonts w:ascii="Arial" w:hAnsi="Arial"/>
+                <w:rFonts w:ascii="Verdana" w:hAnsi="Verdana"/>
                 <w:b w:val="0"/>
                 <w:sz w:val="16"/>
               </w:rPr>
@@ -3087,7 +3093,7 @@
             <w:r/>
             <w:r>
               <w:rPr>
-                <w:rFonts w:ascii="Arial" w:hAnsi="Arial"/>
+                <w:rFonts w:ascii="Verdana" w:hAnsi="Verdana"/>
                 <w:b w:val="0"/>
                 <w:sz w:val="16"/>
               </w:rPr>
@@ -3103,7 +3109,7 @@
             <w:r/>
             <w:r>
               <w:rPr>
-                <w:rFonts w:ascii="Arial" w:hAnsi="Arial"/>
+                <w:rFonts w:ascii="Verdana" w:hAnsi="Verdana"/>
                 <w:b w:val="0"/>
                 <w:sz w:val="16"/>
               </w:rPr>
@@ -3120,7 +3126,7 @@
             <w:r/>
             <w:r>
               <w:rPr>
-                <w:rFonts w:ascii="Arial" w:hAnsi="Arial"/>
+                <w:rFonts w:ascii="Verdana" w:hAnsi="Verdana"/>
                 <w:b w:val="0"/>
                 <w:sz w:val="16"/>
               </w:rPr>
@@ -3136,7 +3142,7 @@
             <w:r/>
             <w:r>
               <w:rPr>
-                <w:rFonts w:ascii="Arial" w:hAnsi="Arial"/>
+                <w:rFonts w:ascii="Verdana" w:hAnsi="Verdana"/>
                 <w:b w:val="0"/>
                 <w:sz w:val="16"/>
               </w:rPr>
@@ -3152,7 +3158,7 @@
             <w:r/>
             <w:r>
               <w:rPr>
-                <w:rFonts w:ascii="Arial" w:hAnsi="Arial"/>
+                <w:rFonts w:ascii="Verdana" w:hAnsi="Verdana"/>
                 <w:b w:val="0"/>
                 <w:sz w:val="16"/>
               </w:rPr>
@@ -3168,7 +3174,7 @@
             <w:r/>
             <w:r>
               <w:rPr>
-                <w:rFonts w:ascii="Arial" w:hAnsi="Arial"/>
+                <w:rFonts w:ascii="Verdana" w:hAnsi="Verdana"/>
                 <w:b w:val="0"/>
                 <w:sz w:val="16"/>
               </w:rPr>
@@ -3185,7 +3191,7 @@
             <w:r/>
             <w:r>
               <w:rPr>
-                <w:rFonts w:ascii="Arial" w:hAnsi="Arial"/>
+                <w:rFonts w:ascii="Verdana" w:hAnsi="Verdana"/>
                 <w:b w:val="0"/>
                 <w:sz w:val="16"/>
               </w:rPr>
@@ -3201,7 +3207,7 @@
             <w:r/>
             <w:r>
               <w:rPr>
-                <w:rFonts w:ascii="Arial" w:hAnsi="Arial"/>
+                <w:rFonts w:ascii="Verdana" w:hAnsi="Verdana"/>
                 <w:b w:val="0"/>
                 <w:sz w:val="16"/>
               </w:rPr>
@@ -3217,7 +3223,7 @@
             <w:r/>
             <w:r>
               <w:rPr>
-                <w:rFonts w:ascii="Arial" w:hAnsi="Arial"/>
+                <w:rFonts w:ascii="Verdana" w:hAnsi="Verdana"/>
                 <w:b w:val="0"/>
                 <w:sz w:val="16"/>
               </w:rPr>
@@ -3233,7 +3239,7 @@
             <w:r/>
             <w:r>
               <w:rPr>
-                <w:rFonts w:ascii="Arial" w:hAnsi="Arial"/>
+                <w:rFonts w:ascii="Verdana" w:hAnsi="Verdana"/>
                 <w:b w:val="0"/>
                 <w:sz w:val="16"/>
               </w:rPr>
@@ -3250,7 +3256,7 @@
             <w:r/>
             <w:r>
               <w:rPr>
-                <w:rFonts w:ascii="Arial" w:hAnsi="Arial"/>
+                <w:rFonts w:ascii="Verdana" w:hAnsi="Verdana"/>
                 <w:b w:val="0"/>
                 <w:sz w:val="16"/>
               </w:rPr>
@@ -3266,7 +3272,7 @@
             <w:r/>
             <w:r>
               <w:rPr>
-                <w:rFonts w:ascii="Arial" w:hAnsi="Arial"/>
+                <w:rFonts w:ascii="Verdana" w:hAnsi="Verdana"/>
                 <w:b w:val="0"/>
                 <w:sz w:val="16"/>
               </w:rPr>
@@ -3282,7 +3288,7 @@
             <w:r/>
             <w:r>
               <w:rPr>
-                <w:rFonts w:ascii="Arial" w:hAnsi="Arial"/>
+                <w:rFonts w:ascii="Verdana" w:hAnsi="Verdana"/>
                 <w:b w:val="0"/>
                 <w:sz w:val="16"/>
               </w:rPr>
@@ -3298,7 +3304,7 @@
             <w:r/>
             <w:r>
               <w:rPr>
-                <w:rFonts w:ascii="Arial" w:hAnsi="Arial"/>
+                <w:rFonts w:ascii="Verdana" w:hAnsi="Verdana"/>
                 <w:b w:val="0"/>
                 <w:sz w:val="16"/>
               </w:rPr>
@@ -3315,7 +3321,7 @@
             <w:r/>
             <w:r>
               <w:rPr>
-                <w:rFonts w:ascii="Arial" w:hAnsi="Arial"/>
+                <w:rFonts w:ascii="Verdana" w:hAnsi="Verdana"/>
                 <w:b w:val="0"/>
                 <w:sz w:val="16"/>
               </w:rPr>
@@ -3331,7 +3337,7 @@
             <w:r/>
             <w:r>
               <w:rPr>
-                <w:rFonts w:ascii="Arial" w:hAnsi="Arial"/>
+                <w:rFonts w:ascii="Verdana" w:hAnsi="Verdana"/>
                 <w:b w:val="0"/>
                 <w:sz w:val="16"/>
               </w:rPr>
@@ -3347,7 +3353,7 @@
             <w:r/>
             <w:r>
               <w:rPr>
-                <w:rFonts w:ascii="Arial" w:hAnsi="Arial"/>
+                <w:rFonts w:ascii="Verdana" w:hAnsi="Verdana"/>
                 <w:b w:val="0"/>
                 <w:sz w:val="16"/>
               </w:rPr>
@@ -3363,7 +3369,7 @@
             <w:r/>
             <w:r>
               <w:rPr>
-                <w:rFonts w:ascii="Arial" w:hAnsi="Arial"/>
+                <w:rFonts w:ascii="Verdana" w:hAnsi="Verdana"/>
                 <w:b w:val="0"/>
                 <w:sz w:val="16"/>
               </w:rPr>
@@ -3380,7 +3386,7 @@
             <w:r/>
             <w:r>
               <w:rPr>
-                <w:rFonts w:ascii="Arial" w:hAnsi="Arial"/>
+                <w:rFonts w:ascii="Verdana" w:hAnsi="Verdana"/>
                 <w:b w:val="0"/>
                 <w:sz w:val="16"/>
               </w:rPr>
@@ -3396,7 +3402,7 @@
             <w:r/>
             <w:r>
               <w:rPr>
-                <w:rFonts w:ascii="Arial" w:hAnsi="Arial"/>
+                <w:rFonts w:ascii="Verdana" w:hAnsi="Verdana"/>
                 <w:b w:val="0"/>
                 <w:sz w:val="16"/>
               </w:rPr>
@@ -3412,7 +3418,7 @@
             <w:r/>
             <w:r>
               <w:rPr>
-                <w:rFonts w:ascii="Arial" w:hAnsi="Arial"/>
+                <w:rFonts w:ascii="Verdana" w:hAnsi="Verdana"/>
                 <w:b w:val="0"/>
                 <w:sz w:val="16"/>
               </w:rPr>
@@ -3428,7 +3434,7 @@
             <w:r/>
             <w:r>
               <w:rPr>
-                <w:rFonts w:ascii="Arial" w:hAnsi="Arial"/>
+                <w:rFonts w:ascii="Verdana" w:hAnsi="Verdana"/>
                 <w:b w:val="0"/>
                 <w:sz w:val="16"/>
               </w:rPr>
@@ -3445,7 +3451,7 @@
             <w:r/>
             <w:r>
               <w:rPr>
-                <w:rFonts w:ascii="Arial" w:hAnsi="Arial"/>
+                <w:rFonts w:ascii="Verdana" w:hAnsi="Verdana"/>
                 <w:b w:val="0"/>
                 <w:sz w:val="16"/>
               </w:rPr>
@@ -3461,7 +3467,7 @@
             <w:r/>
             <w:r>
               <w:rPr>
-                <w:rFonts w:ascii="Arial" w:hAnsi="Arial"/>
+                <w:rFonts w:ascii="Verdana" w:hAnsi="Verdana"/>
                 <w:b w:val="0"/>
                 <w:sz w:val="16"/>
               </w:rPr>
@@ -3477,7 +3483,7 @@
             <w:r/>
             <w:r>
               <w:rPr>
-                <w:rFonts w:ascii="Arial" w:hAnsi="Arial"/>
+                <w:rFonts w:ascii="Verdana" w:hAnsi="Verdana"/>
                 <w:b w:val="0"/>
                 <w:sz w:val="16"/>
               </w:rPr>
@@ -3493,7 +3499,7 @@
             <w:r/>
             <w:r>
               <w:rPr>
-                <w:rFonts w:ascii="Arial" w:hAnsi="Arial"/>
+                <w:rFonts w:ascii="Verdana" w:hAnsi="Verdana"/>
                 <w:b w:val="0"/>
                 <w:sz w:val="16"/>
               </w:rPr>
@@ -3510,7 +3516,7 @@
             <w:r/>
             <w:r>
               <w:rPr>
-                <w:rFonts w:ascii="Arial" w:hAnsi="Arial"/>
+                <w:rFonts w:ascii="Verdana" w:hAnsi="Verdana"/>
                 <w:b w:val="0"/>
                 <w:sz w:val="16"/>
               </w:rPr>
@@ -3526,7 +3532,7 @@
             <w:r/>
             <w:r>
               <w:rPr>
-                <w:rFonts w:ascii="Arial" w:hAnsi="Arial"/>
+                <w:rFonts w:ascii="Verdana" w:hAnsi="Verdana"/>
                 <w:b w:val="0"/>
                 <w:sz w:val="16"/>
               </w:rPr>
@@ -3542,7 +3548,7 @@
             <w:r/>
             <w:r>
               <w:rPr>
-                <w:rFonts w:ascii="Arial" w:hAnsi="Arial"/>
+                <w:rFonts w:ascii="Verdana" w:hAnsi="Verdana"/>
                 <w:b w:val="0"/>
                 <w:sz w:val="16"/>
               </w:rPr>
@@ -3558,7 +3564,7 @@
             <w:r/>
             <w:r>
               <w:rPr>
-                <w:rFonts w:ascii="Arial" w:hAnsi="Arial"/>
+                <w:rFonts w:ascii="Verdana" w:hAnsi="Verdana"/>
                 <w:b w:val="0"/>
                 <w:sz w:val="16"/>
               </w:rPr>
@@ -3575,7 +3581,7 @@
             <w:r/>
             <w:r>
               <w:rPr>
-                <w:rFonts w:ascii="Arial" w:hAnsi="Arial"/>
+                <w:rFonts w:ascii="Verdana" w:hAnsi="Verdana"/>
                 <w:b w:val="0"/>
                 <w:sz w:val="16"/>
               </w:rPr>
@@ -3591,7 +3597,7 @@
             <w:r/>
             <w:r>
               <w:rPr>
-                <w:rFonts w:ascii="Arial" w:hAnsi="Arial"/>
+                <w:rFonts w:ascii="Verdana" w:hAnsi="Verdana"/>
                 <w:b w:val="0"/>
                 <w:sz w:val="16"/>
               </w:rPr>
@@ -3607,7 +3613,7 @@
             <w:r/>
             <w:r>
               <w:rPr>
-                <w:rFonts w:ascii="Arial" w:hAnsi="Arial"/>
+                <w:rFonts w:ascii="Verdana" w:hAnsi="Verdana"/>
                 <w:b w:val="0"/>
                 <w:sz w:val="16"/>
               </w:rPr>
@@ -3623,7 +3629,7 @@
             <w:r/>
             <w:r>
               <w:rPr>
-                <w:rFonts w:ascii="Arial" w:hAnsi="Arial"/>
+                <w:rFonts w:ascii="Verdana" w:hAnsi="Verdana"/>
                 <w:b w:val="0"/>
                 <w:sz w:val="16"/>
               </w:rPr>
@@ -3640,7 +3646,7 @@
             <w:r/>
             <w:r>
               <w:rPr>
-                <w:rFonts w:ascii="Arial" w:hAnsi="Arial"/>
+                <w:rFonts w:ascii="Verdana" w:hAnsi="Verdana"/>
                 <w:b w:val="0"/>
                 <w:sz w:val="16"/>
               </w:rPr>
@@ -3656,7 +3662,7 @@
             <w:r/>
             <w:r>
               <w:rPr>
-                <w:rFonts w:ascii="Arial" w:hAnsi="Arial"/>
+                <w:rFonts w:ascii="Verdana" w:hAnsi="Verdana"/>
                 <w:b w:val="0"/>
                 <w:sz w:val="16"/>
               </w:rPr>
@@ -3672,7 +3678,7 @@
             <w:r/>
             <w:r>
               <w:rPr>
-                <w:rFonts w:ascii="Arial" w:hAnsi="Arial"/>
+                <w:rFonts w:ascii="Verdana" w:hAnsi="Verdana"/>
                 <w:b w:val="0"/>
                 <w:sz w:val="16"/>
               </w:rPr>
@@ -3688,7 +3694,7 @@
             <w:r/>
             <w:r>
               <w:rPr>
-                <w:rFonts w:ascii="Arial" w:hAnsi="Arial"/>
+                <w:rFonts w:ascii="Verdana" w:hAnsi="Verdana"/>
                 <w:b w:val="0"/>
                 <w:sz w:val="16"/>
               </w:rPr>
@@ -3705,7 +3711,7 @@
             <w:r/>
             <w:r>
               <w:rPr>
-                <w:rFonts w:ascii="Arial" w:hAnsi="Arial"/>
+                <w:rFonts w:ascii="Verdana" w:hAnsi="Verdana"/>
                 <w:b w:val="0"/>
                 <w:sz w:val="16"/>
               </w:rPr>
@@ -3721,7 +3727,7 @@
             <w:r/>
             <w:r>
               <w:rPr>
-                <w:rFonts w:ascii="Arial" w:hAnsi="Arial"/>
+                <w:rFonts w:ascii="Verdana" w:hAnsi="Verdana"/>
                 <w:b w:val="0"/>
                 <w:sz w:val="16"/>
               </w:rPr>
@@ -3737,7 +3743,7 @@
             <w:r/>
             <w:r>
               <w:rPr>
-                <w:rFonts w:ascii="Arial" w:hAnsi="Arial"/>
+                <w:rFonts w:ascii="Verdana" w:hAnsi="Verdana"/>
                 <w:b w:val="0"/>
                 <w:sz w:val="16"/>
               </w:rPr>
@@ -3753,7 +3759,7 @@
             <w:r/>
             <w:r>
               <w:rPr>
-                <w:rFonts w:ascii="Arial" w:hAnsi="Arial"/>
+                <w:rFonts w:ascii="Verdana" w:hAnsi="Verdana"/>
                 <w:b w:val="0"/>
                 <w:sz w:val="16"/>
               </w:rPr>
@@ -3770,7 +3776,7 @@
             <w:r/>
             <w:r>
               <w:rPr>
-                <w:rFonts w:ascii="Arial" w:hAnsi="Arial"/>
+                <w:rFonts w:ascii="Verdana" w:hAnsi="Verdana"/>
                 <w:b w:val="0"/>
                 <w:sz w:val="16"/>
               </w:rPr>
@@ -3786,7 +3792,7 @@
             <w:r/>
             <w:r>
               <w:rPr>
-                <w:rFonts w:ascii="Arial" w:hAnsi="Arial"/>
+                <w:rFonts w:ascii="Verdana" w:hAnsi="Verdana"/>
                 <w:b w:val="0"/>
                 <w:sz w:val="16"/>
               </w:rPr>
@@ -3802,7 +3808,7 @@
             <w:r/>
             <w:r>
               <w:rPr>
-                <w:rFonts w:ascii="Arial" w:hAnsi="Arial"/>
+                <w:rFonts w:ascii="Verdana" w:hAnsi="Verdana"/>
                 <w:b w:val="0"/>
                 <w:sz w:val="16"/>
               </w:rPr>
@@ -3818,7 +3824,7 @@
             <w:r/>
             <w:r>
               <w:rPr>
-                <w:rFonts w:ascii="Arial" w:hAnsi="Arial"/>
+                <w:rFonts w:ascii="Verdana" w:hAnsi="Verdana"/>
                 <w:b w:val="0"/>
                 <w:sz w:val="16"/>
               </w:rPr>
@@ -3835,7 +3841,7 @@
             <w:r/>
             <w:r>
               <w:rPr>
-                <w:rFonts w:ascii="Arial" w:hAnsi="Arial"/>
+                <w:rFonts w:ascii="Verdana" w:hAnsi="Verdana"/>
                 <w:b w:val="0"/>
                 <w:sz w:val="16"/>
               </w:rPr>
@@ -3851,7 +3857,7 @@
             <w:r/>
             <w:r>
               <w:rPr>
-                <w:rFonts w:ascii="Arial" w:hAnsi="Arial"/>
+                <w:rFonts w:ascii="Verdana" w:hAnsi="Verdana"/>
                 <w:b w:val="0"/>
                 <w:sz w:val="16"/>
               </w:rPr>
@@ -3867,7 +3873,7 @@
             <w:r/>
             <w:r>
               <w:rPr>
-                <w:rFonts w:ascii="Arial" w:hAnsi="Arial"/>
+                <w:rFonts w:ascii="Verdana" w:hAnsi="Verdana"/>
                 <w:b w:val="0"/>
                 <w:sz w:val="16"/>
               </w:rPr>
@@ -3883,7 +3889,7 @@
             <w:r/>
             <w:r>
               <w:rPr>
-                <w:rFonts w:ascii="Arial" w:hAnsi="Arial"/>
+                <w:rFonts w:ascii="Verdana" w:hAnsi="Verdana"/>
                 <w:b w:val="0"/>
                 <w:sz w:val="16"/>
               </w:rPr>
@@ -3900,7 +3906,7 @@
             <w:r/>
             <w:r>
               <w:rPr>
-                <w:rFonts w:ascii="Arial" w:hAnsi="Arial"/>
+                <w:rFonts w:ascii="Verdana" w:hAnsi="Verdana"/>
                 <w:b w:val="0"/>
                 <w:sz w:val="16"/>
               </w:rPr>
@@ -3916,7 +3922,7 @@
             <w:r/>
             <w:r>
               <w:rPr>
-                <w:rFonts w:ascii="Arial" w:hAnsi="Arial"/>
+                <w:rFonts w:ascii="Verdana" w:hAnsi="Verdana"/>
                 <w:b w:val="0"/>
                 <w:sz w:val="16"/>
               </w:rPr>
@@ -3932,7 +3938,7 @@
             <w:r/>
             <w:r>
               <w:rPr>
-                <w:rFonts w:ascii="Arial" w:hAnsi="Arial"/>
+                <w:rFonts w:ascii="Verdana" w:hAnsi="Verdana"/>
                 <w:b w:val="0"/>
                 <w:sz w:val="16"/>
               </w:rPr>
@@ -3948,7 +3954,7 @@
             <w:r/>
             <w:r>
               <w:rPr>
-                <w:rFonts w:ascii="Arial" w:hAnsi="Arial"/>
+                <w:rFonts w:ascii="Verdana" w:hAnsi="Verdana"/>
                 <w:b w:val="0"/>
                 <w:sz w:val="16"/>
               </w:rPr>
@@ -3965,7 +3971,7 @@
             <w:r/>
             <w:r>
               <w:rPr>
-                <w:rFonts w:ascii="Arial" w:hAnsi="Arial"/>
+                <w:rFonts w:ascii="Verdana" w:hAnsi="Verdana"/>
                 <w:b w:val="0"/>
                 <w:sz w:val="16"/>
               </w:rPr>
@@ -3981,7 +3987,7 @@
             <w:r/>
             <w:r>
               <w:rPr>
-                <w:rFonts w:ascii="Arial" w:hAnsi="Arial"/>
+                <w:rFonts w:ascii="Verdana" w:hAnsi="Verdana"/>
                 <w:b w:val="0"/>
                 <w:sz w:val="16"/>
               </w:rPr>
@@ -3997,7 +4003,7 @@
             <w:r/>
             <w:r>
               <w:rPr>
-                <w:rFonts w:ascii="Arial" w:hAnsi="Arial"/>
+                <w:rFonts w:ascii="Verdana" w:hAnsi="Verdana"/>
                 <w:b w:val="0"/>
                 <w:sz w:val="16"/>
               </w:rPr>
@@ -4013,7 +4019,7 @@
             <w:r/>
             <w:r>
               <w:rPr>
-                <w:rFonts w:ascii="Arial" w:hAnsi="Arial"/>
+                <w:rFonts w:ascii="Verdana" w:hAnsi="Verdana"/>
                 <w:b w:val="0"/>
                 <w:sz w:val="16"/>
               </w:rPr>
@@ -4030,7 +4036,7 @@
             <w:r/>
             <w:r>
               <w:rPr>
-                <w:rFonts w:ascii="Arial" w:hAnsi="Arial"/>
+                <w:rFonts w:ascii="Verdana" w:hAnsi="Verdana"/>
                 <w:b w:val="0"/>
                 <w:sz w:val="16"/>
               </w:rPr>
@@ -4046,7 +4052,7 @@
             <w:r/>
             <w:r>
               <w:rPr>
-                <w:rFonts w:ascii="Arial" w:hAnsi="Arial"/>
+                <w:rFonts w:ascii="Verdana" w:hAnsi="Verdana"/>
                 <w:b w:val="0"/>
                 <w:sz w:val="16"/>
               </w:rPr>
@@ -4062,7 +4068,7 @@
             <w:r/>
             <w:r>
               <w:rPr>
-                <w:rFonts w:ascii="Arial" w:hAnsi="Arial"/>
+                <w:rFonts w:ascii="Verdana" w:hAnsi="Verdana"/>
                 <w:b w:val="0"/>
                 <w:sz w:val="16"/>
               </w:rPr>
@@ -4078,7 +4084,7 @@
             <w:r/>
             <w:r>
               <w:rPr>
-                <w:rFonts w:ascii="Arial" w:hAnsi="Arial"/>
+                <w:rFonts w:ascii="Verdana" w:hAnsi="Verdana"/>
                 <w:b w:val="0"/>
                 <w:sz w:val="16"/>
               </w:rPr>
@@ -4095,7 +4101,7 @@
             <w:r/>
             <w:r>
               <w:rPr>
-                <w:rFonts w:ascii="Arial" w:hAnsi="Arial"/>
+                <w:rFonts w:ascii="Verdana" w:hAnsi="Verdana"/>
                 <w:b w:val="0"/>
                 <w:sz w:val="16"/>
               </w:rPr>
@@ -4111,7 +4117,7 @@
             <w:r/>
             <w:r>
               <w:rPr>
-                <w:rFonts w:ascii="Arial" w:hAnsi="Arial"/>
+                <w:rFonts w:ascii="Verdana" w:hAnsi="Verdana"/>
                 <w:b w:val="0"/>
                 <w:sz w:val="16"/>
               </w:rPr>
@@ -4127,7 +4133,7 @@
             <w:r/>
             <w:r>
               <w:rPr>
-                <w:rFonts w:ascii="Arial" w:hAnsi="Arial"/>
+                <w:rFonts w:ascii="Verdana" w:hAnsi="Verdana"/>
                 <w:b w:val="0"/>
                 <w:sz w:val="16"/>
               </w:rPr>
@@ -4143,7 +4149,7 @@
             <w:r/>
             <w:r>
               <w:rPr>
-                <w:rFonts w:ascii="Arial" w:hAnsi="Arial"/>
+                <w:rFonts w:ascii="Verdana" w:hAnsi="Verdana"/>
                 <w:b w:val="0"/>
                 <w:sz w:val="16"/>
               </w:rPr>
@@ -4160,7 +4166,7 @@
             <w:r/>
             <w:r>
               <w:rPr>
-                <w:rFonts w:ascii="Arial" w:hAnsi="Arial"/>
+                <w:rFonts w:ascii="Verdana" w:hAnsi="Verdana"/>
                 <w:b w:val="0"/>
                 <w:sz w:val="16"/>
               </w:rPr>
@@ -4176,7 +4182,7 @@
             <w:r/>
             <w:r>
               <w:rPr>
-                <w:rFonts w:ascii="Arial" w:hAnsi="Arial"/>
+                <w:rFonts w:ascii="Verdana" w:hAnsi="Verdana"/>
                 <w:b w:val="0"/>
                 <w:sz w:val="16"/>
               </w:rPr>
@@ -4192,7 +4198,7 @@
             <w:r/>
             <w:r>
               <w:rPr>
-                <w:rFonts w:ascii="Arial" w:hAnsi="Arial"/>
+                <w:rFonts w:ascii="Verdana" w:hAnsi="Verdana"/>
                 <w:b w:val="0"/>
                 <w:sz w:val="16"/>
               </w:rPr>
@@ -4208,7 +4214,7 @@
             <w:r/>
             <w:r>
               <w:rPr>
-                <w:rFonts w:ascii="Arial" w:hAnsi="Arial"/>
+                <w:rFonts w:ascii="Verdana" w:hAnsi="Verdana"/>
                 <w:b w:val="0"/>
                 <w:sz w:val="16"/>
               </w:rPr>
@@ -4225,7 +4231,7 @@
             <w:r/>
             <w:r>
               <w:rPr>
-                <w:rFonts w:ascii="Arial" w:hAnsi="Arial"/>
+                <w:rFonts w:ascii="Verdana" w:hAnsi="Verdana"/>
                 <w:b w:val="0"/>
                 <w:sz w:val="16"/>
               </w:rPr>
@@ -4241,7 +4247,7 @@
             <w:r/>
             <w:r>
               <w:rPr>
-                <w:rFonts w:ascii="Arial" w:hAnsi="Arial"/>
+                <w:rFonts w:ascii="Verdana" w:hAnsi="Verdana"/>
                 <w:b w:val="0"/>
                 <w:sz w:val="16"/>
               </w:rPr>
@@ -4257,7 +4263,7 @@
             <w:r/>
             <w:r>
               <w:rPr>
-                <w:rFonts w:ascii="Arial" w:hAnsi="Arial"/>
+                <w:rFonts w:ascii="Verdana" w:hAnsi="Verdana"/>
                 <w:b w:val="0"/>
                 <w:sz w:val="16"/>
               </w:rPr>
@@ -4273,7 +4279,7 @@
             <w:r/>
             <w:r>
               <w:rPr>
-                <w:rFonts w:ascii="Arial" w:hAnsi="Arial"/>
+                <w:rFonts w:ascii="Verdana" w:hAnsi="Verdana"/>
                 <w:b w:val="0"/>
                 <w:sz w:val="16"/>
               </w:rPr>
@@ -4290,7 +4296,7 @@
             <w:r/>
             <w:r>
               <w:rPr>
-                <w:rFonts w:ascii="Arial" w:hAnsi="Arial"/>
+                <w:rFonts w:ascii="Verdana" w:hAnsi="Verdana"/>
                 <w:b w:val="0"/>
                 <w:sz w:val="16"/>
               </w:rPr>
@@ -4306,7 +4312,7 @@
             <w:r/>
             <w:r>
               <w:rPr>
-                <w:rFonts w:ascii="Arial" w:hAnsi="Arial"/>
+                <w:rFonts w:ascii="Verdana" w:hAnsi="Verdana"/>
                 <w:b w:val="0"/>
                 <w:sz w:val="16"/>
               </w:rPr>
@@ -4322,7 +4328,7 @@
             <w:r/>
             <w:r>
               <w:rPr>
-                <w:rFonts w:ascii="Arial" w:hAnsi="Arial"/>
+                <w:rFonts w:ascii="Verdana" w:hAnsi="Verdana"/>
                 <w:b w:val="0"/>
                 <w:sz w:val="16"/>
               </w:rPr>
@@ -4338,7 +4344,7 @@
             <w:r/>
             <w:r>
               <w:rPr>
-                <w:rFonts w:ascii="Arial" w:hAnsi="Arial"/>
+                <w:rFonts w:ascii="Verdana" w:hAnsi="Verdana"/>
                 <w:b w:val="0"/>
                 <w:sz w:val="16"/>
               </w:rPr>
@@ -4355,7 +4361,7 @@
             <w:r/>
             <w:r>
               <w:rPr>
-                <w:rFonts w:ascii="Arial" w:hAnsi="Arial"/>
+                <w:rFonts w:ascii="Verdana" w:hAnsi="Verdana"/>
                 <w:b w:val="0"/>
                 <w:sz w:val="16"/>
               </w:rPr>
@@ -4371,7 +4377,7 @@
             <w:r/>
             <w:r>
               <w:rPr>
-                <w:rFonts w:ascii="Arial" w:hAnsi="Arial"/>
+                <w:rFonts w:ascii="Verdana" w:hAnsi="Verdana"/>
                 <w:b w:val="0"/>
                 <w:sz w:val="16"/>
               </w:rPr>
@@ -4387,7 +4393,7 @@
             <w:r/>
             <w:r>
               <w:rPr>
-                <w:rFonts w:ascii="Arial" w:hAnsi="Arial"/>
+                <w:rFonts w:ascii="Verdana" w:hAnsi="Verdana"/>
                 <w:b w:val="0"/>
                 <w:sz w:val="16"/>
               </w:rPr>
@@ -4403,7 +4409,7 @@
             <w:r/>
             <w:r>
               <w:rPr>
-                <w:rFonts w:ascii="Arial" w:hAnsi="Arial"/>
+                <w:rFonts w:ascii="Verdana" w:hAnsi="Verdana"/>
                 <w:b w:val="0"/>
                 <w:sz w:val="16"/>
               </w:rPr>
@@ -4420,7 +4426,7 @@
             <w:r/>
             <w:r>
               <w:rPr>
-                <w:rFonts w:ascii="Arial" w:hAnsi="Arial"/>
+                <w:rFonts w:ascii="Verdana" w:hAnsi="Verdana"/>
                 <w:b w:val="0"/>
                 <w:sz w:val="16"/>
               </w:rPr>
@@ -4436,7 +4442,7 @@
             <w:r/>
             <w:r>
               <w:rPr>
-                <w:rFonts w:ascii="Arial" w:hAnsi="Arial"/>
+                <w:rFonts w:ascii="Verdana" w:hAnsi="Verdana"/>
                 <w:b w:val="0"/>
                 <w:sz w:val="16"/>
               </w:rPr>
@@ -4452,7 +4458,7 @@
             <w:r/>
             <w:r>
               <w:rPr>
-                <w:rFonts w:ascii="Arial" w:hAnsi="Arial"/>
+                <w:rFonts w:ascii="Verdana" w:hAnsi="Verdana"/>
                 <w:b w:val="0"/>
                 <w:sz w:val="16"/>
               </w:rPr>
@@ -4468,7 +4474,7 @@
             <w:r/>
             <w:r>
               <w:rPr>
-                <w:rFonts w:ascii="Arial" w:hAnsi="Arial"/>
+                <w:rFonts w:ascii="Verdana" w:hAnsi="Verdana"/>
                 <w:b w:val="0"/>
                 <w:sz w:val="16"/>
               </w:rPr>
@@ -4485,7 +4491,7 @@
             <w:r/>
             <w:r>
               <w:rPr>
-                <w:rFonts w:ascii="Arial" w:hAnsi="Arial"/>
+                <w:rFonts w:ascii="Verdana" w:hAnsi="Verdana"/>
                 <w:b w:val="0"/>
                 <w:sz w:val="16"/>
               </w:rPr>
@@ -4501,7 +4507,7 @@
             <w:r/>
             <w:r>
               <w:rPr>
-                <w:rFonts w:ascii="Arial" w:hAnsi="Arial"/>
+                <w:rFonts w:ascii="Verdana" w:hAnsi="Verdana"/>
                 <w:b w:val="0"/>
                 <w:sz w:val="16"/>
               </w:rPr>
@@ -4517,7 +4523,7 @@
             <w:r/>
             <w:r>
               <w:rPr>
-                <w:rFonts w:ascii="Arial" w:hAnsi="Arial"/>
+                <w:rFonts w:ascii="Verdana" w:hAnsi="Verdana"/>
                 <w:b w:val="0"/>
                 <w:sz w:val="16"/>
               </w:rPr>
@@ -4533,7 +4539,7 @@
             <w:r/>
             <w:r>
               <w:rPr>
-                <w:rFonts w:ascii="Arial" w:hAnsi="Arial"/>
+                <w:rFonts w:ascii="Verdana" w:hAnsi="Verdana"/>
                 <w:b w:val="0"/>
                 <w:sz w:val="16"/>
               </w:rPr>
@@ -4550,7 +4556,7 @@
             <w:r/>
             <w:r>
               <w:rPr>
-                <w:rFonts w:ascii="Arial" w:hAnsi="Arial"/>
+                <w:rFonts w:ascii="Verdana" w:hAnsi="Verdana"/>
                 <w:b w:val="0"/>
                 <w:sz w:val="16"/>
               </w:rPr>
@@ -4566,7 +4572,7 @@
             <w:r/>
             <w:r>
               <w:rPr>
-                <w:rFonts w:ascii="Arial" w:hAnsi="Arial"/>
+                <w:rFonts w:ascii="Verdana" w:hAnsi="Verdana"/>
                 <w:b w:val="0"/>
                 <w:sz w:val="16"/>
               </w:rPr>
@@ -4582,7 +4588,7 @@
             <w:r/>
             <w:r>
               <w:rPr>
-                <w:rFonts w:ascii="Arial" w:hAnsi="Arial"/>
+                <w:rFonts w:ascii="Verdana" w:hAnsi="Verdana"/>
                 <w:b w:val="0"/>
                 <w:sz w:val="16"/>
               </w:rPr>
@@ -4598,7 +4604,7 @@
             <w:r/>
             <w:r>
               <w:rPr>
-                <w:rFonts w:ascii="Arial" w:hAnsi="Arial"/>
+                <w:rFonts w:ascii="Verdana" w:hAnsi="Verdana"/>
                 <w:b w:val="0"/>
                 <w:sz w:val="16"/>
               </w:rPr>
@@ -4615,7 +4621,7 @@
             <w:r/>
             <w:r>
               <w:rPr>
-                <w:rFonts w:ascii="Arial" w:hAnsi="Arial"/>
+                <w:rFonts w:ascii="Verdana" w:hAnsi="Verdana"/>
                 <w:b w:val="0"/>
                 <w:sz w:val="16"/>
               </w:rPr>
@@ -4631,7 +4637,7 @@
             <w:r/>
             <w:r>
               <w:rPr>
-                <w:rFonts w:ascii="Arial" w:hAnsi="Arial"/>
+                <w:rFonts w:ascii="Verdana" w:hAnsi="Verdana"/>
                 <w:b w:val="0"/>
                 <w:sz w:val="16"/>
               </w:rPr>
@@ -4647,7 +4653,7 @@
             <w:r/>
             <w:r>
               <w:rPr>
-                <w:rFonts w:ascii="Arial" w:hAnsi="Arial"/>
+                <w:rFonts w:ascii="Verdana" w:hAnsi="Verdana"/>
                 <w:b w:val="0"/>
                 <w:sz w:val="16"/>
               </w:rPr>
@@ -4663,7 +4669,7 @@
             <w:r/>
             <w:r>
               <w:rPr>
-                <w:rFonts w:ascii="Arial" w:hAnsi="Arial"/>
+                <w:rFonts w:ascii="Verdana" w:hAnsi="Verdana"/>
                 <w:b w:val="0"/>
                 <w:sz w:val="16"/>
               </w:rPr>
@@ -4680,7 +4686,7 @@
             <w:r/>
             <w:r>
               <w:rPr>
-                <w:rFonts w:ascii="Arial" w:hAnsi="Arial"/>
+                <w:rFonts w:ascii="Verdana" w:hAnsi="Verdana"/>
                 <w:b w:val="0"/>
                 <w:sz w:val="16"/>
               </w:rPr>
@@ -4696,7 +4702,7 @@
             <w:r/>
             <w:r>
               <w:rPr>
-                <w:rFonts w:ascii="Arial" w:hAnsi="Arial"/>
+                <w:rFonts w:ascii="Verdana" w:hAnsi="Verdana"/>
                 <w:b w:val="0"/>
                 <w:sz w:val="16"/>
               </w:rPr>
@@ -4712,7 +4718,7 @@
             <w:r/>
             <w:r>
               <w:rPr>
-                <w:rFonts w:ascii="Arial" w:hAnsi="Arial"/>
+                <w:rFonts w:ascii="Verdana" w:hAnsi="Verdana"/>
                 <w:b w:val="0"/>
                 <w:sz w:val="16"/>
               </w:rPr>
@@ -4728,7 +4734,7 @@
             <w:r/>
             <w:r>
               <w:rPr>
-                <w:rFonts w:ascii="Arial" w:hAnsi="Arial"/>
+                <w:rFonts w:ascii="Verdana" w:hAnsi="Verdana"/>
                 <w:b w:val="0"/>
                 <w:sz w:val="16"/>
               </w:rPr>
@@ -4745,7 +4751,7 @@
             <w:r/>
             <w:r>
               <w:rPr>
-                <w:rFonts w:ascii="Arial" w:hAnsi="Arial"/>
+                <w:rFonts w:ascii="Verdana" w:hAnsi="Verdana"/>
                 <w:b w:val="0"/>
                 <w:sz w:val="16"/>
               </w:rPr>
@@ -4761,7 +4767,7 @@
             <w:r/>
             <w:r>
               <w:rPr>
-                <w:rFonts w:ascii="Arial" w:hAnsi="Arial"/>
+                <w:rFonts w:ascii="Verdana" w:hAnsi="Verdana"/>
                 <w:b w:val="0"/>
                 <w:sz w:val="16"/>
               </w:rPr>
@@ -4777,7 +4783,7 @@
             <w:r/>
             <w:r>
               <w:rPr>
-                <w:rFonts w:ascii="Arial" w:hAnsi="Arial"/>
+                <w:rFonts w:ascii="Verdana" w:hAnsi="Verdana"/>
                 <w:b w:val="0"/>
                 <w:sz w:val="16"/>
               </w:rPr>
@@ -4793,7 +4799,7 @@
             <w:r/>
             <w:r>
               <w:rPr>
-                <w:rFonts w:ascii="Arial" w:hAnsi="Arial"/>
+                <w:rFonts w:ascii="Verdana" w:hAnsi="Verdana"/>
                 <w:b w:val="0"/>
                 <w:sz w:val="16"/>
               </w:rPr>
@@ -4810,7 +4816,7 @@
             <w:r/>
             <w:r>
               <w:rPr>
-                <w:rFonts w:ascii="Arial" w:hAnsi="Arial"/>
+                <w:rFonts w:ascii="Verdana" w:hAnsi="Verdana"/>
                 <w:b w:val="0"/>
                 <w:sz w:val="16"/>
               </w:rPr>
@@ -4826,7 +4832,7 @@
             <w:r/>
             <w:r>
               <w:rPr>
-                <w:rFonts w:ascii="Arial" w:hAnsi="Arial"/>
+                <w:rFonts w:ascii="Verdana" w:hAnsi="Verdana"/>
                 <w:b w:val="0"/>
                 <w:sz w:val="16"/>
               </w:rPr>
@@ -4842,7 +4848,7 @@
             <w:r/>
             <w:r>
               <w:rPr>
-                <w:rFonts w:ascii="Arial" w:hAnsi="Arial"/>
+                <w:rFonts w:ascii="Verdana" w:hAnsi="Verdana"/>
                 <w:b w:val="0"/>
                 <w:sz w:val="16"/>
               </w:rPr>
@@ -4858,7 +4864,7 @@
             <w:r/>
             <w:r>
               <w:rPr>
-                <w:rFonts w:ascii="Arial" w:hAnsi="Arial"/>
+                <w:rFonts w:ascii="Verdana" w:hAnsi="Verdana"/>
                 <w:b w:val="0"/>
                 <w:sz w:val="16"/>
               </w:rPr>
@@ -4875,7 +4881,7 @@
             <w:r/>
             <w:r>
               <w:rPr>
-                <w:rFonts w:ascii="Arial" w:hAnsi="Arial"/>
+                <w:rFonts w:ascii="Verdana" w:hAnsi="Verdana"/>
                 <w:b w:val="0"/>
                 <w:sz w:val="16"/>
               </w:rPr>
@@ -4891,7 +4897,7 @@
             <w:r/>
             <w:r>
               <w:rPr>
-                <w:rFonts w:ascii="Arial" w:hAnsi="Arial"/>
+                <w:rFonts w:ascii="Verdana" w:hAnsi="Verdana"/>
                 <w:b w:val="0"/>
                 <w:sz w:val="16"/>
               </w:rPr>
@@ -4907,7 +4913,7 @@
             <w:r/>
             <w:r>
               <w:rPr>
-                <w:rFonts w:ascii="Arial" w:hAnsi="Arial"/>
+                <w:rFonts w:ascii="Verdana" w:hAnsi="Verdana"/>
                 <w:b w:val="0"/>
                 <w:sz w:val="16"/>
               </w:rPr>
@@ -4923,7 +4929,7 @@
             <w:r/>
             <w:r>
               <w:rPr>
-                <w:rFonts w:ascii="Arial" w:hAnsi="Arial"/>
+                <w:rFonts w:ascii="Verdana" w:hAnsi="Verdana"/>
                 <w:b w:val="0"/>
                 <w:sz w:val="16"/>
               </w:rPr>
@@ -4940,7 +4946,7 @@
             <w:r/>
             <w:r>
               <w:rPr>
-                <w:rFonts w:ascii="Arial" w:hAnsi="Arial"/>
+                <w:rFonts w:ascii="Verdana" w:hAnsi="Verdana"/>
                 <w:b w:val="0"/>
                 <w:sz w:val="16"/>
               </w:rPr>
@@ -4956,7 +4962,7 @@
             <w:r/>
             <w:r>
               <w:rPr>
-                <w:rFonts w:ascii="Arial" w:hAnsi="Arial"/>
+                <w:rFonts w:ascii="Verdana" w:hAnsi="Verdana"/>
                 <w:b w:val="0"/>
                 <w:sz w:val="16"/>
               </w:rPr>
@@ -4972,7 +4978,7 @@
             <w:r/>
             <w:r>
               <w:rPr>
-                <w:rFonts w:ascii="Arial" w:hAnsi="Arial"/>
+                <w:rFonts w:ascii="Verdana" w:hAnsi="Verdana"/>
                 <w:b w:val="0"/>
                 <w:sz w:val="16"/>
               </w:rPr>
@@ -4988,7 +4994,7 @@
             <w:r/>
             <w:r>
               <w:rPr>
-                <w:rFonts w:ascii="Arial" w:hAnsi="Arial"/>
+                <w:rFonts w:ascii="Verdana" w:hAnsi="Verdana"/>
                 <w:b w:val="0"/>
                 <w:sz w:val="16"/>
               </w:rPr>
@@ -5005,7 +5011,7 @@
             <w:r/>
             <w:r>
               <w:rPr>
-                <w:rFonts w:ascii="Arial" w:hAnsi="Arial"/>
+                <w:rFonts w:ascii="Verdana" w:hAnsi="Verdana"/>
                 <w:b w:val="0"/>
                 <w:sz w:val="16"/>
               </w:rPr>
@@ -5021,7 +5027,7 @@
             <w:r/>
             <w:r>
               <w:rPr>
-                <w:rFonts w:ascii="Arial" w:hAnsi="Arial"/>
+                <w:rFonts w:ascii="Verdana" w:hAnsi="Verdana"/>
                 <w:b w:val="0"/>
                 <w:sz w:val="16"/>
               </w:rPr>
@@ -5037,7 +5043,7 @@
             <w:r/>
             <w:r>
               <w:rPr>
-                <w:rFonts w:ascii="Arial" w:hAnsi="Arial"/>
+                <w:rFonts w:ascii="Verdana" w:hAnsi="Verdana"/>
                 <w:b w:val="0"/>
                 <w:sz w:val="16"/>
               </w:rPr>
@@ -5053,7 +5059,7 @@
             <w:r/>
             <w:r>
               <w:rPr>
-                <w:rFonts w:ascii="Arial" w:hAnsi="Arial"/>
+                <w:rFonts w:ascii="Verdana" w:hAnsi="Verdana"/>
                 <w:b w:val="0"/>
                 <w:sz w:val="16"/>
               </w:rPr>
@@ -5066,7 +5072,7 @@
     <w:p>
       <w:r>
         <w:rPr>
-          <w:rFonts w:ascii="Arial" w:hAnsi="Arial"/>
+          <w:rFonts w:ascii="Verdana" w:hAnsi="Verdana"/>
           <w:b/>
           <w:sz w:val="18"/>
         </w:rPr>
@@ -5079,6 +5085,20 @@
         <w:tblW w:type="auto" w:w="0"/>
         <w:jc w:val="center"/>
         <w:tblLook w:firstColumn="1" w:firstRow="1" w:lastColumn="0" w:lastRow="0" w:noHBand="0" w:noVBand="1" w:val="04A0"/>
+        <w:tblBorders>
+          <w:top w:val="single" w:sz="4" w:space="0" w:color="595959"/>
+          <w:left w:val="single" w:sz="4" w:space="0" w:color="595959"/>
+          <w:bottom w:val="single" w:sz="4" w:space="0" w:color="595959"/>
+          <w:right w:val="single" w:sz="4" w:space="0" w:color="595959"/>
+          <w:insideH w:val="single" w:sz="4" w:space="0" w:color="595959"/>
+          <w:insideV w:val="single" w:sz="4" w:space="0" w:color="595959"/>
+        </w:tblBorders>
+        <w:tblCellMar>
+          <w:top w:w="85" w:type="dxa"/>
+          <w:left w:w="85" w:type="dxa"/>
+          <w:bottom w:w="85" w:type="dxa"/>
+          <w:right w:w="85" w:type="dxa"/>
+        </w:tblCellMar>
       </w:tblPr>
       <w:tblGrid>
         <w:gridCol w:w="5046"/>
@@ -5088,61 +5108,52 @@
       <w:tr>
         <w:tc>
           <w:tcPr>
+            <w:tcW w:type="dxa" w:w="1134"/>
+            <w:shd w:val="clear" w:color="auto" w:fill="D9D9D9"/>
+          </w:tcPr>
+          <w:p>
+            <w:r/>
+            <w:r>
+              <w:rPr>
+                <w:rFonts w:ascii="Verdana" w:hAnsi="Verdana"/>
+                <w:b w:val="0"/>
+                <w:sz w:val="16"/>
+              </w:rPr>
+              <w:t>CHIFFRE DU CODE</w:t>
+            </w:r>
+          </w:p>
+        </w:tc>
+        <w:tc>
+          <w:tcPr>
             <w:tcW w:type="dxa" w:w="5046"/>
-            <w:shd w:val="clear" w:color="auto" w:fill="D9E2F3"/>
-          </w:tcPr>
-          <w:p>
-            <w:pPr>
-              <w:jc w:val="center"/>
-            </w:pPr>
-            <w:r/>
-            <w:r>
-              <w:rPr>
-                <w:rFonts w:ascii="Arial" w:hAnsi="Arial"/>
-                <w:b/>
-                <w:sz w:val="16"/>
-              </w:rPr>
-              <w:t>Code Figure</w:t>
+            <w:shd w:val="clear" w:color="auto" w:fill="D9D9D9"/>
+          </w:tcPr>
+          <w:p>
+            <w:r/>
+            <w:r>
+              <w:rPr>
+                <w:rFonts w:ascii="Verdana" w:hAnsi="Verdana"/>
+                <w:b w:val="0"/>
+                <w:sz w:val="16"/>
+              </w:rPr>
+              <w:t>SIGNIFICATION</w:t>
             </w:r>
           </w:p>
         </w:tc>
         <w:tc>
           <w:tcPr>
             <w:tcW w:type="dxa" w:w="5046"/>
-            <w:shd w:val="clear" w:color="auto" w:fill="D9E2F3"/>
-          </w:tcPr>
-          <w:p>
-            <w:pPr>
-              <w:jc w:val="center"/>
-            </w:pPr>
-            <w:r/>
-            <w:r>
-              <w:rPr>
-                <w:rFonts w:ascii="Arial" w:hAnsi="Arial"/>
-                <w:b/>
-                <w:sz w:val="16"/>
-              </w:rPr>
-              <w:t>Entry Name</w:t>
-            </w:r>
-          </w:p>
-        </w:tc>
-        <w:tc>
-          <w:tcPr>
-            <w:tcW w:type="dxa" w:w="5046"/>
-            <w:shd w:val="clear" w:color="auto" w:fill="D9E2F3"/>
-          </w:tcPr>
-          <w:p>
-            <w:pPr>
-              <w:jc w:val="center"/>
-            </w:pPr>
-            <w:r/>
-            <w:r>
-              <w:rPr>
-                <w:rFonts w:ascii="Arial" w:hAnsi="Arial"/>
-                <w:b/>
-                <w:sz w:val="16"/>
-              </w:rPr>
-              <w:t>Note</w:t>
+            <w:shd w:val="clear" w:color="auto" w:fill="D9D9D9"/>
+          </w:tcPr>
+          <w:p>
+            <w:r/>
+            <w:r>
+              <w:rPr>
+                <w:rFonts w:ascii="Verdana" w:hAnsi="Verdana"/>
+                <w:b w:val="0"/>
+                <w:sz w:val="16"/>
+              </w:rPr>
+              <w:t>NOTE</w:t>
             </w:r>
           </w:p>
         </w:tc>
@@ -5156,7 +5167,7 @@
             <w:r/>
             <w:r>
               <w:rPr>
-                <w:rFonts w:ascii="Arial" w:hAnsi="Arial"/>
+                <w:rFonts w:ascii="Verdana" w:hAnsi="Verdana"/>
                 <w:b w:val="0"/>
                 <w:sz w:val="16"/>
               </w:rPr>
@@ -5172,7 +5183,7 @@
             <w:r/>
             <w:r>
               <w:rPr>
-                <w:rFonts w:ascii="Arial" w:hAnsi="Arial"/>
+                <w:rFonts w:ascii="Verdana" w:hAnsi="Verdana"/>
                 <w:b w:val="0"/>
                 <w:sz w:val="16"/>
               </w:rPr>
@@ -5188,7 +5199,7 @@
             <w:r/>
             <w:r>
               <w:rPr>
-                <w:rFonts w:ascii="Arial" w:hAnsi="Arial"/>
+                <w:rFonts w:ascii="Verdana" w:hAnsi="Verdana"/>
                 <w:b w:val="0"/>
                 <w:sz w:val="16"/>
               </w:rPr>
@@ -5205,7 +5216,7 @@
             <w:r/>
             <w:r>
               <w:rPr>
-                <w:rFonts w:ascii="Arial" w:hAnsi="Arial"/>
+                <w:rFonts w:ascii="Verdana" w:hAnsi="Verdana"/>
                 <w:b w:val="0"/>
                 <w:sz w:val="16"/>
               </w:rPr>
@@ -5221,7 +5232,7 @@
             <w:r/>
             <w:r>
               <w:rPr>
-                <w:rFonts w:ascii="Arial" w:hAnsi="Arial"/>
+                <w:rFonts w:ascii="Verdana" w:hAnsi="Verdana"/>
                 <w:b w:val="0"/>
                 <w:sz w:val="16"/>
               </w:rPr>
@@ -5237,7 +5248,7 @@
             <w:r/>
             <w:r>
               <w:rPr>
-                <w:rFonts w:ascii="Arial" w:hAnsi="Arial"/>
+                <w:rFonts w:ascii="Verdana" w:hAnsi="Verdana"/>
                 <w:b w:val="0"/>
                 <w:sz w:val="16"/>
               </w:rPr>
@@ -5254,7 +5265,7 @@
             <w:r/>
             <w:r>
               <w:rPr>
-                <w:rFonts w:ascii="Arial" w:hAnsi="Arial"/>
+                <w:rFonts w:ascii="Verdana" w:hAnsi="Verdana"/>
                 <w:b w:val="0"/>
                 <w:sz w:val="16"/>
               </w:rPr>
@@ -5270,7 +5281,7 @@
             <w:r/>
             <w:r>
               <w:rPr>
-                <w:rFonts w:ascii="Arial" w:hAnsi="Arial"/>
+                <w:rFonts w:ascii="Verdana" w:hAnsi="Verdana"/>
                 <w:b w:val="0"/>
                 <w:sz w:val="16"/>
               </w:rPr>
@@ -5286,7 +5297,7 @@
             <w:r/>
             <w:r>
               <w:rPr>
-                <w:rFonts w:ascii="Arial" w:hAnsi="Arial"/>
+                <w:rFonts w:ascii="Verdana" w:hAnsi="Verdana"/>
                 <w:b w:val="0"/>
                 <w:sz w:val="16"/>
               </w:rPr>
@@ -5303,7 +5314,7 @@
             <w:r/>
             <w:r>
               <w:rPr>
-                <w:rFonts w:ascii="Arial" w:hAnsi="Arial"/>
+                <w:rFonts w:ascii="Verdana" w:hAnsi="Verdana"/>
                 <w:b w:val="0"/>
                 <w:sz w:val="16"/>
               </w:rPr>
@@ -5319,7 +5330,7 @@
             <w:r/>
             <w:r>
               <w:rPr>
-                <w:rFonts w:ascii="Arial" w:hAnsi="Arial"/>
+                <w:rFonts w:ascii="Verdana" w:hAnsi="Verdana"/>
                 <w:b w:val="0"/>
                 <w:sz w:val="16"/>
               </w:rPr>
@@ -5335,7 +5346,7 @@
             <w:r/>
             <w:r>
               <w:rPr>
-                <w:rFonts w:ascii="Arial" w:hAnsi="Arial"/>
+                <w:rFonts w:ascii="Verdana" w:hAnsi="Verdana"/>
                 <w:b w:val="0"/>
                 <w:sz w:val="16"/>
               </w:rPr>
@@ -5352,7 +5363,7 @@
             <w:r/>
             <w:r>
               <w:rPr>
-                <w:rFonts w:ascii="Arial" w:hAnsi="Arial"/>
+                <w:rFonts w:ascii="Verdana" w:hAnsi="Verdana"/>
                 <w:b w:val="0"/>
                 <w:sz w:val="16"/>
               </w:rPr>
@@ -5368,7 +5379,7 @@
             <w:r/>
             <w:r>
               <w:rPr>
-                <w:rFonts w:ascii="Arial" w:hAnsi="Arial"/>
+                <w:rFonts w:ascii="Verdana" w:hAnsi="Verdana"/>
                 <w:b w:val="0"/>
                 <w:sz w:val="16"/>
               </w:rPr>
@@ -5384,7 +5395,7 @@
             <w:r/>
             <w:r>
               <w:rPr>
-                <w:rFonts w:ascii="Arial" w:hAnsi="Arial"/>
+                <w:rFonts w:ascii="Verdana" w:hAnsi="Verdana"/>
                 <w:b w:val="0"/>
                 <w:sz w:val="16"/>
               </w:rPr>
@@ -5401,7 +5412,7 @@
             <w:r/>
             <w:r>
               <w:rPr>
-                <w:rFonts w:ascii="Arial" w:hAnsi="Arial"/>
+                <w:rFonts w:ascii="Verdana" w:hAnsi="Verdana"/>
                 <w:b w:val="0"/>
                 <w:sz w:val="16"/>
               </w:rPr>
@@ -5417,7 +5428,7 @@
             <w:r/>
             <w:r>
               <w:rPr>
-                <w:rFonts w:ascii="Arial" w:hAnsi="Arial"/>
+                <w:rFonts w:ascii="Verdana" w:hAnsi="Verdana"/>
                 <w:b w:val="0"/>
                 <w:sz w:val="16"/>
               </w:rPr>
@@ -5433,7 +5444,7 @@
             <w:r/>
             <w:r>
               <w:rPr>
-                <w:rFonts w:ascii="Arial" w:hAnsi="Arial"/>
+                <w:rFonts w:ascii="Verdana" w:hAnsi="Verdana"/>
                 <w:b w:val="0"/>
                 <w:sz w:val="16"/>
               </w:rPr>
@@ -5450,7 +5461,7 @@
             <w:r/>
             <w:r>
               <w:rPr>
-                <w:rFonts w:ascii="Arial" w:hAnsi="Arial"/>
+                <w:rFonts w:ascii="Verdana" w:hAnsi="Verdana"/>
                 <w:b w:val="0"/>
                 <w:sz w:val="16"/>
               </w:rPr>
@@ -5466,7 +5477,7 @@
             <w:r/>
             <w:r>
               <w:rPr>
-                <w:rFonts w:ascii="Arial" w:hAnsi="Arial"/>
+                <w:rFonts w:ascii="Verdana" w:hAnsi="Verdana"/>
                 <w:b w:val="0"/>
                 <w:sz w:val="16"/>
               </w:rPr>
@@ -5482,7 +5493,7 @@
             <w:r/>
             <w:r>
               <w:rPr>
-                <w:rFonts w:ascii="Arial" w:hAnsi="Arial"/>
+                <w:rFonts w:ascii="Verdana" w:hAnsi="Verdana"/>
                 <w:b w:val="0"/>
                 <w:sz w:val="16"/>
               </w:rPr>
@@ -5499,7 +5510,7 @@
             <w:r/>
             <w:r>
               <w:rPr>
-                <w:rFonts w:ascii="Arial" w:hAnsi="Arial"/>
+                <w:rFonts w:ascii="Verdana" w:hAnsi="Verdana"/>
                 <w:b w:val="0"/>
                 <w:sz w:val="16"/>
               </w:rPr>
@@ -5515,7 +5526,7 @@
             <w:r/>
             <w:r>
               <w:rPr>
-                <w:rFonts w:ascii="Arial" w:hAnsi="Arial"/>
+                <w:rFonts w:ascii="Verdana" w:hAnsi="Verdana"/>
                 <w:b w:val="0"/>
                 <w:sz w:val="16"/>
               </w:rPr>
@@ -5531,7 +5542,7 @@
             <w:r/>
             <w:r>
               <w:rPr>
-                <w:rFonts w:ascii="Arial" w:hAnsi="Arial"/>
+                <w:rFonts w:ascii="Verdana" w:hAnsi="Verdana"/>
                 <w:b w:val="0"/>
                 <w:sz w:val="16"/>
               </w:rPr>
@@ -5548,7 +5559,7 @@
             <w:r/>
             <w:r>
               <w:rPr>
-                <w:rFonts w:ascii="Arial" w:hAnsi="Arial"/>
+                <w:rFonts w:ascii="Verdana" w:hAnsi="Verdana"/>
                 <w:b w:val="0"/>
                 <w:sz w:val="16"/>
               </w:rPr>
@@ -5564,7 +5575,7 @@
             <w:r/>
             <w:r>
               <w:rPr>
-                <w:rFonts w:ascii="Arial" w:hAnsi="Arial"/>
+                <w:rFonts w:ascii="Verdana" w:hAnsi="Verdana"/>
                 <w:b w:val="0"/>
                 <w:sz w:val="16"/>
               </w:rPr>
@@ -5580,7 +5591,7 @@
             <w:r/>
             <w:r>
               <w:rPr>
-                <w:rFonts w:ascii="Arial" w:hAnsi="Arial"/>
+                <w:rFonts w:ascii="Verdana" w:hAnsi="Verdana"/>
                 <w:b w:val="0"/>
                 <w:sz w:val="16"/>
               </w:rPr>
@@ -5597,7 +5608,7 @@
             <w:r/>
             <w:r>
               <w:rPr>
-                <w:rFonts w:ascii="Arial" w:hAnsi="Arial"/>
+                <w:rFonts w:ascii="Verdana" w:hAnsi="Verdana"/>
                 <w:b w:val="0"/>
                 <w:sz w:val="16"/>
               </w:rPr>
@@ -5613,7 +5624,7 @@
             <w:r/>
             <w:r>
               <w:rPr>
-                <w:rFonts w:ascii="Arial" w:hAnsi="Arial"/>
+                <w:rFonts w:ascii="Verdana" w:hAnsi="Verdana"/>
                 <w:b w:val="0"/>
                 <w:sz w:val="16"/>
               </w:rPr>
@@ -5629,7 +5640,7 @@
             <w:r/>
             <w:r>
               <w:rPr>
-                <w:rFonts w:ascii="Arial" w:hAnsi="Arial"/>
+                <w:rFonts w:ascii="Verdana" w:hAnsi="Verdana"/>
                 <w:b w:val="0"/>
                 <w:sz w:val="16"/>
               </w:rPr>
@@ -5646,7 +5657,7 @@
             <w:r/>
             <w:r>
               <w:rPr>
-                <w:rFonts w:ascii="Arial" w:hAnsi="Arial"/>
+                <w:rFonts w:ascii="Verdana" w:hAnsi="Verdana"/>
                 <w:b w:val="0"/>
                 <w:sz w:val="16"/>
               </w:rPr>
@@ -5662,7 +5673,7 @@
             <w:r/>
             <w:r>
               <w:rPr>
-                <w:rFonts w:ascii="Arial" w:hAnsi="Arial"/>
+                <w:rFonts w:ascii="Verdana" w:hAnsi="Verdana"/>
                 <w:b w:val="0"/>
                 <w:sz w:val="16"/>
               </w:rPr>
@@ -5678,7 +5689,7 @@
             <w:r/>
             <w:r>
               <w:rPr>
-                <w:rFonts w:ascii="Arial" w:hAnsi="Arial"/>
+                <w:rFonts w:ascii="Verdana" w:hAnsi="Verdana"/>
                 <w:b w:val="0"/>
                 <w:sz w:val="16"/>
               </w:rPr>
@@ -5695,7 +5706,7 @@
             <w:r/>
             <w:r>
               <w:rPr>
-                <w:rFonts w:ascii="Arial" w:hAnsi="Arial"/>
+                <w:rFonts w:ascii="Verdana" w:hAnsi="Verdana"/>
                 <w:b w:val="0"/>
                 <w:sz w:val="16"/>
               </w:rPr>
@@ -5711,7 +5722,7 @@
             <w:r/>
             <w:r>
               <w:rPr>
-                <w:rFonts w:ascii="Arial" w:hAnsi="Arial"/>
+                <w:rFonts w:ascii="Verdana" w:hAnsi="Verdana"/>
                 <w:b w:val="0"/>
                 <w:sz w:val="16"/>
               </w:rPr>
@@ -5727,7 +5738,7 @@
             <w:r/>
             <w:r>
               <w:rPr>
-                <w:rFonts w:ascii="Arial" w:hAnsi="Arial"/>
+                <w:rFonts w:ascii="Verdana" w:hAnsi="Verdana"/>
                 <w:b w:val="0"/>
                 <w:sz w:val="16"/>
               </w:rPr>
@@ -5744,7 +5755,7 @@
             <w:r/>
             <w:r>
               <w:rPr>
-                <w:rFonts w:ascii="Arial" w:hAnsi="Arial"/>
+                <w:rFonts w:ascii="Verdana" w:hAnsi="Verdana"/>
                 <w:b w:val="0"/>
                 <w:sz w:val="16"/>
               </w:rPr>
@@ -5760,7 +5771,7 @@
             <w:r/>
             <w:r>
               <w:rPr>
-                <w:rFonts w:ascii="Arial" w:hAnsi="Arial"/>
+                <w:rFonts w:ascii="Verdana" w:hAnsi="Verdana"/>
                 <w:b w:val="0"/>
                 <w:sz w:val="16"/>
               </w:rPr>
@@ -5776,7 +5787,7 @@
             <w:r/>
             <w:r>
               <w:rPr>
-                <w:rFonts w:ascii="Arial" w:hAnsi="Arial"/>
+                <w:rFonts w:ascii="Verdana" w:hAnsi="Verdana"/>
                 <w:b w:val="0"/>
                 <w:sz w:val="16"/>
               </w:rPr>
@@ -5793,7 +5804,7 @@
             <w:r/>
             <w:r>
               <w:rPr>
-                <w:rFonts w:ascii="Arial" w:hAnsi="Arial"/>
+                <w:rFonts w:ascii="Verdana" w:hAnsi="Verdana"/>
                 <w:b w:val="0"/>
                 <w:sz w:val="16"/>
               </w:rPr>
@@ -5809,7 +5820,7 @@
             <w:r/>
             <w:r>
               <w:rPr>
-                <w:rFonts w:ascii="Arial" w:hAnsi="Arial"/>
+                <w:rFonts w:ascii="Verdana" w:hAnsi="Verdana"/>
                 <w:b w:val="0"/>
                 <w:sz w:val="16"/>
               </w:rPr>
@@ -5825,7 +5836,7 @@
             <w:r/>
             <w:r>
               <w:rPr>
-                <w:rFonts w:ascii="Arial" w:hAnsi="Arial"/>
+                <w:rFonts w:ascii="Verdana" w:hAnsi="Verdana"/>
                 <w:b w:val="0"/>
                 <w:sz w:val="16"/>
               </w:rPr>
@@ -5842,7 +5853,7 @@
             <w:r/>
             <w:r>
               <w:rPr>
-                <w:rFonts w:ascii="Arial" w:hAnsi="Arial"/>
+                <w:rFonts w:ascii="Verdana" w:hAnsi="Verdana"/>
                 <w:b w:val="0"/>
                 <w:sz w:val="16"/>
               </w:rPr>
@@ -5858,7 +5869,7 @@
             <w:r/>
             <w:r>
               <w:rPr>
-                <w:rFonts w:ascii="Arial" w:hAnsi="Arial"/>
+                <w:rFonts w:ascii="Verdana" w:hAnsi="Verdana"/>
                 <w:b w:val="0"/>
                 <w:sz w:val="16"/>
               </w:rPr>
@@ -5874,7 +5885,7 @@
             <w:r/>
             <w:r>
               <w:rPr>
-                <w:rFonts w:ascii="Arial" w:hAnsi="Arial"/>
+                <w:rFonts w:ascii="Verdana" w:hAnsi="Verdana"/>
                 <w:b w:val="0"/>
                 <w:sz w:val="16"/>
               </w:rPr>
@@ -5891,7 +5902,7 @@
             <w:r/>
             <w:r>
               <w:rPr>
-                <w:rFonts w:ascii="Arial" w:hAnsi="Arial"/>
+                <w:rFonts w:ascii="Verdana" w:hAnsi="Verdana"/>
                 <w:b w:val="0"/>
                 <w:sz w:val="16"/>
               </w:rPr>
@@ -5907,7 +5918,7 @@
             <w:r/>
             <w:r>
               <w:rPr>
-                <w:rFonts w:ascii="Arial" w:hAnsi="Arial"/>
+                <w:rFonts w:ascii="Verdana" w:hAnsi="Verdana"/>
                 <w:b w:val="0"/>
                 <w:sz w:val="16"/>
               </w:rPr>
@@ -5923,7 +5934,7 @@
             <w:r/>
             <w:r>
               <w:rPr>
-                <w:rFonts w:ascii="Arial" w:hAnsi="Arial"/>
+                <w:rFonts w:ascii="Verdana" w:hAnsi="Verdana"/>
                 <w:b w:val="0"/>
                 <w:sz w:val="16"/>
               </w:rPr>
@@ -5940,7 +5951,7 @@
             <w:r/>
             <w:r>
               <w:rPr>
-                <w:rFonts w:ascii="Arial" w:hAnsi="Arial"/>
+                <w:rFonts w:ascii="Verdana" w:hAnsi="Verdana"/>
                 <w:b w:val="0"/>
                 <w:sz w:val="16"/>
               </w:rPr>
@@ -5956,7 +5967,7 @@
             <w:r/>
             <w:r>
               <w:rPr>
-                <w:rFonts w:ascii="Arial" w:hAnsi="Arial"/>
+                <w:rFonts w:ascii="Verdana" w:hAnsi="Verdana"/>
                 <w:b w:val="0"/>
                 <w:sz w:val="16"/>
               </w:rPr>
@@ -5972,7 +5983,7 @@
             <w:r/>
             <w:r>
               <w:rPr>
-                <w:rFonts w:ascii="Arial" w:hAnsi="Arial"/>
+                <w:rFonts w:ascii="Verdana" w:hAnsi="Verdana"/>
                 <w:b w:val="0"/>
                 <w:sz w:val="16"/>
               </w:rPr>
@@ -5989,7 +6000,7 @@
             <w:r/>
             <w:r>
               <w:rPr>
-                <w:rFonts w:ascii="Arial" w:hAnsi="Arial"/>
+                <w:rFonts w:ascii="Verdana" w:hAnsi="Verdana"/>
                 <w:b w:val="0"/>
                 <w:sz w:val="16"/>
               </w:rPr>
@@ -6005,7 +6016,7 @@
             <w:r/>
             <w:r>
               <w:rPr>
-                <w:rFonts w:ascii="Arial" w:hAnsi="Arial"/>
+                <w:rFonts w:ascii="Verdana" w:hAnsi="Verdana"/>
                 <w:b w:val="0"/>
                 <w:sz w:val="16"/>
               </w:rPr>
@@ -6021,7 +6032,7 @@
             <w:r/>
             <w:r>
               <w:rPr>
-                <w:rFonts w:ascii="Arial" w:hAnsi="Arial"/>
+                <w:rFonts w:ascii="Verdana" w:hAnsi="Verdana"/>
                 <w:b w:val="0"/>
                 <w:sz w:val="16"/>
               </w:rPr>
@@ -6034,7 +6045,7 @@
     <w:p>
       <w:r>
         <w:rPr>
-          <w:rFonts w:ascii="Arial" w:hAnsi="Arial"/>
+          <w:rFonts w:ascii="Verdana" w:hAnsi="Verdana"/>
           <w:b/>
           <w:sz w:val="18"/>
         </w:rPr>
@@ -6047,6 +6058,20 @@
         <w:tblW w:type="auto" w:w="0"/>
         <w:jc w:val="center"/>
         <w:tblLook w:firstColumn="1" w:firstRow="1" w:lastColumn="0" w:lastRow="0" w:noHBand="0" w:noVBand="1" w:val="04A0"/>
+        <w:tblBorders>
+          <w:top w:val="single" w:sz="4" w:space="0" w:color="595959"/>
+          <w:left w:val="single" w:sz="4" w:space="0" w:color="595959"/>
+          <w:bottom w:val="single" w:sz="4" w:space="0" w:color="595959"/>
+          <w:right w:val="single" w:sz="4" w:space="0" w:color="595959"/>
+          <w:insideH w:val="single" w:sz="4" w:space="0" w:color="595959"/>
+          <w:insideV w:val="single" w:sz="4" w:space="0" w:color="595959"/>
+        </w:tblBorders>
+        <w:tblCellMar>
+          <w:top w:w="85" w:type="dxa"/>
+          <w:left w:w="85" w:type="dxa"/>
+          <w:bottom w:w="85" w:type="dxa"/>
+          <w:right w:w="85" w:type="dxa"/>
+        </w:tblCellMar>
       </w:tblPr>
       <w:tblGrid>
         <w:gridCol w:w="5046"/>
@@ -6056,61 +6081,52 @@
       <w:tr>
         <w:tc>
           <w:tcPr>
+            <w:tcW w:type="dxa" w:w="1134"/>
+            <w:shd w:val="clear" w:color="auto" w:fill="D9D9D9"/>
+          </w:tcPr>
+          <w:p>
+            <w:r/>
+            <w:r>
+              <w:rPr>
+                <w:rFonts w:ascii="Verdana" w:hAnsi="Verdana"/>
+                <w:b w:val="0"/>
+                <w:sz w:val="16"/>
+              </w:rPr>
+              <w:t>CHIFFRE DU CODE</w:t>
+            </w:r>
+          </w:p>
+        </w:tc>
+        <w:tc>
+          <w:tcPr>
             <w:tcW w:type="dxa" w:w="5046"/>
-            <w:shd w:val="clear" w:color="auto" w:fill="D9E2F3"/>
-          </w:tcPr>
-          <w:p>
-            <w:pPr>
-              <w:jc w:val="center"/>
-            </w:pPr>
-            <w:r/>
-            <w:r>
-              <w:rPr>
-                <w:rFonts w:ascii="Arial" w:hAnsi="Arial"/>
-                <w:b/>
-                <w:sz w:val="16"/>
-              </w:rPr>
-              <w:t>Code Figure</w:t>
+            <w:shd w:val="clear" w:color="auto" w:fill="D9D9D9"/>
+          </w:tcPr>
+          <w:p>
+            <w:r/>
+            <w:r>
+              <w:rPr>
+                <w:rFonts w:ascii="Verdana" w:hAnsi="Verdana"/>
+                <w:b w:val="0"/>
+                <w:sz w:val="16"/>
+              </w:rPr>
+              <w:t>SIGNIFICATION</w:t>
             </w:r>
           </w:p>
         </w:tc>
         <w:tc>
           <w:tcPr>
             <w:tcW w:type="dxa" w:w="5046"/>
-            <w:shd w:val="clear" w:color="auto" w:fill="D9E2F3"/>
-          </w:tcPr>
-          <w:p>
-            <w:pPr>
-              <w:jc w:val="center"/>
-            </w:pPr>
-            <w:r/>
-            <w:r>
-              <w:rPr>
-                <w:rFonts w:ascii="Arial" w:hAnsi="Arial"/>
-                <w:b/>
-                <w:sz w:val="16"/>
-              </w:rPr>
-              <w:t>Entry Name</w:t>
-            </w:r>
-          </w:p>
-        </w:tc>
-        <w:tc>
-          <w:tcPr>
-            <w:tcW w:type="dxa" w:w="5046"/>
-            <w:shd w:val="clear" w:color="auto" w:fill="D9E2F3"/>
-          </w:tcPr>
-          <w:p>
-            <w:pPr>
-              <w:jc w:val="center"/>
-            </w:pPr>
-            <w:r/>
-            <w:r>
-              <w:rPr>
-                <w:rFonts w:ascii="Arial" w:hAnsi="Arial"/>
-                <w:b/>
-                <w:sz w:val="16"/>
-              </w:rPr>
-              <w:t>Note</w:t>
+            <w:shd w:val="clear" w:color="auto" w:fill="D9D9D9"/>
+          </w:tcPr>
+          <w:p>
+            <w:r/>
+            <w:r>
+              <w:rPr>
+                <w:rFonts w:ascii="Verdana" w:hAnsi="Verdana"/>
+                <w:b w:val="0"/>
+                <w:sz w:val="16"/>
+              </w:rPr>
+              <w:t>NOTE</w:t>
             </w:r>
           </w:p>
         </w:tc>
@@ -6124,7 +6140,7 @@
             <w:r/>
             <w:r>
               <w:rPr>
-                <w:rFonts w:ascii="Arial" w:hAnsi="Arial"/>
+                <w:rFonts w:ascii="Verdana" w:hAnsi="Verdana"/>
                 <w:b w:val="0"/>
                 <w:sz w:val="16"/>
               </w:rPr>
@@ -6140,7 +6156,7 @@
             <w:r/>
             <w:r>
               <w:rPr>
-                <w:rFonts w:ascii="Arial" w:hAnsi="Arial"/>
+                <w:rFonts w:ascii="Verdana" w:hAnsi="Verdana"/>
                 <w:b w:val="0"/>
                 <w:sz w:val="16"/>
               </w:rPr>
@@ -6156,7 +6172,7 @@
             <w:r/>
             <w:r>
               <w:rPr>
-                <w:rFonts w:ascii="Arial" w:hAnsi="Arial"/>
+                <w:rFonts w:ascii="Verdana" w:hAnsi="Verdana"/>
                 <w:b w:val="0"/>
                 <w:sz w:val="16"/>
               </w:rPr>
@@ -6173,7 +6189,7 @@
             <w:r/>
             <w:r>
               <w:rPr>
-                <w:rFonts w:ascii="Arial" w:hAnsi="Arial"/>
+                <w:rFonts w:ascii="Verdana" w:hAnsi="Verdana"/>
                 <w:b w:val="0"/>
                 <w:sz w:val="16"/>
               </w:rPr>
@@ -6189,7 +6205,7 @@
             <w:r/>
             <w:r>
               <w:rPr>
-                <w:rFonts w:ascii="Arial" w:hAnsi="Arial"/>
+                <w:rFonts w:ascii="Verdana" w:hAnsi="Verdana"/>
                 <w:b w:val="0"/>
                 <w:sz w:val="16"/>
               </w:rPr>
@@ -6205,7 +6221,7 @@
             <w:r/>
             <w:r>
               <w:rPr>
-                <w:rFonts w:ascii="Arial" w:hAnsi="Arial"/>
+                <w:rFonts w:ascii="Verdana" w:hAnsi="Verdana"/>
                 <w:b w:val="0"/>
                 <w:sz w:val="16"/>
               </w:rPr>
@@ -6222,7 +6238,7 @@
             <w:r/>
             <w:r>
               <w:rPr>
-                <w:rFonts w:ascii="Arial" w:hAnsi="Arial"/>
+                <w:rFonts w:ascii="Verdana" w:hAnsi="Verdana"/>
                 <w:b w:val="0"/>
                 <w:sz w:val="16"/>
               </w:rPr>
@@ -6238,7 +6254,7 @@
             <w:r/>
             <w:r>
               <w:rPr>
-                <w:rFonts w:ascii="Arial" w:hAnsi="Arial"/>
+                <w:rFonts w:ascii="Verdana" w:hAnsi="Verdana"/>
                 <w:b w:val="0"/>
                 <w:sz w:val="16"/>
               </w:rPr>
@@ -6254,7 +6270,7 @@
             <w:r/>
             <w:r>
               <w:rPr>
-                <w:rFonts w:ascii="Arial" w:hAnsi="Arial"/>
+                <w:rFonts w:ascii="Verdana" w:hAnsi="Verdana"/>
                 <w:b w:val="0"/>
                 <w:sz w:val="16"/>
               </w:rPr>
@@ -6271,7 +6287,7 @@
             <w:r/>
             <w:r>
               <w:rPr>
-                <w:rFonts w:ascii="Arial" w:hAnsi="Arial"/>
+                <w:rFonts w:ascii="Verdana" w:hAnsi="Verdana"/>
                 <w:b w:val="0"/>
                 <w:sz w:val="16"/>
               </w:rPr>
@@ -6287,7 +6303,7 @@
             <w:r/>
             <w:r>
               <w:rPr>
-                <w:rFonts w:ascii="Arial" w:hAnsi="Arial"/>
+                <w:rFonts w:ascii="Verdana" w:hAnsi="Verdana"/>
                 <w:b w:val="0"/>
                 <w:sz w:val="16"/>
               </w:rPr>
@@ -6303,7 +6319,7 @@
             <w:r/>
             <w:r>
               <w:rPr>
-                <w:rFonts w:ascii="Arial" w:hAnsi="Arial"/>
+                <w:rFonts w:ascii="Verdana" w:hAnsi="Verdana"/>
                 <w:b w:val="0"/>
                 <w:sz w:val="16"/>
               </w:rPr>
@@ -6320,7 +6336,7 @@
             <w:r/>
             <w:r>
               <w:rPr>
-                <w:rFonts w:ascii="Arial" w:hAnsi="Arial"/>
+                <w:rFonts w:ascii="Verdana" w:hAnsi="Verdana"/>
                 <w:b w:val="0"/>
                 <w:sz w:val="16"/>
               </w:rPr>
@@ -6336,7 +6352,7 @@
             <w:r/>
             <w:r>
               <w:rPr>
-                <w:rFonts w:ascii="Arial" w:hAnsi="Arial"/>
+                <w:rFonts w:ascii="Verdana" w:hAnsi="Verdana"/>
                 <w:b w:val="0"/>
                 <w:sz w:val="16"/>
               </w:rPr>
@@ -6352,7 +6368,7 @@
             <w:r/>
             <w:r>
               <w:rPr>
-                <w:rFonts w:ascii="Arial" w:hAnsi="Arial"/>
+                <w:rFonts w:ascii="Verdana" w:hAnsi="Verdana"/>
                 <w:b w:val="0"/>
                 <w:sz w:val="16"/>
               </w:rPr>
@@ -6369,7 +6385,7 @@
             <w:r/>
             <w:r>
               <w:rPr>
-                <w:rFonts w:ascii="Arial" w:hAnsi="Arial"/>
+                <w:rFonts w:ascii="Verdana" w:hAnsi="Verdana"/>
                 <w:b w:val="0"/>
                 <w:sz w:val="16"/>
               </w:rPr>
@@ -6385,7 +6401,7 @@
             <w:r/>
             <w:r>
               <w:rPr>
-                <w:rFonts w:ascii="Arial" w:hAnsi="Arial"/>
+                <w:rFonts w:ascii="Verdana" w:hAnsi="Verdana"/>
                 <w:b w:val="0"/>
                 <w:sz w:val="16"/>
               </w:rPr>
@@ -6401,7 +6417,7 @@
             <w:r/>
             <w:r>
               <w:rPr>
-                <w:rFonts w:ascii="Arial" w:hAnsi="Arial"/>
+                <w:rFonts w:ascii="Verdana" w:hAnsi="Verdana"/>
                 <w:b w:val="0"/>
                 <w:sz w:val="16"/>
               </w:rPr>
@@ -6418,7 +6434,7 @@
             <w:r/>
             <w:r>
               <w:rPr>
-                <w:rFonts w:ascii="Arial" w:hAnsi="Arial"/>
+                <w:rFonts w:ascii="Verdana" w:hAnsi="Verdana"/>
                 <w:b w:val="0"/>
                 <w:sz w:val="16"/>
               </w:rPr>
@@ -6434,7 +6450,7 @@
             <w:r/>
             <w:r>
               <w:rPr>
-                <w:rFonts w:ascii="Arial" w:hAnsi="Arial"/>
+                <w:rFonts w:ascii="Verdana" w:hAnsi="Verdana"/>
                 <w:b w:val="0"/>
                 <w:sz w:val="16"/>
               </w:rPr>
@@ -6450,7 +6466,7 @@
             <w:r/>
             <w:r>
               <w:rPr>
-                <w:rFonts w:ascii="Arial" w:hAnsi="Arial"/>
+                <w:rFonts w:ascii="Verdana" w:hAnsi="Verdana"/>
                 <w:b w:val="0"/>
                 <w:sz w:val="16"/>
               </w:rPr>
@@ -6467,7 +6483,7 @@
             <w:r/>
             <w:r>
               <w:rPr>
-                <w:rFonts w:ascii="Arial" w:hAnsi="Arial"/>
+                <w:rFonts w:ascii="Verdana" w:hAnsi="Verdana"/>
                 <w:b w:val="0"/>
                 <w:sz w:val="16"/>
               </w:rPr>
@@ -6483,7 +6499,7 @@
             <w:r/>
             <w:r>
               <w:rPr>
-                <w:rFonts w:ascii="Arial" w:hAnsi="Arial"/>
+                <w:rFonts w:ascii="Verdana" w:hAnsi="Verdana"/>
                 <w:b w:val="0"/>
                 <w:sz w:val="16"/>
               </w:rPr>
@@ -6499,7 +6515,7 @@
             <w:r/>
             <w:r>
               <w:rPr>
-                <w:rFonts w:ascii="Arial" w:hAnsi="Arial"/>
+                <w:rFonts w:ascii="Verdana" w:hAnsi="Verdana"/>
                 <w:b w:val="0"/>
                 <w:sz w:val="16"/>
               </w:rPr>
@@ -6516,7 +6532,7 @@
             <w:r/>
             <w:r>
               <w:rPr>
-                <w:rFonts w:ascii="Arial" w:hAnsi="Arial"/>
+                <w:rFonts w:ascii="Verdana" w:hAnsi="Verdana"/>
                 <w:b w:val="0"/>
                 <w:sz w:val="16"/>
               </w:rPr>
@@ -6532,7 +6548,7 @@
             <w:r/>
             <w:r>
               <w:rPr>
-                <w:rFonts w:ascii="Arial" w:hAnsi="Arial"/>
+                <w:rFonts w:ascii="Verdana" w:hAnsi="Verdana"/>
                 <w:b w:val="0"/>
                 <w:sz w:val="16"/>
               </w:rPr>
@@ -6548,7 +6564,7 @@
             <w:r/>
             <w:r>
               <w:rPr>
-                <w:rFonts w:ascii="Arial" w:hAnsi="Arial"/>
+                <w:rFonts w:ascii="Verdana" w:hAnsi="Verdana"/>
                 <w:b w:val="0"/>
                 <w:sz w:val="16"/>
               </w:rPr>
@@ -6565,7 +6581,7 @@
             <w:r/>
             <w:r>
               <w:rPr>
-                <w:rFonts w:ascii="Arial" w:hAnsi="Arial"/>
+                <w:rFonts w:ascii="Verdana" w:hAnsi="Verdana"/>
                 <w:b w:val="0"/>
                 <w:sz w:val="16"/>
               </w:rPr>
@@ -6581,7 +6597,7 @@
             <w:r/>
             <w:r>
               <w:rPr>
-                <w:rFonts w:ascii="Arial" w:hAnsi="Arial"/>
+                <w:rFonts w:ascii="Verdana" w:hAnsi="Verdana"/>
                 <w:b w:val="0"/>
                 <w:sz w:val="16"/>
               </w:rPr>
@@ -6597,7 +6613,7 @@
             <w:r/>
             <w:r>
               <w:rPr>
-                <w:rFonts w:ascii="Arial" w:hAnsi="Arial"/>
+                <w:rFonts w:ascii="Verdana" w:hAnsi="Verdana"/>
                 <w:b w:val="0"/>
                 <w:sz w:val="16"/>
               </w:rPr>
@@ -6614,7 +6630,7 @@
             <w:r/>
             <w:r>
               <w:rPr>
-                <w:rFonts w:ascii="Arial" w:hAnsi="Arial"/>
+                <w:rFonts w:ascii="Verdana" w:hAnsi="Verdana"/>
                 <w:b w:val="0"/>
                 <w:sz w:val="16"/>
               </w:rPr>
@@ -6630,7 +6646,7 @@
             <w:r/>
             <w:r>
               <w:rPr>
-                <w:rFonts w:ascii="Arial" w:hAnsi="Arial"/>
+                <w:rFonts w:ascii="Verdana" w:hAnsi="Verdana"/>
                 <w:b w:val="0"/>
                 <w:sz w:val="16"/>
               </w:rPr>
@@ -6646,7 +6662,7 @@
             <w:r/>
             <w:r>
               <w:rPr>
-                <w:rFonts w:ascii="Arial" w:hAnsi="Arial"/>
+                <w:rFonts w:ascii="Verdana" w:hAnsi="Verdana"/>
                 <w:b w:val="0"/>
                 <w:sz w:val="16"/>
               </w:rPr>
@@ -6663,7 +6679,7 @@
             <w:r/>
             <w:r>
               <w:rPr>
-                <w:rFonts w:ascii="Arial" w:hAnsi="Arial"/>
+                <w:rFonts w:ascii="Verdana" w:hAnsi="Verdana"/>
                 <w:b w:val="0"/>
                 <w:sz w:val="16"/>
               </w:rPr>
@@ -6679,7 +6695,7 @@
             <w:r/>
             <w:r>
               <w:rPr>
-                <w:rFonts w:ascii="Arial" w:hAnsi="Arial"/>
+                <w:rFonts w:ascii="Verdana" w:hAnsi="Verdana"/>
                 <w:b w:val="0"/>
                 <w:sz w:val="16"/>
               </w:rPr>
@@ -6695,7 +6711,7 @@
             <w:r/>
             <w:r>
               <w:rPr>
-                <w:rFonts w:ascii="Arial" w:hAnsi="Arial"/>
+                <w:rFonts w:ascii="Verdana" w:hAnsi="Verdana"/>
                 <w:b w:val="0"/>
                 <w:sz w:val="16"/>
               </w:rPr>
@@ -6712,7 +6728,7 @@
             <w:r/>
             <w:r>
               <w:rPr>
-                <w:rFonts w:ascii="Arial" w:hAnsi="Arial"/>
+                <w:rFonts w:ascii="Verdana" w:hAnsi="Verdana"/>
                 <w:b w:val="0"/>
                 <w:sz w:val="16"/>
               </w:rPr>
@@ -6728,7 +6744,7 @@
             <w:r/>
             <w:r>
               <w:rPr>
-                <w:rFonts w:ascii="Arial" w:hAnsi="Arial"/>
+                <w:rFonts w:ascii="Verdana" w:hAnsi="Verdana"/>
                 <w:b w:val="0"/>
                 <w:sz w:val="16"/>
               </w:rPr>
@@ -6744,7 +6760,7 @@
             <w:r/>
             <w:r>
               <w:rPr>
-                <w:rFonts w:ascii="Arial" w:hAnsi="Arial"/>
+                <w:rFonts w:ascii="Verdana" w:hAnsi="Verdana"/>
                 <w:b w:val="0"/>
                 <w:sz w:val="16"/>
               </w:rPr>
@@ -6761,7 +6777,7 @@
             <w:r/>
             <w:r>
               <w:rPr>
-                <w:rFonts w:ascii="Arial" w:hAnsi="Arial"/>
+                <w:rFonts w:ascii="Verdana" w:hAnsi="Verdana"/>
                 <w:b w:val="0"/>
                 <w:sz w:val="16"/>
               </w:rPr>
@@ -6777,7 +6793,7 @@
             <w:r/>
             <w:r>
               <w:rPr>
-                <w:rFonts w:ascii="Arial" w:hAnsi="Arial"/>
+                <w:rFonts w:ascii="Verdana" w:hAnsi="Verdana"/>
                 <w:b w:val="0"/>
                 <w:sz w:val="16"/>
               </w:rPr>
@@ -6793,7 +6809,7 @@
             <w:r/>
             <w:r>
               <w:rPr>
-                <w:rFonts w:ascii="Arial" w:hAnsi="Arial"/>
+                <w:rFonts w:ascii="Verdana" w:hAnsi="Verdana"/>
                 <w:b w:val="0"/>
                 <w:sz w:val="16"/>
               </w:rPr>
@@ -6810,7 +6826,7 @@
             <w:r/>
             <w:r>
               <w:rPr>
-                <w:rFonts w:ascii="Arial" w:hAnsi="Arial"/>
+                <w:rFonts w:ascii="Verdana" w:hAnsi="Verdana"/>
                 <w:b w:val="0"/>
                 <w:sz w:val="16"/>
               </w:rPr>
@@ -6826,7 +6842,7 @@
             <w:r/>
             <w:r>
               <w:rPr>
-                <w:rFonts w:ascii="Arial" w:hAnsi="Arial"/>
+                <w:rFonts w:ascii="Verdana" w:hAnsi="Verdana"/>
                 <w:b w:val="0"/>
                 <w:sz w:val="16"/>
               </w:rPr>
@@ -6842,7 +6858,7 @@
             <w:r/>
             <w:r>
               <w:rPr>
-                <w:rFonts w:ascii="Arial" w:hAnsi="Arial"/>
+                <w:rFonts w:ascii="Verdana" w:hAnsi="Verdana"/>
                 <w:b w:val="0"/>
                 <w:sz w:val="16"/>
               </w:rPr>
@@ -6859,7 +6875,7 @@
             <w:r/>
             <w:r>
               <w:rPr>
-                <w:rFonts w:ascii="Arial" w:hAnsi="Arial"/>
+                <w:rFonts w:ascii="Verdana" w:hAnsi="Verdana"/>
                 <w:b w:val="0"/>
                 <w:sz w:val="16"/>
               </w:rPr>
@@ -6875,7 +6891,7 @@
             <w:r/>
             <w:r>
               <w:rPr>
-                <w:rFonts w:ascii="Arial" w:hAnsi="Arial"/>
+                <w:rFonts w:ascii="Verdana" w:hAnsi="Verdana"/>
                 <w:b w:val="0"/>
                 <w:sz w:val="16"/>
               </w:rPr>
@@ -6891,7 +6907,7 @@
             <w:r/>
             <w:r>
               <w:rPr>
-                <w:rFonts w:ascii="Arial" w:hAnsi="Arial"/>
+                <w:rFonts w:ascii="Verdana" w:hAnsi="Verdana"/>
                 <w:b w:val="0"/>
                 <w:sz w:val="16"/>
               </w:rPr>
@@ -6908,7 +6924,7 @@
             <w:r/>
             <w:r>
               <w:rPr>
-                <w:rFonts w:ascii="Arial" w:hAnsi="Arial"/>
+                <w:rFonts w:ascii="Verdana" w:hAnsi="Verdana"/>
                 <w:b w:val="0"/>
                 <w:sz w:val="16"/>
               </w:rPr>
@@ -6924,7 +6940,7 @@
             <w:r/>
             <w:r>
               <w:rPr>
-                <w:rFonts w:ascii="Arial" w:hAnsi="Arial"/>
+                <w:rFonts w:ascii="Verdana" w:hAnsi="Verdana"/>
                 <w:b w:val="0"/>
                 <w:sz w:val="16"/>
               </w:rPr>
@@ -6940,7 +6956,7 @@
             <w:r/>
             <w:r>
               <w:rPr>
-                <w:rFonts w:ascii="Arial" w:hAnsi="Arial"/>
+                <w:rFonts w:ascii="Verdana" w:hAnsi="Verdana"/>
                 <w:b w:val="0"/>
                 <w:sz w:val="16"/>
               </w:rPr>
@@ -6957,7 +6973,7 @@
             <w:r/>
             <w:r>
               <w:rPr>
-                <w:rFonts w:ascii="Arial" w:hAnsi="Arial"/>
+                <w:rFonts w:ascii="Verdana" w:hAnsi="Verdana"/>
                 <w:b w:val="0"/>
                 <w:sz w:val="16"/>
               </w:rPr>
@@ -6973,7 +6989,7 @@
             <w:r/>
             <w:r>
               <w:rPr>
-                <w:rFonts w:ascii="Arial" w:hAnsi="Arial"/>
+                <w:rFonts w:ascii="Verdana" w:hAnsi="Verdana"/>
                 <w:b w:val="0"/>
                 <w:sz w:val="16"/>
               </w:rPr>
@@ -6989,7 +7005,7 @@
             <w:r/>
             <w:r>
               <w:rPr>
-                <w:rFonts w:ascii="Arial" w:hAnsi="Arial"/>
+                <w:rFonts w:ascii="Verdana" w:hAnsi="Verdana"/>
                 <w:b w:val="0"/>
                 <w:sz w:val="16"/>
               </w:rPr>
@@ -7006,7 +7022,7 @@
             <w:r/>
             <w:r>
               <w:rPr>
-                <w:rFonts w:ascii="Arial" w:hAnsi="Arial"/>
+                <w:rFonts w:ascii="Verdana" w:hAnsi="Verdana"/>
                 <w:b w:val="0"/>
                 <w:sz w:val="16"/>
               </w:rPr>
@@ -7022,7 +7038,7 @@
             <w:r/>
             <w:r>
               <w:rPr>
-                <w:rFonts w:ascii="Arial" w:hAnsi="Arial"/>
+                <w:rFonts w:ascii="Verdana" w:hAnsi="Verdana"/>
                 <w:b w:val="0"/>
                 <w:sz w:val="16"/>
               </w:rPr>
@@ -7038,7 +7054,7 @@
             <w:r/>
             <w:r>
               <w:rPr>
-                <w:rFonts w:ascii="Arial" w:hAnsi="Arial"/>
+                <w:rFonts w:ascii="Verdana" w:hAnsi="Verdana"/>
                 <w:b w:val="0"/>
                 <w:sz w:val="16"/>
               </w:rPr>

--- a/docx/fr/BUFRCREX_CodeFlag_fr_11.docx
+++ b/docx/fr/BUFRCREX_CodeFlag_fr_11.docx
@@ -22,7 +22,7 @@
           <w:b/>
           <w:sz w:val="18"/>
         </w:rPr>
-        <w:t>011030  Degré de turbulence détaillé</w:t>
+        <w:t>0 11 030  Degré de turbulence détaillé</w:t>
       </w:r>
     </w:p>
     <w:tbl>
@@ -1807,7 +1807,7 @@
           <w:b/>
           <w:sz w:val="18"/>
         </w:rPr>
-        <w:t>011031  Degré de turbulence</w:t>
+        <w:t>0 11 031  Degré de turbulence</w:t>
       </w:r>
     </w:p>
     <w:tbl>
@@ -2952,7 +2952,7 @@
           <w:b/>
           <w:sz w:val="18"/>
         </w:rPr>
-        <w:t>011037  Indice de turbulence</w:t>
+        <w:t>0 11 037  Indice de turbulence</w:t>
       </w:r>
     </w:p>
     <w:tbl>
@@ -5076,7 +5076,7 @@
           <w:b/>
           <w:sz w:val="18"/>
         </w:rPr>
-        <w:t>011038  Heure du taux maximal de dissipation des tourbillons</w:t>
+        <w:t>0 11 038  Heure du taux maximal de dissipation des tourbillons</w:t>
       </w:r>
     </w:p>
     <w:tbl>
@@ -6049,7 +6049,7 @@
           <w:b/>
           <w:sz w:val="18"/>
         </w:rPr>
-        <w:t>011039  Étalement dans le temps de l'apparition du taux maximal de dissipation des tourbillons</w:t>
+        <w:t>0 11 039  Étalement dans le temps de l'apparition du taux maximal de dissipation des tourbillons</w:t>
       </w:r>
     </w:p>
     <w:tbl>

--- a/docx/fr/BUFRCREX_CodeFlag_fr_11.docx
+++ b/docx/fr/BUFRCREX_CodeFlag_fr_11.docx
@@ -13,6 +13,566 @@
           <w:sz w:val="22"/>
         </w:rPr>
         <w:t>Classe 11</w:t>
+      </w:r>
+    </w:p>
+    <w:p>
+      <w:r>
+        <w:rPr>
+          <w:rFonts w:ascii="Verdana" w:hAnsi="Verdana"/>
+          <w:i/>
+          <w:sz w:val="14"/>
+        </w:rPr>
+        <w:t>Note 2: (voir Note 1) 1) Pour l’emploi du chiffre du code 15, voir la règle 12.1.4. 2) «Clair» et «couvert» portent les chiffres 0 et 8 respectivement.</w:t>
+      </w:r>
+    </w:p>
+    <w:p>
+      <w:r>
+        <w:rPr>
+          <w:rFonts w:ascii="Verdana" w:hAnsi="Verdana"/>
+          <w:i/>
+          <w:sz w:val="14"/>
+        </w:rPr>
+        <w:t>Note 5: (0 = bonne; 1 = mauvaise)</w:t>
+      </w:r>
+    </w:p>
+    <w:p>
+      <w:r>
+        <w:rPr>
+          <w:rFonts w:ascii="Verdana" w:hAnsi="Verdana"/>
+          <w:i/>
+          <w:sz w:val="14"/>
+        </w:rPr>
+        <w:t>Note 6: (Voir la table de code commune C-1 dans la Partie C/c.)</w:t>
+      </w:r>
+    </w:p>
+    <w:p>
+      <w:r>
+        <w:rPr>
+          <w:rFonts w:ascii="Verdana" w:hAnsi="Verdana"/>
+          <w:i/>
+          <w:sz w:val="14"/>
+        </w:rPr>
+        <w:t>Note 7: (Voir la table de code commune C-2 dans la Partie C/c.)</w:t>
+      </w:r>
+    </w:p>
+    <w:p>
+      <w:r>
+        <w:rPr>
+          <w:rFonts w:ascii="Verdana" w:hAnsi="Verdana"/>
+          <w:i/>
+          <w:sz w:val="14"/>
+        </w:rPr>
+        <w:t>Note 8: (Voir la table de code commune C-3)</w:t>
+      </w:r>
+    </w:p>
+    <w:p>
+      <w:r>
+        <w:rPr>
+          <w:rFonts w:ascii="Verdana" w:hAnsi="Verdana"/>
+          <w:i/>
+          <w:sz w:val="14"/>
+        </w:rPr>
+        <w:t>Note 9: (Voir la table de code commune C-4)</w:t>
+      </w:r>
+    </w:p>
+    <w:p>
+      <w:r>
+        <w:rPr>
+          <w:rFonts w:ascii="Verdana" w:hAnsi="Verdana"/>
+          <w:i/>
+          <w:sz w:val="14"/>
+        </w:rPr>
+        <w:t>Note 10: (Voir la table de code commune C-5 dans la Partie C/c.)</w:t>
+      </w:r>
+    </w:p>
+    <w:p>
+      <w:r>
+        <w:rPr>
+          <w:rFonts w:ascii="Verdana" w:hAnsi="Verdana"/>
+          <w:i/>
+          <w:sz w:val="14"/>
+        </w:rPr>
+        <w:t>Note 11: (Voir la table de code commune C-7 dans la Partie C/c.)</w:t>
+      </w:r>
+    </w:p>
+    <w:p>
+      <w:r>
+        <w:rPr>
+          <w:rFonts w:ascii="Verdana" w:hAnsi="Verdana"/>
+          <w:i/>
+          <w:sz w:val="14"/>
+        </w:rPr>
+        <w:t>Note 12: (Voir la table de code commune C-8 dans la Partie C/c.)</w:t>
+      </w:r>
+    </w:p>
+    <w:p>
+      <w:r>
+        <w:rPr>
+          <w:rFonts w:ascii="Verdana" w:hAnsi="Verdana"/>
+          <w:i/>
+          <w:sz w:val="14"/>
+        </w:rPr>
+        <w:t>Note 13: (See Common Code table C-14 Part C/c.)</w:t>
+      </w:r>
+    </w:p>
+    <w:p>
+      <w:r>
+        <w:rPr>
+          <w:rFonts w:ascii="Verdana" w:hAnsi="Verdana"/>
+          <w:i/>
+          <w:sz w:val="14"/>
+        </w:rPr>
+        <w:t>Note 14: (A definir par les centres proprement dits - Voir la table de code commune C-12 dans la Partie C/c.)</w:t>
+      </w:r>
+    </w:p>
+    <w:p>
+      <w:r>
+        <w:rPr>
+          <w:rFonts w:ascii="Verdana" w:hAnsi="Verdana"/>
+          <w:i/>
+          <w:sz w:val="14"/>
+        </w:rPr>
+        <w:t>Note 15: (A etablir)</w:t>
+      </w:r>
+    </w:p>
+    <w:p>
+      <w:r>
+        <w:rPr>
+          <w:rFonts w:ascii="Verdana" w:hAnsi="Verdana"/>
+          <w:i/>
+          <w:sz w:val="14"/>
+        </w:rPr>
+        <w:t>Note 16: Une séquence d’au moins deux paires de coordonnées de position, telles que latitude et longitude, définit une ligne ou un polygone. Les points sont reliés dans l’ordre indiqué dans le message. Toute zone décrite se situera à gauche de la ligne dessinée dans le sens indiqué. Cette définition s’applique à des polygones simples, non intersectants et sans trou.</w:t>
+      </w:r>
+    </w:p>
+    <w:p>
+      <w:r>
+        <w:rPr>
+          <w:rFonts w:ascii="Verdana" w:hAnsi="Verdana"/>
+          <w:i/>
+          <w:sz w:val="14"/>
+        </w:rPr>
+        <w:t>Note 17: Si tous les bits sont mis à 0, cela signifie que l’étalonnage est correct.</w:t>
+      </w:r>
+    </w:p>
+    <w:p>
+      <w:r>
+        <w:rPr>
+          <w:rFonts w:ascii="Verdana" w:hAnsi="Verdana"/>
+          <w:i/>
+          <w:sz w:val="14"/>
+        </w:rPr>
+        <w:t>Note 18: Toutes les statistiques de premier ordre sont exprimees dans les unites definies par les descripteurs de donnees d'origine.</w:t>
+      </w:r>
+    </w:p>
+    <w:p>
+      <w:r>
+        <w:rPr>
+          <w:rFonts w:ascii="Verdana" w:hAnsi="Verdana"/>
+          <w:i/>
+          <w:sz w:val="14"/>
+        </w:rPr>
+        <w:t>Note 19: 1) La signification du champ associé correspond, au début, à la qualité des données observées. 2) Le chiffre du code 21 peut être utilisé dans des messages corrigés où les valeurs substituées/corrigées sont déterminées. 3) D’autres applications peuvent être prévues.</w:t>
+      </w:r>
+    </w:p>
+    <w:p>
+      <w:r>
+        <w:rPr>
+          <w:rFonts w:ascii="Verdana" w:hAnsi="Verdana"/>
+          <w:i/>
+          <w:sz w:val="14"/>
+        </w:rPr>
+        <w:t>Note 21: En commençant par la position du premier bit (bit de plus fort poids), si le bit est mis à 1, le canal est utilisé. Si le bit est mis à zéro, le canal n’est pas utilisé.</w:t>
+      </w:r>
+    </w:p>
+    <w:p>
+      <w:r>
+        <w:rPr>
+          <w:rFonts w:ascii="Verdana" w:hAnsi="Verdana"/>
+          <w:i/>
+          <w:sz w:val="14"/>
+        </w:rPr>
+        <w:t>Note 22: L'expression 'mesure ciel couvert' indique que les valeurs de sondage sont obtenues uniquement a partir de donnees HIRS stratospheriques, de donnees MSU et de donnees SSU. Le ciel etant couvert, on n'a pas utilise de donnees HIRS tropospheriques.</w:t>
+      </w:r>
+    </w:p>
+    <w:p>
+      <w:r>
+        <w:rPr>
+          <w:rFonts w:ascii="Verdana" w:hAnsi="Verdana"/>
+          <w:i/>
+          <w:sz w:val="14"/>
+        </w:rPr>
+        <w:t>Note 23: HIRS* signifie: canaux HIRS 1 (669 cm–1) 2 (679 cm–1) 3 (690 cm–1) 4 (2358 cm–1)</w:t>
+      </w:r>
+    </w:p>
+    <w:p>
+      <w:r>
+        <w:rPr>
+          <w:rFonts w:ascii="Verdana" w:hAnsi="Verdana"/>
+          <w:i/>
+          <w:sz w:val="14"/>
+        </w:rPr>
+        <w:t>Note 24: Bits 1 a 4: INDICATIF DE DEFAUT DE L'HEURE. Lorsque tous les bits sont mis a 0, cela signifie que l'heure de balayage correspond a l'heure prevue.</w:t>
+      </w:r>
+    </w:p>
+    <w:p>
+      <w:r>
+        <w:rPr>
+          <w:rFonts w:ascii="Verdana" w:hAnsi="Verdana"/>
+          <w:i/>
+          <w:sz w:val="14"/>
+        </w:rPr>
+        <w:t>Note 25: Bits 11 a 17: INDICATIF DE DEFAUT DE LOCALISATION GEOGRAPHIQUE. Lorsque tous les bits sont mis a 0, cela signifie que la localisation geographique est normale.</w:t>
+      </w:r>
+    </w:p>
+    <w:p>
+      <w:r>
+        <w:rPr>
+          <w:rFonts w:ascii="Verdana" w:hAnsi="Verdana"/>
+          <w:i/>
+          <w:sz w:val="14"/>
+        </w:rPr>
+        <w:t>Note 27: Bits 5 a 10: INDICATIF DE DEFAUT D'ETALONNAGE. Lorsque tous les bits sont mis a 0, cela signifie que l'etalonnage est normal. Lorsque l'un ou l'autre des bits 5, 7 et 10 est mis a 1, cela signifie que des coefficients secondaires d'etalonnage ont ete utilises.</w:t>
+      </w:r>
+    </w:p>
+    <w:p>
+      <w:r>
+        <w:rPr>
+          <w:rFonts w:ascii="Verdana" w:hAnsi="Verdana"/>
+          <w:i/>
+          <w:sz w:val="14"/>
+        </w:rPr>
+        <w:t>Note 32: 1) Chiffres du code 1 à 9:  durée et heure de la mesure du courant (méthode vectorielle ou méthode Doppler d’établissement du profil du courant). 2) Chiffres du code 11 à 19:  période de la mesure du courant (méthode de la dérive). 3) H = heure d’observation.</w:t>
+      </w:r>
+    </w:p>
+    <w:p>
+      <w:r>
+        <w:rPr>
+          <w:rFonts w:ascii="Verdana" w:hAnsi="Verdana"/>
+          <w:i/>
+          <w:sz w:val="14"/>
+        </w:rPr>
+        <w:t>Note 33: 1) Chiffres du code 1 à 9:  durée et heure de la mesure du courant (méthode vectorielle ou méthode Doppler d’établissement du profil du courant). 2) Chiffres du code 11 à 19:  période de la mesure du courant (méthode de la dérive). 3) H = heure d’observation.</w:t>
+      </w:r>
+    </w:p>
+    <w:p>
+      <w:r>
+        <w:rPr>
+          <w:rFonts w:ascii="Verdana" w:hAnsi="Verdana"/>
+          <w:i/>
+          <w:sz w:val="14"/>
+        </w:rPr>
+        <w:t>Note 34: 1) Entre les chiffres du code 100–199, la présente table de code comprend des termes à plusieurs niveaux afin de servir aux stations simples et aux stations automatiques devenant de plus en plus complexes. 2) Les termes génériques se rapportant au temps (par exemple brouillard, bruine) sont destinés à être utilisés dans des stations automatiques pouvant déterminer les types de temps sans pouvoir fournir d'autres informations.  Les termes génériques figurent tous dans la table de code en lettres majuscules. 3) Les chiffres du code pour les catégories de précipitations (chiffres du code 140 à 148) sont disposés par ordre de complexité croissante.  Par exemple, une station très simple qui ne peut déceler que la présence ou l'absence de précipitations utilise le chiffre du code 140 (précipitations).  Au niveau suivant, une station automatique pouvant déceler le volume, mais pas le type, utilise le chiffre du code 141 ou 142.  Une station automatique qui peut déceler le type général (liquide, solide, se congelant) et le volume général utilise les chiffres du code 143 à 148.  Une station automatique qui peut signaler les types réels de précipitations (par exemple bruine ou pluie), mais non leur volume, utilise le nombre entier de la dizaine correspondante (par exemple 150 pour la catégorie bruine; 160 pour la catégorie pluie).</w:t>
+      </w:r>
+    </w:p>
+    <w:p>
+      <w:r>
+        <w:rPr>
+          <w:rFonts w:ascii="Verdana" w:hAnsi="Verdana"/>
+          <w:i/>
+          <w:sz w:val="14"/>
+        </w:rPr>
+        <w:t>Note 35: Le descripteur 0 25 009 est caduc; le remplacer par le descripteur 0 25 029.</w:t>
+      </w:r>
+    </w:p>
+    <w:p>
+      <w:r>
+        <w:rPr>
+          <w:rFonts w:ascii="Verdana" w:hAnsi="Verdana"/>
+          <w:i/>
+          <w:sz w:val="14"/>
+        </w:rPr>
+        <w:t>Note 36: Les statistiques sur les differences sont des valeurs differentielles ayant des dimensions similaires a celles des valeurs observees correspondantes en ce qui concerne les unites, mais dont les limites sont centrees sur le zero.</w:t>
+      </w:r>
+    </w:p>
+    <w:p>
+      <w:r>
+        <w:rPr>
+          <w:rFonts w:ascii="Verdana" w:hAnsi="Verdana"/>
+          <w:i/>
+          <w:sz w:val="14"/>
+        </w:rPr>
+        <w:t>Note 39: 1) L’EPSG est un jeu de données sur les systèmes de coordonnées et les transformations qu’ils subissent, constitué et tenu à jour à l’origine par l’ European Petroleum Survey Group l’Association internationale des producteurs de pétrole et de gaz qui s’en occupe, par le biais du sous-comité à la géodésie relevant de son Comité de géomatique. 2) Lorsque le chiffre du code 4 est utilisé pour préciser un système de coordonnées de référence, la donnée ellipsoïdale est alors un ellipsoïde de révolution aplati, dont le grand axe s’oriente dans le même plan que le plan équatorial et le petit axe coupe le méridien d’origine près du pôle d’origine. Le Nord correspond à la direction de l’équateur au pôle d’origine. L’Est correspond au sens inverse des aiguilles d’une montre à partir du méridien d’origine vu depuis le pôle Nord. Dans ce cas, il faut préciser le demi-grand axe et le demi-petit axe (en se servant par exemple des descripteurs 0 01 152 et 0 01 153).</w:t>
+      </w:r>
+    </w:p>
+    <w:p>
+      <w:r>
+        <w:rPr>
+          <w:rFonts w:ascii="Verdana" w:hAnsi="Verdana"/>
+          <w:i/>
+          <w:sz w:val="14"/>
+        </w:rPr>
+        <w:t>Note 42: 1) La signification du champ associé correspond, au début, à la qualité des données observées. 2) Le chiffre du code 21 peut être utilisé dans des messages corrigés où les valeurs substituées/corrigées sont déterminées. 3) D’autres applications peuvent être prévues.</w:t>
+      </w:r>
+    </w:p>
+    <w:p>
+      <w:r>
+        <w:rPr>
+          <w:rFonts w:ascii="Verdana" w:hAnsi="Verdana"/>
+          <w:i/>
+          <w:sz w:val="14"/>
+        </w:rPr>
+        <w:t>Note 43: 1) Entre les chiffres du code 100–199, la présente table de code comprend des termes à plusieurs niveaux afin de servir aux stations simples et aux stations automatiques devenant de plus en plus complexes. 2) Les termes génériques se rapportant au temps (par exemple brouillard, bruine) sont destinés à être utilisés dans des stations automatiques pouvant déterminer les types de temps sans pouvoir fournir d'autres informations.  Les termes génériques figurent tous dans la table de code en lettres majuscules. 3) Les chiffres du code pour les catégories de précipitations (chiffres du code 140 à 148) sont disposés par ordre de complexité croissante.  Par exemple, une station très simple qui ne peut déceler que la présence ou l'absence de précipitations utilise le chiffre du code 140 (précipitations).  Au niveau suivant, une station automatique pouvant déceler le volume, mais pas le type, utilise le chiffre du code 141 ou 142.  Une station automatique qui peut déceler le type général (liquide, solide, se congelant) et le volume général utilise les chiffres du code 143 à 148.  Une station automatique qui peut signaler les types réels de précipitations (par exemple bruine ou pluie), mais non leur volume, utilise le nombre entier de la dizaine correspondante (par exemple 150 pour la catégorie bruine; 160 pour la catégorie pluie).</w:t>
+      </w:r>
+    </w:p>
+    <w:p>
+      <w:r>
+        <w:rPr>
+          <w:rFonts w:ascii="Verdana" w:hAnsi="Verdana"/>
+          <w:i/>
+          <w:sz w:val="14"/>
+        </w:rPr>
+        <w:t>Note 45: 1) Chiffres du code 1 à 9:  durée et heure de la mesure du courant (méthode vectorielle ou méthode Doppler d’établissement du profil du courant). 2) Chiffres du code 11 à 19:  période de la mesure du courant (méthode de la dérive). 3) H = heure d’observation.</w:t>
+      </w:r>
+    </w:p>
+    <w:p>
+      <w:r>
+        <w:rPr>
+          <w:rFonts w:ascii="Verdana" w:hAnsi="Verdana"/>
+          <w:i/>
+          <w:sz w:val="14"/>
+        </w:rPr>
+        <w:t>Note 49: Si le bit est mis à 1, l’indication est valable.</w:t>
+      </w:r>
+    </w:p>
+    <w:p>
+      <w:r>
+        <w:rPr>
+          <w:rFonts w:ascii="Verdana" w:hAnsi="Verdana"/>
+          <w:i/>
+          <w:sz w:val="14"/>
+        </w:rPr>
+        <w:t>Note 50: 1) Les définitions données pour les chiffres du code 0 à 2 et 4 s’appliquent à une superficie représentative de sol nu, et les chiffres 3, 5 à 9 et 10 à 19 à une zone dégagée représentative. 2) En toutes circonstances, on choisit le chiffre du code le plus élevé qui puisse s’appliquer. 3) Dans la table de code ci-dessus, toute référence à de la glace comprend aussi les précipitations solides autres que la neige.</w:t>
+      </w:r>
+    </w:p>
+    <w:p>
+      <w:r>
+        <w:rPr>
+          <w:rFonts w:ascii="Verdana" w:hAnsi="Verdana"/>
+          <w:i/>
+          <w:sz w:val="14"/>
+        </w:rPr>
+        <w:t>Note 52: 1) Dans les messages d'observation en provenance de stations météorologiques automatiques, on utilise le chiffre du code 2 si la tendance est à la hausse, 7 si la tendance est à la baisse, et 4 si la pression atmosphérique est la même que trois heures auparavant. 2) Dans les messages provenant de stations tropicales qui communiquent des données concernant les changements de pression sur 24 heures, le chiffre du code 2 indique que la tendance est positive, le chiffre 7 qu'elle est négative, et le chiffre 4 que la pression est la même que 24 heures auparavant.</w:t>
+      </w:r>
+    </w:p>
+    <w:p>
+      <w:r>
+        <w:rPr>
+          <w:rFonts w:ascii="Verdana" w:hAnsi="Verdana"/>
+          <w:i/>
+          <w:sz w:val="14"/>
+        </w:rPr>
+        <w:t>Note 53: 1) Dans les messages d'observation en provenance de stations météorologiques automatiques, on utilise le chiffre du code 2 si la tendance est à la hausse, 7 si la tendance est à la baisse, et 4 si la pression atmosphérique est la même que trois heures auparavant. 2) Dans les messages provenant de stations tropicales qui communiquent des données concernant les changements de pression sur 24 heures, le chiffre du code 2 indique que la tendance est positive, le chiffre 7 qu'elle est négative, et le chiffre 4 que la pression est la même que 24 heures auparavant.</w:t>
+      </w:r>
+    </w:p>
+    <w:p>
+      <w:r>
+        <w:rPr>
+          <w:rFonts w:ascii="Verdana" w:hAnsi="Verdana"/>
+          <w:i/>
+          <w:sz w:val="14"/>
+        </w:rPr>
+        <w:t>Note 54: 1) Les définitions données pour les chiffres du code 0 à 2 et 4 s’appliquent à une superficie représentative de sol nu, et les chiffres 3, 5 à 9 et 10 à 19 à une zone dégagée représentative. 2) En toutes circonstances, on choisit le chiffre du code le plus élevé qui puisse s’appliquer. 3) Dans la table de code ci-dessus, toute référence à de la glace comprend aussi les précipitations solides autres que la neige.</w:t>
+      </w:r>
+    </w:p>
+    <w:p>
+      <w:r>
+        <w:rPr>
+          <w:rFonts w:ascii="Verdana" w:hAnsi="Verdana"/>
+          <w:i/>
+          <w:sz w:val="14"/>
+        </w:rPr>
+        <w:t>Note 57: Le mélange de précipitation est indiqué en mettant à 1 les bits de tous les types de précipitation observés.</w:t>
+      </w:r>
+    </w:p>
+    <w:p>
+      <w:r>
+        <w:rPr>
+          <w:rFonts w:ascii="Verdana" w:hAnsi="Verdana"/>
+          <w:i/>
+          <w:sz w:val="14"/>
+        </w:rPr>
+        <w:t>Note 59: D’autres appellations locales utilisées pour des orages de diverses intensités sont ajoutées selon les besoins.</w:t>
+      </w:r>
+    </w:p>
+    <w:p>
+      <w:r>
+        <w:rPr>
+          <w:rFonts w:ascii="Verdana" w:hAnsi="Verdana"/>
+          <w:i/>
+          <w:sz w:val="14"/>
+        </w:rPr>
+        <w:t>Note 60: Aucun des chiffres du code n’exclut la possibilité, laissée à la discrétion du centre de production, d’ajouter des niveaux obtenus par interpolation.</w:t>
+      </w:r>
+    </w:p>
+    <w:p>
+      <w:r>
+        <w:rPr>
+          <w:rFonts w:ascii="Verdana" w:hAnsi="Verdana"/>
+          <w:i/>
+          <w:sz w:val="14"/>
+        </w:rPr>
+        <w:t>Note 63: Dans cette table d'indicateurs, 'phenomene' signifie tout phenomene, y compris les precipitations et l'obscurcissement.</w:t>
+      </w:r>
+    </w:p>
+    <w:p>
+      <w:r>
+        <w:rPr>
+          <w:rFonts w:ascii="Verdana" w:hAnsi="Verdana"/>
+          <w:i/>
+          <w:sz w:val="14"/>
+        </w:rPr>
+        <w:t>Note 75: 1) Les définitions données pour les chiffres du code 0 à 2 et 4 s’appliquent à une superficie représentative de sol nu, et les chiffres 3, 5 à 9 et 10 à 19 à une zone dégagée représentative. 2) En toutes circonstances, on choisit le chiffre du code le plus élevé qui puisse s’appliquer. 3) Dans la table de code ci-dessus, toute référence à de la glace comprend aussi les précipitations solides autres que la neige.</w:t>
+      </w:r>
+    </w:p>
+    <w:p>
+      <w:r>
+        <w:rPr>
+          <w:rFonts w:ascii="Verdana" w:hAnsi="Verdana"/>
+          <w:i/>
+          <w:sz w:val="14"/>
+        </w:rPr>
+        <w:t>Note 76: 1) Ces valeurs se réfèrent à des vagues de vent bien formées en haute mer. dée aux termes descriptifs, ces valeurs relatives à la hauteur peuvent être utilisées à titre d’indication par l’observateur lorsqu’il chiffre l’état total d’agitation de la mer résultant de divers facteurs tels que le vent, la houle, les courants, l’angle entre la houle et le vent, etc. 2) Pour chiffrer une hauteur correspondant à la limite entre deux chiffres du code, prendre le chiffre du code le moins élevé; par exemple, une hauteur de 4 m est signalée à l’aide du chiffre du code 5.</w:t>
+      </w:r>
+    </w:p>
+    <w:p>
+      <w:r>
+        <w:rPr>
+          <w:rFonts w:ascii="Verdana" w:hAnsi="Verdana"/>
+          <w:i/>
+          <w:sz w:val="14"/>
+        </w:rPr>
+        <w:t>Note 78: Les trois premiers chiffres representent le code ISO du pays.</w:t>
+      </w:r>
+    </w:p>
+    <w:p>
+      <w:r>
+        <w:rPr>
+          <w:rFonts w:ascii="Verdana" w:hAnsi="Verdana"/>
+          <w:i/>
+          <w:sz w:val="14"/>
+        </w:rPr>
+        <w:t>Note 79: La derniere colonne de la table indique le numero d’enregistrement correspondant emis par le Chemical Abstracts Service (CAS) de l’American Chemical Society.</w:t>
+      </w:r>
+    </w:p>
+    <w:p>
+      <w:r>
+        <w:rPr>
+          <w:rFonts w:ascii="Verdana" w:hAnsi="Verdana"/>
+          <w:i/>
+          <w:sz w:val="14"/>
+        </w:rPr>
+        <w:t>Note 80: 1) Entre les chiffres du code 100–199, la présente table de code comprend des termes à plusieurs niveaux afin de servir aux stations simples et aux stations automatiques devenant de plus en plus complexes. 2) Les termes génériques se rapportant au temps (par exemple brouillard, bruine) sont destinés à être utilisés dans des stations automatiques pouvant déterminer les types de temps sans pouvoir fournir d'autres informations.  Les termes génériques figurent tous dans la table de code en lettres majuscules. 3) Les chiffres du code pour les catégories de précipitations (chiffres du code 140 à 148) sont disposés par ordre de complexité croissante.  Par exemple, une station très simple qui ne peut déceler que la présence ou l'absence de précipitations utilise le chiffre du code 140 (précipitations).  Au niveau suivant, une station automatique pouvant déceler le volume, mais pas le type, utilise le chiffre du code 141 ou 142.  Une station automatique qui peut déceler le type général (liquide, solide, se congelant) et le volume général utilise les chiffres du code 143 à 148.  Une station automatique qui peut signaler les types réels de précipitations (par exemple bruine ou pluie), mais non leur volume, utilise le nombre entier de la dizaine correspondante (par exemple 150 pour la catégorie bruine; 160 pour la catégorie pluie).</w:t>
+      </w:r>
+    </w:p>
+    <w:p>
+      <w:r>
+        <w:rPr>
+          <w:rFonts w:ascii="Verdana" w:hAnsi="Verdana"/>
+          <w:i/>
+          <w:sz w:val="14"/>
+        </w:rPr>
+        <w:t>Note 81: L’échelle des valeurs nominales de l’humidité du sol en surface est comprise entre 0 et 100 %. Dans des cas extrêmes, il est possible néanmoins que la valeur extrapolée à partir de la rétrodiffusion suivant un angle d’incidence de 40 degrés soit inférieure à la valeur minimale de référence de 0 % (conditions sèches) ou supérieure à la valeur maximale de référence de 100 % (conditions humides).</w:t>
+      </w:r>
+    </w:p>
+    <w:p>
+      <w:r>
+        <w:rPr>
+          <w:rFonts w:ascii="Verdana" w:hAnsi="Verdana"/>
+          <w:i/>
+          <w:sz w:val="14"/>
+        </w:rPr>
+        <w:t>Note 84: 1) Ces valeurs se réfèrent à des vagues de vent bien formées en haute mer. dée aux termes descriptifs, ces valeurs relatives à la hauteur peuvent être utilisées à titre d’indication par l’observateur lorsqu’il chiffre l’état total d’agitation de la mer résultant de divers facteurs tels que le vent, la houle, les courants, l’angle entre la houle et le vent, etc. 2) Pour chiffrer une hauteur correspondant à la limite entre deux chiffres du code, prendre le chiffre du code le moins élevé; par exemple, une hauteur de 4 m est signalée à l’aide du chiffre du code 5.</w:t>
+      </w:r>
+    </w:p>
+    <w:p>
+      <w:r>
+        <w:rPr>
+          <w:rFonts w:ascii="Verdana" w:hAnsi="Verdana"/>
+          <w:i/>
+          <w:sz w:val="14"/>
+        </w:rPr>
+        <w:t>Note 85: Ce descripteur sera associé à des données relatives à la visibilité ou à la hauteur des nuages pour préciser si la valeur est bornée. Si la donnée transmise est la valeur vraie, le chiffre du code est 0. Toutefois, la mesure peut atteindre la limite de capacité de mesure de l’instrument. Si la valeur transmise est supérieure à la valeur vraie, le chiffre du code est 1; si la valeur transmise est inférieure à la valeur vraie, le chiffre du code est 2.</w:t>
+      </w:r>
+    </w:p>
+    <w:p>
+      <w:r>
+        <w:rPr>
+          <w:rFonts w:ascii="Verdana" w:hAnsi="Verdana"/>
+          <w:i/>
+          <w:sz w:val="14"/>
+        </w:rPr>
+        <w:t>Note 88: 1) L’expression «moyenne sur une certaine période» indique qu’il est établi en permanence une moyenne des valeurs sur une période donnée. 2) L’expression «moyenne d’ensemble» indique que l’on prend la moyenne d’un certain nombre de valeurs distinctes correspondant à une série de situations dans le temps. 3) Il faut préciser les périodes auxquelles correspondent les caractéristiques temporelles.</w:t>
+      </w:r>
+    </w:p>
+    <w:p>
+      <w:r>
+        <w:rPr>
+          <w:rFonts w:ascii="Verdana" w:hAnsi="Verdana"/>
+          <w:i/>
+          <w:sz w:val="14"/>
+        </w:rPr>
+        <w:t>Note 90: Type d'instrument et unites initiales pour la mesure du vent (en m s-1 sauf indication contraire).</w:t>
+      </w:r>
+    </w:p>
+    <w:p>
+      <w:r>
+        <w:rPr>
+          <w:rFonts w:ascii="Verdana" w:hAnsi="Verdana"/>
+          <w:i/>
+          <w:sz w:val="14"/>
+        </w:rPr>
+        <w:t>Note 94: Si la méthode de transmission d’origine est celle indiquée par le chiffre 1 du code, il est conseillé de faire appel à la table de conversion suivante pour obtenir une valeur correcte des données correspondant au descripteur 0 01 012: Valeur indiquée Valeur des données 0 0 1 45 2 90 3 135 4 180 5 225 6 270 7 315 8 360 9 511</w:t>
+      </w:r>
+    </w:p>
+    <w:p>
+      <w:r>
+        <w:rPr>
+          <w:rFonts w:ascii="Verdana" w:hAnsi="Verdana"/>
+          <w:i/>
+          <w:sz w:val="14"/>
+        </w:rPr>
+        <w:t>Note 95: Si la méthode de transmission d’origine est celle indiquée par le chiffre 1 du code, il est conseillé de faire appel à la table de conversion suivante pour obtenir une valeur correcte des données correspondant au descripteur 0 01 013: Valeur indiquée Valeur des données 0 0 1 1 2 4 3 7 4 9 5 12 6 14 7 17 8 19 9 21 / 1023</w:t>
+      </w:r>
+    </w:p>
+    <w:p>
+      <w:r>
+        <w:rPr>
+          <w:rFonts w:ascii="Verdana" w:hAnsi="Verdana"/>
+          <w:i/>
+          <w:sz w:val="14"/>
+        </w:rPr>
+        <w:t>Note 98: Code figures 1 - 24 are siting classifications and measurement quality classifications according to the Guide to Instruments and Methods of Observation (WMO-No. 8), Volume I, Chapter 1, Annex 1.D and Annex 1.G.</w:t>
+      </w:r>
+    </w:p>
+    <w:p>
+      <w:r>
+        <w:rPr>
+          <w:rFonts w:ascii="Verdana" w:hAnsi="Verdana"/>
+          <w:i/>
+          <w:sz w:val="14"/>
+        </w:rPr>
+        <w:t>Note 99: Code figures 26 - 30 are siting classifications according to the Guide to Instruments and Methods of Observation (WMO-No. 8), Volume I, Chapter 1, Annex 1.D.</w:t>
+      </w:r>
+    </w:p>
+    <w:p>
+      <w:r>
+        <w:rPr>
+          <w:rFonts w:ascii="Verdana" w:hAnsi="Verdana"/>
+          <w:i/>
+          <w:sz w:val="14"/>
+        </w:rPr>
+        <w:t>Note 100: Code figures 31 - 34 are measurement quality classifications according to the Guide to Instruments and Methods of Observation (WMO-No. 8), Volume I, Chapter 1, Annex 1.G.</w:t>
+      </w:r>
+    </w:p>
+    <w:p>
+      <w:r>
+        <w:rPr>
+          <w:rFonts w:ascii="Verdana" w:hAnsi="Verdana"/>
+          <w:i/>
+          <w:sz w:val="14"/>
+        </w:rPr>
+        <w:t>Note 101: Annex 1.G is a new annex that will be part of an updated version of WMO-No. 8 to be published in mid-2022.</w:t>
       </w:r>
     </w:p>
     <w:p>
@@ -59,6 +619,9 @@
             <w:shd w:val="clear" w:color="auto" w:fill="D9D9D9"/>
           </w:tcPr>
           <w:p>
+            <w:pPr>
+              <w:spacing w:before="20" w:after="20"/>
+            </w:pPr>
             <w:r/>
             <w:r>
               <w:rPr>
@@ -76,6 +639,9 @@
             <w:shd w:val="clear" w:color="auto" w:fill="D9D9D9"/>
           </w:tcPr>
           <w:p>
+            <w:pPr>
+              <w:spacing w:before="20" w:after="20"/>
+            </w:pPr>
             <w:r/>
             <w:r>
               <w:rPr>
@@ -93,6 +659,9 @@
             <w:shd w:val="clear" w:color="auto" w:fill="D9D9D9"/>
           </w:tcPr>
           <w:p>
+            <w:pPr>
+              <w:spacing w:before="20" w:after="20"/>
+            </w:pPr>
             <w:r/>
             <w:r>
               <w:rPr>
@@ -110,6 +679,9 @@
             <w:shd w:val="clear" w:color="auto" w:fill="D9D9D9"/>
           </w:tcPr>
           <w:p>
+            <w:pPr>
+              <w:spacing w:before="20" w:after="20"/>
+            </w:pPr>
             <w:r/>
             <w:r>
               <w:rPr>
@@ -123,11 +695,17 @@
         </w:tc>
       </w:tr>
       <w:tr>
+        <w:trPr>
+          <w:cantSplit/>
+        </w:trPr>
         <w:tc>
           <w:tcPr>
             <w:tcW w:type="dxa" w:w="3784"/>
           </w:tcPr>
           <w:p>
+            <w:pPr>
+              <w:spacing w:before="20" w:after="20"/>
+            </w:pPr>
             <w:r/>
             <w:r>
               <w:rPr>
@@ -144,6 +722,9 @@
             <w:tcW w:type="dxa" w:w="3784"/>
           </w:tcPr>
           <w:p>
+            <w:pPr>
+              <w:spacing w:before="20" w:after="20"/>
+            </w:pPr>
             <w:r/>
             <w:r>
               <w:rPr>
@@ -160,6 +741,9 @@
             <w:tcW w:type="dxa" w:w="3784"/>
           </w:tcPr>
           <w:p>
+            <w:pPr>
+              <w:spacing w:before="20" w:after="20"/>
+            </w:pPr>
             <w:r/>
             <w:r>
               <w:rPr>
@@ -176,6 +760,9 @@
             <w:tcW w:type="dxa" w:w="3784"/>
           </w:tcPr>
           <w:p>
+            <w:pPr>
+              <w:spacing w:before="20" w:after="20"/>
+            </w:pPr>
             <w:r/>
             <w:r>
               <w:rPr>
@@ -188,11 +775,17 @@
         </w:tc>
       </w:tr>
       <w:tr>
+        <w:trPr>
+          <w:cantSplit/>
+        </w:trPr>
         <w:tc>
           <w:tcPr>
             <w:tcW w:type="dxa" w:w="3784"/>
           </w:tcPr>
           <w:p>
+            <w:pPr>
+              <w:spacing w:before="20" w:after="20"/>
+            </w:pPr>
             <w:r/>
             <w:r>
               <w:rPr>
@@ -209,6 +802,9 @@
             <w:tcW w:type="dxa" w:w="3784"/>
           </w:tcPr>
           <w:p>
+            <w:pPr>
+              <w:spacing w:before="20" w:after="20"/>
+            </w:pPr>
             <w:r/>
             <w:r>
               <w:rPr>
@@ -225,6 +821,9 @@
             <w:tcW w:type="dxa" w:w="3784"/>
           </w:tcPr>
           <w:p>
+            <w:pPr>
+              <w:spacing w:before="20" w:after="20"/>
+            </w:pPr>
             <w:r/>
             <w:r>
               <w:rPr>
@@ -241,6 +840,9 @@
             <w:tcW w:type="dxa" w:w="3784"/>
           </w:tcPr>
           <w:p>
+            <w:pPr>
+              <w:spacing w:before="20" w:after="20"/>
+            </w:pPr>
             <w:r/>
             <w:r>
               <w:rPr>
@@ -253,11 +855,17 @@
         </w:tc>
       </w:tr>
       <w:tr>
+        <w:trPr>
+          <w:cantSplit/>
+        </w:trPr>
         <w:tc>
           <w:tcPr>
             <w:tcW w:type="dxa" w:w="3784"/>
           </w:tcPr>
           <w:p>
+            <w:pPr>
+              <w:spacing w:before="20" w:after="20"/>
+            </w:pPr>
             <w:r/>
             <w:r>
               <w:rPr>
@@ -274,6 +882,9 @@
             <w:tcW w:type="dxa" w:w="3784"/>
           </w:tcPr>
           <w:p>
+            <w:pPr>
+              <w:spacing w:before="20" w:after="20"/>
+            </w:pPr>
             <w:r/>
             <w:r>
               <w:rPr>
@@ -290,6 +901,9 @@
             <w:tcW w:type="dxa" w:w="3784"/>
           </w:tcPr>
           <w:p>
+            <w:pPr>
+              <w:spacing w:before="20" w:after="20"/>
+            </w:pPr>
             <w:r/>
             <w:r>
               <w:rPr>
@@ -306,6 +920,9 @@
             <w:tcW w:type="dxa" w:w="3784"/>
           </w:tcPr>
           <w:p>
+            <w:pPr>
+              <w:spacing w:before="20" w:after="20"/>
+            </w:pPr>
             <w:r/>
             <w:r>
               <w:rPr>
@@ -318,11 +935,17 @@
         </w:tc>
       </w:tr>
       <w:tr>
+        <w:trPr>
+          <w:cantSplit/>
+        </w:trPr>
         <w:tc>
           <w:tcPr>
             <w:tcW w:type="dxa" w:w="3784"/>
           </w:tcPr>
           <w:p>
+            <w:pPr>
+              <w:spacing w:before="20" w:after="20"/>
+            </w:pPr>
             <w:r/>
             <w:r>
               <w:rPr>
@@ -339,6 +962,9 @@
             <w:tcW w:type="dxa" w:w="3784"/>
           </w:tcPr>
           <w:p>
+            <w:pPr>
+              <w:spacing w:before="20" w:after="20"/>
+            </w:pPr>
             <w:r/>
             <w:r>
               <w:rPr>
@@ -355,6 +981,9 @@
             <w:tcW w:type="dxa" w:w="3784"/>
           </w:tcPr>
           <w:p>
+            <w:pPr>
+              <w:spacing w:before="20" w:after="20"/>
+            </w:pPr>
             <w:r/>
             <w:r>
               <w:rPr>
@@ -371,6 +1000,9 @@
             <w:tcW w:type="dxa" w:w="3784"/>
           </w:tcPr>
           <w:p>
+            <w:pPr>
+              <w:spacing w:before="20" w:after="20"/>
+            </w:pPr>
             <w:r/>
             <w:r>
               <w:rPr>
@@ -383,11 +1015,17 @@
         </w:tc>
       </w:tr>
       <w:tr>
+        <w:trPr>
+          <w:cantSplit/>
+        </w:trPr>
         <w:tc>
           <w:tcPr>
             <w:tcW w:type="dxa" w:w="3784"/>
           </w:tcPr>
           <w:p>
+            <w:pPr>
+              <w:spacing w:before="20" w:after="20"/>
+            </w:pPr>
             <w:r/>
             <w:r>
               <w:rPr>
@@ -404,6 +1042,9 @@
             <w:tcW w:type="dxa" w:w="3784"/>
           </w:tcPr>
           <w:p>
+            <w:pPr>
+              <w:spacing w:before="20" w:after="20"/>
+            </w:pPr>
             <w:r/>
             <w:r>
               <w:rPr>
@@ -420,6 +1061,9 @@
             <w:tcW w:type="dxa" w:w="3784"/>
           </w:tcPr>
           <w:p>
+            <w:pPr>
+              <w:spacing w:before="20" w:after="20"/>
+            </w:pPr>
             <w:r/>
             <w:r>
               <w:rPr>
@@ -436,6 +1080,9 @@
             <w:tcW w:type="dxa" w:w="3784"/>
           </w:tcPr>
           <w:p>
+            <w:pPr>
+              <w:spacing w:before="20" w:after="20"/>
+            </w:pPr>
             <w:r/>
             <w:r>
               <w:rPr>
@@ -448,11 +1095,17 @@
         </w:tc>
       </w:tr>
       <w:tr>
+        <w:trPr>
+          <w:cantSplit/>
+        </w:trPr>
         <w:tc>
           <w:tcPr>
             <w:tcW w:type="dxa" w:w="3784"/>
           </w:tcPr>
           <w:p>
+            <w:pPr>
+              <w:spacing w:before="20" w:after="20"/>
+            </w:pPr>
             <w:r/>
             <w:r>
               <w:rPr>
@@ -469,6 +1122,9 @@
             <w:tcW w:type="dxa" w:w="3784"/>
           </w:tcPr>
           <w:p>
+            <w:pPr>
+              <w:spacing w:before="20" w:after="20"/>
+            </w:pPr>
             <w:r/>
             <w:r>
               <w:rPr>
@@ -485,6 +1141,9 @@
             <w:tcW w:type="dxa" w:w="3784"/>
           </w:tcPr>
           <w:p>
+            <w:pPr>
+              <w:spacing w:before="20" w:after="20"/>
+            </w:pPr>
             <w:r/>
             <w:r>
               <w:rPr>
@@ -501,6 +1160,9 @@
             <w:tcW w:type="dxa" w:w="3784"/>
           </w:tcPr>
           <w:p>
+            <w:pPr>
+              <w:spacing w:before="20" w:after="20"/>
+            </w:pPr>
             <w:r/>
             <w:r>
               <w:rPr>
@@ -513,11 +1175,17 @@
         </w:tc>
       </w:tr>
       <w:tr>
+        <w:trPr>
+          <w:cantSplit/>
+        </w:trPr>
         <w:tc>
           <w:tcPr>
             <w:tcW w:type="dxa" w:w="3784"/>
           </w:tcPr>
           <w:p>
+            <w:pPr>
+              <w:spacing w:before="20" w:after="20"/>
+            </w:pPr>
             <w:r/>
             <w:r>
               <w:rPr>
@@ -534,6 +1202,9 @@
             <w:tcW w:type="dxa" w:w="3784"/>
           </w:tcPr>
           <w:p>
+            <w:pPr>
+              <w:spacing w:before="20" w:after="20"/>
+            </w:pPr>
             <w:r/>
             <w:r>
               <w:rPr>
@@ -550,6 +1221,9 @@
             <w:tcW w:type="dxa" w:w="3784"/>
           </w:tcPr>
           <w:p>
+            <w:pPr>
+              <w:spacing w:before="20" w:after="20"/>
+            </w:pPr>
             <w:r/>
             <w:r>
               <w:rPr>
@@ -566,6 +1240,9 @@
             <w:tcW w:type="dxa" w:w="3784"/>
           </w:tcPr>
           <w:p>
+            <w:pPr>
+              <w:spacing w:before="20" w:after="20"/>
+            </w:pPr>
             <w:r/>
             <w:r>
               <w:rPr>
@@ -578,11 +1255,17 @@
         </w:tc>
       </w:tr>
       <w:tr>
+        <w:trPr>
+          <w:cantSplit/>
+        </w:trPr>
         <w:tc>
           <w:tcPr>
             <w:tcW w:type="dxa" w:w="3784"/>
           </w:tcPr>
           <w:p>
+            <w:pPr>
+              <w:spacing w:before="20" w:after="20"/>
+            </w:pPr>
             <w:r/>
             <w:r>
               <w:rPr>
@@ -599,6 +1282,9 @@
             <w:tcW w:type="dxa" w:w="3784"/>
           </w:tcPr>
           <w:p>
+            <w:pPr>
+              <w:spacing w:before="20" w:after="20"/>
+            </w:pPr>
             <w:r/>
             <w:r>
               <w:rPr>
@@ -615,6 +1301,9 @@
             <w:tcW w:type="dxa" w:w="3784"/>
           </w:tcPr>
           <w:p>
+            <w:pPr>
+              <w:spacing w:before="20" w:after="20"/>
+            </w:pPr>
             <w:r/>
             <w:r>
               <w:rPr>
@@ -631,6 +1320,9 @@
             <w:tcW w:type="dxa" w:w="3784"/>
           </w:tcPr>
           <w:p>
+            <w:pPr>
+              <w:spacing w:before="20" w:after="20"/>
+            </w:pPr>
             <w:r/>
             <w:r>
               <w:rPr>
@@ -643,11 +1335,17 @@
         </w:tc>
       </w:tr>
       <w:tr>
+        <w:trPr>
+          <w:cantSplit/>
+        </w:trPr>
         <w:tc>
           <w:tcPr>
             <w:tcW w:type="dxa" w:w="3784"/>
           </w:tcPr>
           <w:p>
+            <w:pPr>
+              <w:spacing w:before="20" w:after="20"/>
+            </w:pPr>
             <w:r/>
             <w:r>
               <w:rPr>
@@ -664,6 +1362,9 @@
             <w:tcW w:type="dxa" w:w="3784"/>
           </w:tcPr>
           <w:p>
+            <w:pPr>
+              <w:spacing w:before="20" w:after="20"/>
+            </w:pPr>
             <w:r/>
             <w:r>
               <w:rPr>
@@ -680,6 +1381,9 @@
             <w:tcW w:type="dxa" w:w="3784"/>
           </w:tcPr>
           <w:p>
+            <w:pPr>
+              <w:spacing w:before="20" w:after="20"/>
+            </w:pPr>
             <w:r/>
             <w:r>
               <w:rPr>
@@ -696,6 +1400,9 @@
             <w:tcW w:type="dxa" w:w="3784"/>
           </w:tcPr>
           <w:p>
+            <w:pPr>
+              <w:spacing w:before="20" w:after="20"/>
+            </w:pPr>
             <w:r/>
             <w:r>
               <w:rPr>
@@ -708,11 +1415,17 @@
         </w:tc>
       </w:tr>
       <w:tr>
+        <w:trPr>
+          <w:cantSplit/>
+        </w:trPr>
         <w:tc>
           <w:tcPr>
             <w:tcW w:type="dxa" w:w="3784"/>
           </w:tcPr>
           <w:p>
+            <w:pPr>
+              <w:spacing w:before="20" w:after="20"/>
+            </w:pPr>
             <w:r/>
             <w:r>
               <w:rPr>
@@ -729,6 +1442,9 @@
             <w:tcW w:type="dxa" w:w="3784"/>
           </w:tcPr>
           <w:p>
+            <w:pPr>
+              <w:spacing w:before="20" w:after="20"/>
+            </w:pPr>
             <w:r/>
             <w:r>
               <w:rPr>
@@ -745,6 +1461,9 @@
             <w:tcW w:type="dxa" w:w="3784"/>
           </w:tcPr>
           <w:p>
+            <w:pPr>
+              <w:spacing w:before="20" w:after="20"/>
+            </w:pPr>
             <w:r/>
             <w:r>
               <w:rPr>
@@ -761,6 +1480,9 @@
             <w:tcW w:type="dxa" w:w="3784"/>
           </w:tcPr>
           <w:p>
+            <w:pPr>
+              <w:spacing w:before="20" w:after="20"/>
+            </w:pPr>
             <w:r/>
             <w:r>
               <w:rPr>
@@ -773,11 +1495,17 @@
         </w:tc>
       </w:tr>
       <w:tr>
+        <w:trPr>
+          <w:cantSplit/>
+        </w:trPr>
         <w:tc>
           <w:tcPr>
             <w:tcW w:type="dxa" w:w="3784"/>
           </w:tcPr>
           <w:p>
+            <w:pPr>
+              <w:spacing w:before="20" w:after="20"/>
+            </w:pPr>
             <w:r/>
             <w:r>
               <w:rPr>
@@ -794,6 +1522,9 @@
             <w:tcW w:type="dxa" w:w="3784"/>
           </w:tcPr>
           <w:p>
+            <w:pPr>
+              <w:spacing w:before="20" w:after="20"/>
+            </w:pPr>
             <w:r/>
             <w:r>
               <w:rPr>
@@ -810,6 +1541,9 @@
             <w:tcW w:type="dxa" w:w="3784"/>
           </w:tcPr>
           <w:p>
+            <w:pPr>
+              <w:spacing w:before="20" w:after="20"/>
+            </w:pPr>
             <w:r/>
             <w:r>
               <w:rPr>
@@ -826,6 +1560,9 @@
             <w:tcW w:type="dxa" w:w="3784"/>
           </w:tcPr>
           <w:p>
+            <w:pPr>
+              <w:spacing w:before="20" w:after="20"/>
+            </w:pPr>
             <w:r/>
             <w:r>
               <w:rPr>
@@ -838,11 +1575,17 @@
         </w:tc>
       </w:tr>
       <w:tr>
+        <w:trPr>
+          <w:cantSplit/>
+        </w:trPr>
         <w:tc>
           <w:tcPr>
             <w:tcW w:type="dxa" w:w="3784"/>
           </w:tcPr>
           <w:p>
+            <w:pPr>
+              <w:spacing w:before="20" w:after="20"/>
+            </w:pPr>
             <w:r/>
             <w:r>
               <w:rPr>
@@ -859,6 +1602,9 @@
             <w:tcW w:type="dxa" w:w="3784"/>
           </w:tcPr>
           <w:p>
+            <w:pPr>
+              <w:spacing w:before="20" w:after="20"/>
+            </w:pPr>
             <w:r/>
             <w:r>
               <w:rPr>
@@ -875,6 +1621,9 @@
             <w:tcW w:type="dxa" w:w="3784"/>
           </w:tcPr>
           <w:p>
+            <w:pPr>
+              <w:spacing w:before="20" w:after="20"/>
+            </w:pPr>
             <w:r/>
             <w:r>
               <w:rPr>
@@ -891,6 +1640,9 @@
             <w:tcW w:type="dxa" w:w="3784"/>
           </w:tcPr>
           <w:p>
+            <w:pPr>
+              <w:spacing w:before="20" w:after="20"/>
+            </w:pPr>
             <w:r/>
             <w:r>
               <w:rPr>
@@ -903,11 +1655,17 @@
         </w:tc>
       </w:tr>
       <w:tr>
+        <w:trPr>
+          <w:cantSplit/>
+        </w:trPr>
         <w:tc>
           <w:tcPr>
             <w:tcW w:type="dxa" w:w="3784"/>
           </w:tcPr>
           <w:p>
+            <w:pPr>
+              <w:spacing w:before="20" w:after="20"/>
+            </w:pPr>
             <w:r/>
             <w:r>
               <w:rPr>
@@ -924,6 +1682,9 @@
             <w:tcW w:type="dxa" w:w="3784"/>
           </w:tcPr>
           <w:p>
+            <w:pPr>
+              <w:spacing w:before="20" w:after="20"/>
+            </w:pPr>
             <w:r/>
             <w:r>
               <w:rPr>
@@ -940,6 +1701,9 @@
             <w:tcW w:type="dxa" w:w="3784"/>
           </w:tcPr>
           <w:p>
+            <w:pPr>
+              <w:spacing w:before="20" w:after="20"/>
+            </w:pPr>
             <w:r/>
             <w:r>
               <w:rPr>
@@ -955,6 +1719,9 @@
             <w:tcW w:type="dxa" w:w="3784"/>
           </w:tcPr>
           <w:p>
+            <w:pPr>
+              <w:spacing w:before="20" w:after="20"/>
+            </w:pPr>
             <w:r/>
             <w:r>
               <w:rPr>
@@ -967,11 +1734,17 @@
         </w:tc>
       </w:tr>
       <w:tr>
+        <w:trPr>
+          <w:cantSplit/>
+        </w:trPr>
         <w:tc>
           <w:tcPr>
             <w:tcW w:type="dxa" w:w="3784"/>
           </w:tcPr>
           <w:p>
+            <w:pPr>
+              <w:spacing w:before="20" w:after="20"/>
+            </w:pPr>
             <w:r/>
             <w:r>
               <w:rPr>
@@ -988,6 +1761,9 @@
             <w:tcW w:type="dxa" w:w="3784"/>
           </w:tcPr>
           <w:p>
+            <w:pPr>
+              <w:spacing w:before="20" w:after="20"/>
+            </w:pPr>
             <w:r/>
             <w:r>
               <w:rPr>
@@ -1004,6 +1780,9 @@
             <w:tcW w:type="dxa" w:w="3784"/>
           </w:tcPr>
           <w:p>
+            <w:pPr>
+              <w:spacing w:before="20" w:after="20"/>
+            </w:pPr>
             <w:r/>
             <w:r>
               <w:rPr>
@@ -1019,6 +1798,9 @@
             <w:tcW w:type="dxa" w:w="3784"/>
           </w:tcPr>
           <w:p>
+            <w:pPr>
+              <w:spacing w:before="20" w:after="20"/>
+            </w:pPr>
             <w:r/>
             <w:r>
               <w:rPr>
@@ -1031,11 +1813,17 @@
         </w:tc>
       </w:tr>
       <w:tr>
+        <w:trPr>
+          <w:cantSplit/>
+        </w:trPr>
         <w:tc>
           <w:tcPr>
             <w:tcW w:type="dxa" w:w="3784"/>
           </w:tcPr>
           <w:p>
+            <w:pPr>
+              <w:spacing w:before="20" w:after="20"/>
+            </w:pPr>
             <w:r/>
             <w:r>
               <w:rPr>
@@ -1052,6 +1840,9 @@
             <w:tcW w:type="dxa" w:w="3784"/>
           </w:tcPr>
           <w:p>
+            <w:pPr>
+              <w:spacing w:before="20" w:after="20"/>
+            </w:pPr>
             <w:r/>
             <w:r>
               <w:rPr>
@@ -1068,6 +1859,9 @@
             <w:tcW w:type="dxa" w:w="3784"/>
           </w:tcPr>
           <w:p>
+            <w:pPr>
+              <w:spacing w:before="20" w:after="20"/>
+            </w:pPr>
             <w:r/>
             <w:r>
               <w:rPr>
@@ -1083,6 +1877,9 @@
             <w:tcW w:type="dxa" w:w="3784"/>
           </w:tcPr>
           <w:p>
+            <w:pPr>
+              <w:spacing w:before="20" w:after="20"/>
+            </w:pPr>
             <w:r/>
             <w:r>
               <w:rPr>
@@ -1095,11 +1892,17 @@
         </w:tc>
       </w:tr>
       <w:tr>
+        <w:trPr>
+          <w:cantSplit/>
+        </w:trPr>
         <w:tc>
           <w:tcPr>
             <w:tcW w:type="dxa" w:w="3784"/>
           </w:tcPr>
           <w:p>
+            <w:pPr>
+              <w:spacing w:before="20" w:after="20"/>
+            </w:pPr>
             <w:r/>
             <w:r>
               <w:rPr>
@@ -1116,6 +1919,9 @@
             <w:tcW w:type="dxa" w:w="3784"/>
           </w:tcPr>
           <w:p>
+            <w:pPr>
+              <w:spacing w:before="20" w:after="20"/>
+            </w:pPr>
             <w:r/>
             <w:r>
               <w:rPr>
@@ -1132,6 +1938,9 @@
             <w:tcW w:type="dxa" w:w="3784"/>
           </w:tcPr>
           <w:p>
+            <w:pPr>
+              <w:spacing w:before="20" w:after="20"/>
+            </w:pPr>
             <w:r/>
             <w:r>
               <w:rPr>
@@ -1147,6 +1956,9 @@
             <w:tcW w:type="dxa" w:w="3784"/>
           </w:tcPr>
           <w:p>
+            <w:pPr>
+              <w:spacing w:before="20" w:after="20"/>
+            </w:pPr>
             <w:r/>
             <w:r>
               <w:rPr>
@@ -1159,11 +1971,17 @@
         </w:tc>
       </w:tr>
       <w:tr>
+        <w:trPr>
+          <w:cantSplit/>
+        </w:trPr>
         <w:tc>
           <w:tcPr>
             <w:tcW w:type="dxa" w:w="3784"/>
           </w:tcPr>
           <w:p>
+            <w:pPr>
+              <w:spacing w:before="20" w:after="20"/>
+            </w:pPr>
             <w:r/>
             <w:r>
               <w:rPr>
@@ -1180,6 +1998,9 @@
             <w:tcW w:type="dxa" w:w="3784"/>
           </w:tcPr>
           <w:p>
+            <w:pPr>
+              <w:spacing w:before="20" w:after="20"/>
+            </w:pPr>
             <w:r/>
             <w:r>
               <w:rPr>
@@ -1196,6 +2017,9 @@
             <w:tcW w:type="dxa" w:w="3784"/>
           </w:tcPr>
           <w:p>
+            <w:pPr>
+              <w:spacing w:before="20" w:after="20"/>
+            </w:pPr>
             <w:r/>
             <w:r>
               <w:rPr>
@@ -1211,6 +2035,9 @@
             <w:tcW w:type="dxa" w:w="3784"/>
           </w:tcPr>
           <w:p>
+            <w:pPr>
+              <w:spacing w:before="20" w:after="20"/>
+            </w:pPr>
             <w:r/>
             <w:r>
               <w:rPr>
@@ -1223,11 +2050,17 @@
         </w:tc>
       </w:tr>
       <w:tr>
+        <w:trPr>
+          <w:cantSplit/>
+        </w:trPr>
         <w:tc>
           <w:tcPr>
             <w:tcW w:type="dxa" w:w="3784"/>
           </w:tcPr>
           <w:p>
+            <w:pPr>
+              <w:spacing w:before="20" w:after="20"/>
+            </w:pPr>
             <w:r/>
             <w:r>
               <w:rPr>
@@ -1244,6 +2077,9 @@
             <w:tcW w:type="dxa" w:w="3784"/>
           </w:tcPr>
           <w:p>
+            <w:pPr>
+              <w:spacing w:before="20" w:after="20"/>
+            </w:pPr>
             <w:r/>
             <w:r>
               <w:rPr>
@@ -1260,6 +2096,9 @@
             <w:tcW w:type="dxa" w:w="3784"/>
           </w:tcPr>
           <w:p>
+            <w:pPr>
+              <w:spacing w:before="20" w:after="20"/>
+            </w:pPr>
             <w:r/>
             <w:r>
               <w:rPr>
@@ -1275,6 +2114,9 @@
             <w:tcW w:type="dxa" w:w="3784"/>
           </w:tcPr>
           <w:p>
+            <w:pPr>
+              <w:spacing w:before="20" w:after="20"/>
+            </w:pPr>
             <w:r/>
             <w:r>
               <w:rPr>
@@ -1287,11 +2129,17 @@
         </w:tc>
       </w:tr>
       <w:tr>
+        <w:trPr>
+          <w:cantSplit/>
+        </w:trPr>
         <w:tc>
           <w:tcPr>
             <w:tcW w:type="dxa" w:w="3784"/>
           </w:tcPr>
           <w:p>
+            <w:pPr>
+              <w:spacing w:before="20" w:after="20"/>
+            </w:pPr>
             <w:r/>
             <w:r>
               <w:rPr>
@@ -1308,6 +2156,9 @@
             <w:tcW w:type="dxa" w:w="3784"/>
           </w:tcPr>
           <w:p>
+            <w:pPr>
+              <w:spacing w:before="20" w:after="20"/>
+            </w:pPr>
             <w:r/>
             <w:r>
               <w:rPr>
@@ -1324,6 +2175,9 @@
             <w:tcW w:type="dxa" w:w="3784"/>
           </w:tcPr>
           <w:p>
+            <w:pPr>
+              <w:spacing w:before="20" w:after="20"/>
+            </w:pPr>
             <w:r/>
             <w:r>
               <w:rPr>
@@ -1339,6 +2193,9 @@
             <w:tcW w:type="dxa" w:w="3784"/>
           </w:tcPr>
           <w:p>
+            <w:pPr>
+              <w:spacing w:before="20" w:after="20"/>
+            </w:pPr>
             <w:r/>
             <w:r>
               <w:rPr>
@@ -1351,11 +2208,17 @@
         </w:tc>
       </w:tr>
       <w:tr>
+        <w:trPr>
+          <w:cantSplit/>
+        </w:trPr>
         <w:tc>
           <w:tcPr>
             <w:tcW w:type="dxa" w:w="3784"/>
           </w:tcPr>
           <w:p>
+            <w:pPr>
+              <w:spacing w:before="20" w:after="20"/>
+            </w:pPr>
             <w:r/>
             <w:r>
               <w:rPr>
@@ -1372,6 +2235,9 @@
             <w:tcW w:type="dxa" w:w="3784"/>
           </w:tcPr>
           <w:p>
+            <w:pPr>
+              <w:spacing w:before="20" w:after="20"/>
+            </w:pPr>
             <w:r/>
             <w:r>
               <w:rPr>
@@ -1388,6 +2254,9 @@
             <w:tcW w:type="dxa" w:w="3784"/>
           </w:tcPr>
           <w:p>
+            <w:pPr>
+              <w:spacing w:before="20" w:after="20"/>
+            </w:pPr>
             <w:r/>
             <w:r>
               <w:rPr>
@@ -1403,6 +2272,9 @@
             <w:tcW w:type="dxa" w:w="3784"/>
           </w:tcPr>
           <w:p>
+            <w:pPr>
+              <w:spacing w:before="20" w:after="20"/>
+            </w:pPr>
             <w:r/>
             <w:r>
               <w:rPr>
@@ -1415,11 +2287,17 @@
         </w:tc>
       </w:tr>
       <w:tr>
+        <w:trPr>
+          <w:cantSplit/>
+        </w:trPr>
         <w:tc>
           <w:tcPr>
             <w:tcW w:type="dxa" w:w="3784"/>
           </w:tcPr>
           <w:p>
+            <w:pPr>
+              <w:spacing w:before="20" w:after="20"/>
+            </w:pPr>
             <w:r/>
             <w:r>
               <w:rPr>
@@ -1436,6 +2314,9 @@
             <w:tcW w:type="dxa" w:w="3784"/>
           </w:tcPr>
           <w:p>
+            <w:pPr>
+              <w:spacing w:before="20" w:after="20"/>
+            </w:pPr>
             <w:r/>
             <w:r>
               <w:rPr>
@@ -1452,6 +2333,9 @@
             <w:tcW w:type="dxa" w:w="3784"/>
           </w:tcPr>
           <w:p>
+            <w:pPr>
+              <w:spacing w:before="20" w:after="20"/>
+            </w:pPr>
             <w:r/>
             <w:r>
               <w:rPr>
@@ -1467,6 +2351,9 @@
             <w:tcW w:type="dxa" w:w="3784"/>
           </w:tcPr>
           <w:p>
+            <w:pPr>
+              <w:spacing w:before="20" w:after="20"/>
+            </w:pPr>
             <w:r/>
             <w:r>
               <w:rPr>
@@ -1479,11 +2366,17 @@
         </w:tc>
       </w:tr>
       <w:tr>
+        <w:trPr>
+          <w:cantSplit/>
+        </w:trPr>
         <w:tc>
           <w:tcPr>
             <w:tcW w:type="dxa" w:w="3784"/>
           </w:tcPr>
           <w:p>
+            <w:pPr>
+              <w:spacing w:before="20" w:after="20"/>
+            </w:pPr>
             <w:r/>
             <w:r>
               <w:rPr>
@@ -1500,6 +2393,9 @@
             <w:tcW w:type="dxa" w:w="3784"/>
           </w:tcPr>
           <w:p>
+            <w:pPr>
+              <w:spacing w:before="20" w:after="20"/>
+            </w:pPr>
             <w:r/>
             <w:r>
               <w:rPr>
@@ -1516,6 +2412,9 @@
             <w:tcW w:type="dxa" w:w="3784"/>
           </w:tcPr>
           <w:p>
+            <w:pPr>
+              <w:spacing w:before="20" w:after="20"/>
+            </w:pPr>
             <w:r/>
             <w:r>
               <w:rPr>
@@ -1531,6 +2430,9 @@
             <w:tcW w:type="dxa" w:w="3784"/>
           </w:tcPr>
           <w:p>
+            <w:pPr>
+              <w:spacing w:before="20" w:after="20"/>
+            </w:pPr>
             <w:r/>
             <w:r>
               <w:rPr>
@@ -1543,11 +2445,17 @@
         </w:tc>
       </w:tr>
       <w:tr>
+        <w:trPr>
+          <w:cantSplit/>
+        </w:trPr>
         <w:tc>
           <w:tcPr>
             <w:tcW w:type="dxa" w:w="3784"/>
           </w:tcPr>
           <w:p>
+            <w:pPr>
+              <w:spacing w:before="20" w:after="20"/>
+            </w:pPr>
             <w:r/>
             <w:r>
               <w:rPr>
@@ -1564,6 +2472,9 @@
             <w:tcW w:type="dxa" w:w="3784"/>
           </w:tcPr>
           <w:p>
+            <w:pPr>
+              <w:spacing w:before="20" w:after="20"/>
+            </w:pPr>
             <w:r/>
             <w:r>
               <w:rPr>
@@ -1580,6 +2491,9 @@
             <w:tcW w:type="dxa" w:w="3784"/>
           </w:tcPr>
           <w:p>
+            <w:pPr>
+              <w:spacing w:before="20" w:after="20"/>
+            </w:pPr>
             <w:r/>
             <w:r>
               <w:rPr>
@@ -1595,6 +2509,9 @@
             <w:tcW w:type="dxa" w:w="3784"/>
           </w:tcPr>
           <w:p>
+            <w:pPr>
+              <w:spacing w:before="20" w:after="20"/>
+            </w:pPr>
             <w:r/>
             <w:r>
               <w:rPr>
@@ -1607,11 +2524,17 @@
         </w:tc>
       </w:tr>
       <w:tr>
+        <w:trPr>
+          <w:cantSplit/>
+        </w:trPr>
         <w:tc>
           <w:tcPr>
             <w:tcW w:type="dxa" w:w="3784"/>
           </w:tcPr>
           <w:p>
+            <w:pPr>
+              <w:spacing w:before="20" w:after="20"/>
+            </w:pPr>
             <w:r/>
             <w:r>
               <w:rPr>
@@ -1628,6 +2551,9 @@
             <w:tcW w:type="dxa" w:w="3784"/>
           </w:tcPr>
           <w:p>
+            <w:pPr>
+              <w:spacing w:before="20" w:after="20"/>
+            </w:pPr>
             <w:r/>
             <w:r>
               <w:rPr>
@@ -1644,6 +2570,9 @@
             <w:tcW w:type="dxa" w:w="3784"/>
           </w:tcPr>
           <w:p>
+            <w:pPr>
+              <w:spacing w:before="20" w:after="20"/>
+            </w:pPr>
             <w:r/>
             <w:r>
               <w:rPr>
@@ -1659,6 +2588,9 @@
             <w:tcW w:type="dxa" w:w="3784"/>
           </w:tcPr>
           <w:p>
+            <w:pPr>
+              <w:spacing w:before="20" w:after="20"/>
+            </w:pPr>
             <w:r/>
             <w:r>
               <w:rPr>
@@ -1671,11 +2603,17 @@
         </w:tc>
       </w:tr>
       <w:tr>
+        <w:trPr>
+          <w:cantSplit/>
+        </w:trPr>
         <w:tc>
           <w:tcPr>
             <w:tcW w:type="dxa" w:w="3784"/>
           </w:tcPr>
           <w:p>
+            <w:pPr>
+              <w:spacing w:before="20" w:after="20"/>
+            </w:pPr>
             <w:r/>
             <w:r>
               <w:rPr>
@@ -1692,6 +2630,9 @@
             <w:tcW w:type="dxa" w:w="3784"/>
           </w:tcPr>
           <w:p>
+            <w:pPr>
+              <w:spacing w:before="20" w:after="20"/>
+            </w:pPr>
             <w:r/>
             <w:r>
               <w:rPr>
@@ -1708,6 +2649,9 @@
             <w:tcW w:type="dxa" w:w="3784"/>
           </w:tcPr>
           <w:p>
+            <w:pPr>
+              <w:spacing w:before="20" w:after="20"/>
+            </w:pPr>
             <w:r/>
             <w:r>
               <w:rPr>
@@ -1723,6 +2667,9 @@
             <w:tcW w:type="dxa" w:w="3784"/>
           </w:tcPr>
           <w:p>
+            <w:pPr>
+              <w:spacing w:before="20" w:after="20"/>
+            </w:pPr>
             <w:r/>
             <w:r>
               <w:rPr>
@@ -1735,11 +2682,17 @@
         </w:tc>
       </w:tr>
       <w:tr>
+        <w:trPr>
+          <w:cantSplit/>
+        </w:trPr>
         <w:tc>
           <w:tcPr>
             <w:tcW w:type="dxa" w:w="3784"/>
           </w:tcPr>
           <w:p>
+            <w:pPr>
+              <w:spacing w:before="20" w:after="20"/>
+            </w:pPr>
             <w:r/>
             <w:r>
               <w:rPr>
@@ -1756,6 +2709,9 @@
             <w:tcW w:type="dxa" w:w="3784"/>
           </w:tcPr>
           <w:p>
+            <w:pPr>
+              <w:spacing w:before="20" w:after="20"/>
+            </w:pPr>
             <w:r/>
             <w:r>
               <w:rPr>
@@ -1772,6 +2728,9 @@
             <w:tcW w:type="dxa" w:w="3784"/>
           </w:tcPr>
           <w:p>
+            <w:pPr>
+              <w:spacing w:before="20" w:after="20"/>
+            </w:pPr>
             <w:r/>
             <w:r>
               <w:rPr>
@@ -1787,6 +2746,9 @@
             <w:tcW w:type="dxa" w:w="3784"/>
           </w:tcPr>
           <w:p>
+            <w:pPr>
+              <w:spacing w:before="20" w:after="20"/>
+            </w:pPr>
             <w:r/>
             <w:r>
               <w:rPr>
@@ -1844,6 +2806,9 @@
             <w:shd w:val="clear" w:color="auto" w:fill="D9D9D9"/>
           </w:tcPr>
           <w:p>
+            <w:pPr>
+              <w:spacing w:before="20" w:after="20"/>
+            </w:pPr>
             <w:r/>
             <w:r>
               <w:rPr>
@@ -1861,6 +2826,9 @@
             <w:shd w:val="clear" w:color="auto" w:fill="D9D9D9"/>
           </w:tcPr>
           <w:p>
+            <w:pPr>
+              <w:spacing w:before="20" w:after="20"/>
+            </w:pPr>
             <w:r/>
             <w:r>
               <w:rPr>
@@ -1878,6 +2846,9 @@
             <w:shd w:val="clear" w:color="auto" w:fill="D9D9D9"/>
           </w:tcPr>
           <w:p>
+            <w:pPr>
+              <w:spacing w:before="20" w:after="20"/>
+            </w:pPr>
             <w:r/>
             <w:r>
               <w:rPr>
@@ -1895,6 +2866,9 @@
             <w:shd w:val="clear" w:color="auto" w:fill="D9D9D9"/>
           </w:tcPr>
           <w:p>
+            <w:pPr>
+              <w:spacing w:before="20" w:after="20"/>
+            </w:pPr>
             <w:r/>
             <w:r>
               <w:rPr>
@@ -1908,11 +2882,17 @@
         </w:tc>
       </w:tr>
       <w:tr>
+        <w:trPr>
+          <w:cantSplit/>
+        </w:trPr>
         <w:tc>
           <w:tcPr>
             <w:tcW w:type="dxa" w:w="3784"/>
           </w:tcPr>
           <w:p>
+            <w:pPr>
+              <w:spacing w:before="20" w:after="20"/>
+            </w:pPr>
             <w:r/>
             <w:r>
               <w:rPr>
@@ -1929,6 +2909,9 @@
             <w:tcW w:type="dxa" w:w="3784"/>
           </w:tcPr>
           <w:p>
+            <w:pPr>
+              <w:spacing w:before="20" w:after="20"/>
+            </w:pPr>
             <w:r/>
             <w:r>
               <w:rPr>
@@ -1945,6 +2928,9 @@
             <w:tcW w:type="dxa" w:w="3784"/>
           </w:tcPr>
           <w:p>
+            <w:pPr>
+              <w:spacing w:before="20" w:after="20"/>
+            </w:pPr>
             <w:r/>
             <w:r>
               <w:rPr>
@@ -1961,6 +2947,9 @@
             <w:tcW w:type="dxa" w:w="3784"/>
           </w:tcPr>
           <w:p>
+            <w:pPr>
+              <w:spacing w:before="20" w:after="20"/>
+            </w:pPr>
             <w:r/>
             <w:r>
               <w:rPr>
@@ -1973,11 +2962,17 @@
         </w:tc>
       </w:tr>
       <w:tr>
+        <w:trPr>
+          <w:cantSplit/>
+        </w:trPr>
         <w:tc>
           <w:tcPr>
             <w:tcW w:type="dxa" w:w="3784"/>
           </w:tcPr>
           <w:p>
+            <w:pPr>
+              <w:spacing w:before="20" w:after="20"/>
+            </w:pPr>
             <w:r/>
             <w:r>
               <w:rPr>
@@ -1994,6 +2989,9 @@
             <w:tcW w:type="dxa" w:w="3784"/>
           </w:tcPr>
           <w:p>
+            <w:pPr>
+              <w:spacing w:before="20" w:after="20"/>
+            </w:pPr>
             <w:r/>
             <w:r>
               <w:rPr>
@@ -2010,6 +3008,9 @@
             <w:tcW w:type="dxa" w:w="3784"/>
           </w:tcPr>
           <w:p>
+            <w:pPr>
+              <w:spacing w:before="20" w:after="20"/>
+            </w:pPr>
             <w:r/>
             <w:r>
               <w:rPr>
@@ -2026,6 +3027,9 @@
             <w:tcW w:type="dxa" w:w="3784"/>
           </w:tcPr>
           <w:p>
+            <w:pPr>
+              <w:spacing w:before="20" w:after="20"/>
+            </w:pPr>
             <w:r/>
             <w:r>
               <w:rPr>
@@ -2038,11 +3042,17 @@
         </w:tc>
       </w:tr>
       <w:tr>
+        <w:trPr>
+          <w:cantSplit/>
+        </w:trPr>
         <w:tc>
           <w:tcPr>
             <w:tcW w:type="dxa" w:w="3784"/>
           </w:tcPr>
           <w:p>
+            <w:pPr>
+              <w:spacing w:before="20" w:after="20"/>
+            </w:pPr>
             <w:r/>
             <w:r>
               <w:rPr>
@@ -2059,6 +3069,9 @@
             <w:tcW w:type="dxa" w:w="3784"/>
           </w:tcPr>
           <w:p>
+            <w:pPr>
+              <w:spacing w:before="20" w:after="20"/>
+            </w:pPr>
             <w:r/>
             <w:r>
               <w:rPr>
@@ -2075,6 +3088,9 @@
             <w:tcW w:type="dxa" w:w="3784"/>
           </w:tcPr>
           <w:p>
+            <w:pPr>
+              <w:spacing w:before="20" w:after="20"/>
+            </w:pPr>
             <w:r/>
             <w:r>
               <w:rPr>
@@ -2091,6 +3107,9 @@
             <w:tcW w:type="dxa" w:w="3784"/>
           </w:tcPr>
           <w:p>
+            <w:pPr>
+              <w:spacing w:before="20" w:after="20"/>
+            </w:pPr>
             <w:r/>
             <w:r>
               <w:rPr>
@@ -2103,11 +3122,17 @@
         </w:tc>
       </w:tr>
       <w:tr>
+        <w:trPr>
+          <w:cantSplit/>
+        </w:trPr>
         <w:tc>
           <w:tcPr>
             <w:tcW w:type="dxa" w:w="3784"/>
           </w:tcPr>
           <w:p>
+            <w:pPr>
+              <w:spacing w:before="20" w:after="20"/>
+            </w:pPr>
             <w:r/>
             <w:r>
               <w:rPr>
@@ -2124,6 +3149,9 @@
             <w:tcW w:type="dxa" w:w="3784"/>
           </w:tcPr>
           <w:p>
+            <w:pPr>
+              <w:spacing w:before="20" w:after="20"/>
+            </w:pPr>
             <w:r/>
             <w:r>
               <w:rPr>
@@ -2140,6 +3168,9 @@
             <w:tcW w:type="dxa" w:w="3784"/>
           </w:tcPr>
           <w:p>
+            <w:pPr>
+              <w:spacing w:before="20" w:after="20"/>
+            </w:pPr>
             <w:r/>
             <w:r>
               <w:rPr>
@@ -2156,6 +3187,9 @@
             <w:tcW w:type="dxa" w:w="3784"/>
           </w:tcPr>
           <w:p>
+            <w:pPr>
+              <w:spacing w:before="20" w:after="20"/>
+            </w:pPr>
             <w:r/>
             <w:r>
               <w:rPr>
@@ -2168,11 +3202,17 @@
         </w:tc>
       </w:tr>
       <w:tr>
+        <w:trPr>
+          <w:cantSplit/>
+        </w:trPr>
         <w:tc>
           <w:tcPr>
             <w:tcW w:type="dxa" w:w="3784"/>
           </w:tcPr>
           <w:p>
+            <w:pPr>
+              <w:spacing w:before="20" w:after="20"/>
+            </w:pPr>
             <w:r/>
             <w:r>
               <w:rPr>
@@ -2189,6 +3229,9 @@
             <w:tcW w:type="dxa" w:w="3784"/>
           </w:tcPr>
           <w:p>
+            <w:pPr>
+              <w:spacing w:before="20" w:after="20"/>
+            </w:pPr>
             <w:r/>
             <w:r>
               <w:rPr>
@@ -2205,6 +3248,9 @@
             <w:tcW w:type="dxa" w:w="3784"/>
           </w:tcPr>
           <w:p>
+            <w:pPr>
+              <w:spacing w:before="20" w:after="20"/>
+            </w:pPr>
             <w:r/>
             <w:r>
               <w:rPr>
@@ -2221,6 +3267,9 @@
             <w:tcW w:type="dxa" w:w="3784"/>
           </w:tcPr>
           <w:p>
+            <w:pPr>
+              <w:spacing w:before="20" w:after="20"/>
+            </w:pPr>
             <w:r/>
             <w:r>
               <w:rPr>
@@ -2233,11 +3282,17 @@
         </w:tc>
       </w:tr>
       <w:tr>
+        <w:trPr>
+          <w:cantSplit/>
+        </w:trPr>
         <w:tc>
           <w:tcPr>
             <w:tcW w:type="dxa" w:w="3784"/>
           </w:tcPr>
           <w:p>
+            <w:pPr>
+              <w:spacing w:before="20" w:after="20"/>
+            </w:pPr>
             <w:r/>
             <w:r>
               <w:rPr>
@@ -2254,6 +3309,9 @@
             <w:tcW w:type="dxa" w:w="3784"/>
           </w:tcPr>
           <w:p>
+            <w:pPr>
+              <w:spacing w:before="20" w:after="20"/>
+            </w:pPr>
             <w:r/>
             <w:r>
               <w:rPr>
@@ -2270,6 +3328,9 @@
             <w:tcW w:type="dxa" w:w="3784"/>
           </w:tcPr>
           <w:p>
+            <w:pPr>
+              <w:spacing w:before="20" w:after="20"/>
+            </w:pPr>
             <w:r/>
             <w:r>
               <w:rPr>
@@ -2286,6 +3347,9 @@
             <w:tcW w:type="dxa" w:w="3784"/>
           </w:tcPr>
           <w:p>
+            <w:pPr>
+              <w:spacing w:before="20" w:after="20"/>
+            </w:pPr>
             <w:r/>
             <w:r>
               <w:rPr>
@@ -2298,11 +3362,17 @@
         </w:tc>
       </w:tr>
       <w:tr>
+        <w:trPr>
+          <w:cantSplit/>
+        </w:trPr>
         <w:tc>
           <w:tcPr>
             <w:tcW w:type="dxa" w:w="3784"/>
           </w:tcPr>
           <w:p>
+            <w:pPr>
+              <w:spacing w:before="20" w:after="20"/>
+            </w:pPr>
             <w:r/>
             <w:r>
               <w:rPr>
@@ -2319,6 +3389,9 @@
             <w:tcW w:type="dxa" w:w="3784"/>
           </w:tcPr>
           <w:p>
+            <w:pPr>
+              <w:spacing w:before="20" w:after="20"/>
+            </w:pPr>
             <w:r/>
             <w:r>
               <w:rPr>
@@ -2335,6 +3408,9 @@
             <w:tcW w:type="dxa" w:w="3784"/>
           </w:tcPr>
           <w:p>
+            <w:pPr>
+              <w:spacing w:before="20" w:after="20"/>
+            </w:pPr>
             <w:r/>
             <w:r>
               <w:rPr>
@@ -2351,6 +3427,9 @@
             <w:tcW w:type="dxa" w:w="3784"/>
           </w:tcPr>
           <w:p>
+            <w:pPr>
+              <w:spacing w:before="20" w:after="20"/>
+            </w:pPr>
             <w:r/>
             <w:r>
               <w:rPr>
@@ -2363,11 +3442,17 @@
         </w:tc>
       </w:tr>
       <w:tr>
+        <w:trPr>
+          <w:cantSplit/>
+        </w:trPr>
         <w:tc>
           <w:tcPr>
             <w:tcW w:type="dxa" w:w="3784"/>
           </w:tcPr>
           <w:p>
+            <w:pPr>
+              <w:spacing w:before="20" w:after="20"/>
+            </w:pPr>
             <w:r/>
             <w:r>
               <w:rPr>
@@ -2384,6 +3469,9 @@
             <w:tcW w:type="dxa" w:w="3784"/>
           </w:tcPr>
           <w:p>
+            <w:pPr>
+              <w:spacing w:before="20" w:after="20"/>
+            </w:pPr>
             <w:r/>
             <w:r>
               <w:rPr>
@@ -2400,6 +3488,9 @@
             <w:tcW w:type="dxa" w:w="3784"/>
           </w:tcPr>
           <w:p>
+            <w:pPr>
+              <w:spacing w:before="20" w:after="20"/>
+            </w:pPr>
             <w:r/>
             <w:r>
               <w:rPr>
@@ -2416,6 +3507,9 @@
             <w:tcW w:type="dxa" w:w="3784"/>
           </w:tcPr>
           <w:p>
+            <w:pPr>
+              <w:spacing w:before="20" w:after="20"/>
+            </w:pPr>
             <w:r/>
             <w:r>
               <w:rPr>
@@ -2428,11 +3522,17 @@
         </w:tc>
       </w:tr>
       <w:tr>
+        <w:trPr>
+          <w:cantSplit/>
+        </w:trPr>
         <w:tc>
           <w:tcPr>
             <w:tcW w:type="dxa" w:w="3784"/>
           </w:tcPr>
           <w:p>
+            <w:pPr>
+              <w:spacing w:before="20" w:after="20"/>
+            </w:pPr>
             <w:r/>
             <w:r>
               <w:rPr>
@@ -2449,6 +3549,9 @@
             <w:tcW w:type="dxa" w:w="3784"/>
           </w:tcPr>
           <w:p>
+            <w:pPr>
+              <w:spacing w:before="20" w:after="20"/>
+            </w:pPr>
             <w:r/>
             <w:r>
               <w:rPr>
@@ -2465,6 +3568,9 @@
             <w:tcW w:type="dxa" w:w="3784"/>
           </w:tcPr>
           <w:p>
+            <w:pPr>
+              <w:spacing w:before="20" w:after="20"/>
+            </w:pPr>
             <w:r/>
             <w:r>
               <w:rPr>
@@ -2481,6 +3587,9 @@
             <w:tcW w:type="dxa" w:w="3784"/>
           </w:tcPr>
           <w:p>
+            <w:pPr>
+              <w:spacing w:before="20" w:after="20"/>
+            </w:pPr>
             <w:r/>
             <w:r>
               <w:rPr>
@@ -2493,11 +3602,17 @@
         </w:tc>
       </w:tr>
       <w:tr>
+        <w:trPr>
+          <w:cantSplit/>
+        </w:trPr>
         <w:tc>
           <w:tcPr>
             <w:tcW w:type="dxa" w:w="3784"/>
           </w:tcPr>
           <w:p>
+            <w:pPr>
+              <w:spacing w:before="20" w:after="20"/>
+            </w:pPr>
             <w:r/>
             <w:r>
               <w:rPr>
@@ -2514,6 +3629,9 @@
             <w:tcW w:type="dxa" w:w="3784"/>
           </w:tcPr>
           <w:p>
+            <w:pPr>
+              <w:spacing w:before="20" w:after="20"/>
+            </w:pPr>
             <w:r/>
             <w:r>
               <w:rPr>
@@ -2530,6 +3648,9 @@
             <w:tcW w:type="dxa" w:w="3784"/>
           </w:tcPr>
           <w:p>
+            <w:pPr>
+              <w:spacing w:before="20" w:after="20"/>
+            </w:pPr>
             <w:r/>
             <w:r>
               <w:rPr>
@@ -2546,6 +3667,9 @@
             <w:tcW w:type="dxa" w:w="3784"/>
           </w:tcPr>
           <w:p>
+            <w:pPr>
+              <w:spacing w:before="20" w:after="20"/>
+            </w:pPr>
             <w:r/>
             <w:r>
               <w:rPr>
@@ -2558,11 +3682,17 @@
         </w:tc>
       </w:tr>
       <w:tr>
+        <w:trPr>
+          <w:cantSplit/>
+        </w:trPr>
         <w:tc>
           <w:tcPr>
             <w:tcW w:type="dxa" w:w="3784"/>
           </w:tcPr>
           <w:p>
+            <w:pPr>
+              <w:spacing w:before="20" w:after="20"/>
+            </w:pPr>
             <w:r/>
             <w:r>
               <w:rPr>
@@ -2579,6 +3709,9 @@
             <w:tcW w:type="dxa" w:w="3784"/>
           </w:tcPr>
           <w:p>
+            <w:pPr>
+              <w:spacing w:before="20" w:after="20"/>
+            </w:pPr>
             <w:r/>
             <w:r>
               <w:rPr>
@@ -2595,6 +3728,9 @@
             <w:tcW w:type="dxa" w:w="3784"/>
           </w:tcPr>
           <w:p>
+            <w:pPr>
+              <w:spacing w:before="20" w:after="20"/>
+            </w:pPr>
             <w:r/>
             <w:r>
               <w:rPr>
@@ -2611,6 +3747,9 @@
             <w:tcW w:type="dxa" w:w="3784"/>
           </w:tcPr>
           <w:p>
+            <w:pPr>
+              <w:spacing w:before="20" w:after="20"/>
+            </w:pPr>
             <w:r/>
             <w:r>
               <w:rPr>
@@ -2623,11 +3762,17 @@
         </w:tc>
       </w:tr>
       <w:tr>
+        <w:trPr>
+          <w:cantSplit/>
+        </w:trPr>
         <w:tc>
           <w:tcPr>
             <w:tcW w:type="dxa" w:w="3784"/>
           </w:tcPr>
           <w:p>
+            <w:pPr>
+              <w:spacing w:before="20" w:after="20"/>
+            </w:pPr>
             <w:r/>
             <w:r>
               <w:rPr>
@@ -2644,6 +3789,9 @@
             <w:tcW w:type="dxa" w:w="3784"/>
           </w:tcPr>
           <w:p>
+            <w:pPr>
+              <w:spacing w:before="20" w:after="20"/>
+            </w:pPr>
             <w:r/>
             <w:r>
               <w:rPr>
@@ -2660,6 +3808,9 @@
             <w:tcW w:type="dxa" w:w="3784"/>
           </w:tcPr>
           <w:p>
+            <w:pPr>
+              <w:spacing w:before="20" w:after="20"/>
+            </w:pPr>
             <w:r/>
             <w:r>
               <w:rPr>
@@ -2676,6 +3827,9 @@
             <w:tcW w:type="dxa" w:w="3784"/>
           </w:tcPr>
           <w:p>
+            <w:pPr>
+              <w:spacing w:before="20" w:after="20"/>
+            </w:pPr>
             <w:r/>
             <w:r>
               <w:rPr>
@@ -2688,11 +3842,17 @@
         </w:tc>
       </w:tr>
       <w:tr>
+        <w:trPr>
+          <w:cantSplit/>
+        </w:trPr>
         <w:tc>
           <w:tcPr>
             <w:tcW w:type="dxa" w:w="3784"/>
           </w:tcPr>
           <w:p>
+            <w:pPr>
+              <w:spacing w:before="20" w:after="20"/>
+            </w:pPr>
             <w:r/>
             <w:r>
               <w:rPr>
@@ -2709,6 +3869,9 @@
             <w:tcW w:type="dxa" w:w="3784"/>
           </w:tcPr>
           <w:p>
+            <w:pPr>
+              <w:spacing w:before="20" w:after="20"/>
+            </w:pPr>
             <w:r/>
             <w:r>
               <w:rPr>
@@ -2725,6 +3888,9 @@
             <w:tcW w:type="dxa" w:w="3784"/>
           </w:tcPr>
           <w:p>
+            <w:pPr>
+              <w:spacing w:before="20" w:after="20"/>
+            </w:pPr>
             <w:r/>
             <w:r>
               <w:rPr>
@@ -2740,6 +3906,9 @@
             <w:tcW w:type="dxa" w:w="3784"/>
           </w:tcPr>
           <w:p>
+            <w:pPr>
+              <w:spacing w:before="20" w:after="20"/>
+            </w:pPr>
             <w:r/>
             <w:r>
               <w:rPr>
@@ -2752,11 +3921,17 @@
         </w:tc>
       </w:tr>
       <w:tr>
+        <w:trPr>
+          <w:cantSplit/>
+        </w:trPr>
         <w:tc>
           <w:tcPr>
             <w:tcW w:type="dxa" w:w="3784"/>
           </w:tcPr>
           <w:p>
+            <w:pPr>
+              <w:spacing w:before="20" w:after="20"/>
+            </w:pPr>
             <w:r/>
             <w:r>
               <w:rPr>
@@ -2773,6 +3948,9 @@
             <w:tcW w:type="dxa" w:w="3784"/>
           </w:tcPr>
           <w:p>
+            <w:pPr>
+              <w:spacing w:before="20" w:after="20"/>
+            </w:pPr>
             <w:r/>
             <w:r>
               <w:rPr>
@@ -2789,6 +3967,9 @@
             <w:tcW w:type="dxa" w:w="3784"/>
           </w:tcPr>
           <w:p>
+            <w:pPr>
+              <w:spacing w:before="20" w:after="20"/>
+            </w:pPr>
             <w:r/>
             <w:r>
               <w:rPr>
@@ -2804,6 +3985,9 @@
             <w:tcW w:type="dxa" w:w="3784"/>
           </w:tcPr>
           <w:p>
+            <w:pPr>
+              <w:spacing w:before="20" w:after="20"/>
+            </w:pPr>
             <w:r/>
             <w:r>
               <w:rPr>
@@ -2816,11 +4000,17 @@
         </w:tc>
       </w:tr>
       <w:tr>
+        <w:trPr>
+          <w:cantSplit/>
+        </w:trPr>
         <w:tc>
           <w:tcPr>
             <w:tcW w:type="dxa" w:w="3784"/>
           </w:tcPr>
           <w:p>
+            <w:pPr>
+              <w:spacing w:before="20" w:after="20"/>
+            </w:pPr>
             <w:r/>
             <w:r>
               <w:rPr>
@@ -2837,6 +4027,9 @@
             <w:tcW w:type="dxa" w:w="3784"/>
           </w:tcPr>
           <w:p>
+            <w:pPr>
+              <w:spacing w:before="20" w:after="20"/>
+            </w:pPr>
             <w:r/>
             <w:r>
               <w:rPr>
@@ -2853,6 +4046,9 @@
             <w:tcW w:type="dxa" w:w="3784"/>
           </w:tcPr>
           <w:p>
+            <w:pPr>
+              <w:spacing w:before="20" w:after="20"/>
+            </w:pPr>
             <w:r/>
             <w:r>
               <w:rPr>
@@ -2868,6 +4064,9 @@
             <w:tcW w:type="dxa" w:w="3784"/>
           </w:tcPr>
           <w:p>
+            <w:pPr>
+              <w:spacing w:before="20" w:after="20"/>
+            </w:pPr>
             <w:r/>
             <w:r>
               <w:rPr>
@@ -2880,11 +4079,17 @@
         </w:tc>
       </w:tr>
       <w:tr>
+        <w:trPr>
+          <w:cantSplit/>
+        </w:trPr>
         <w:tc>
           <w:tcPr>
             <w:tcW w:type="dxa" w:w="3784"/>
           </w:tcPr>
           <w:p>
+            <w:pPr>
+              <w:spacing w:before="20" w:after="20"/>
+            </w:pPr>
             <w:r/>
             <w:r>
               <w:rPr>
@@ -2901,6 +4106,9 @@
             <w:tcW w:type="dxa" w:w="3784"/>
           </w:tcPr>
           <w:p>
+            <w:pPr>
+              <w:spacing w:before="20" w:after="20"/>
+            </w:pPr>
             <w:r/>
             <w:r>
               <w:rPr>
@@ -2917,6 +4125,9 @@
             <w:tcW w:type="dxa" w:w="3784"/>
           </w:tcPr>
           <w:p>
+            <w:pPr>
+              <w:spacing w:before="20" w:after="20"/>
+            </w:pPr>
             <w:r/>
             <w:r>
               <w:rPr>
@@ -2932,6 +4143,9 @@
             <w:tcW w:type="dxa" w:w="3784"/>
           </w:tcPr>
           <w:p>
+            <w:pPr>
+              <w:spacing w:before="20" w:after="20"/>
+            </w:pPr>
             <w:r/>
             <w:r>
               <w:rPr>
@@ -2989,6 +4203,9 @@
             <w:shd w:val="clear" w:color="auto" w:fill="D9D9D9"/>
           </w:tcPr>
           <w:p>
+            <w:pPr>
+              <w:spacing w:before="20" w:after="20"/>
+            </w:pPr>
             <w:r/>
             <w:r>
               <w:rPr>
@@ -3006,6 +4223,9 @@
             <w:shd w:val="clear" w:color="auto" w:fill="D9D9D9"/>
           </w:tcPr>
           <w:p>
+            <w:pPr>
+              <w:spacing w:before="20" w:after="20"/>
+            </w:pPr>
             <w:r/>
             <w:r>
               <w:rPr>
@@ -3023,6 +4243,9 @@
             <w:shd w:val="clear" w:color="auto" w:fill="D9D9D9"/>
           </w:tcPr>
           <w:p>
+            <w:pPr>
+              <w:spacing w:before="20" w:after="20"/>
+            </w:pPr>
             <w:r/>
             <w:r>
               <w:rPr>
@@ -3040,6 +4263,9 @@
             <w:shd w:val="clear" w:color="auto" w:fill="D9D9D9"/>
           </w:tcPr>
           <w:p>
+            <w:pPr>
+              <w:spacing w:before="20" w:after="20"/>
+            </w:pPr>
             <w:r/>
             <w:r>
               <w:rPr>
@@ -3053,11 +4279,17 @@
         </w:tc>
       </w:tr>
       <w:tr>
+        <w:trPr>
+          <w:cantSplit/>
+        </w:trPr>
         <w:tc>
           <w:tcPr>
             <w:tcW w:type="dxa" w:w="3784"/>
           </w:tcPr>
           <w:p>
+            <w:pPr>
+              <w:spacing w:before="20" w:after="20"/>
+            </w:pPr>
             <w:r/>
             <w:r>
               <w:rPr>
@@ -3074,6 +4306,9 @@
             <w:tcW w:type="dxa" w:w="3784"/>
           </w:tcPr>
           <w:p>
+            <w:pPr>
+              <w:spacing w:before="20" w:after="20"/>
+            </w:pPr>
             <w:r/>
             <w:r>
               <w:rPr>
@@ -3090,6 +4325,9 @@
             <w:tcW w:type="dxa" w:w="3784"/>
           </w:tcPr>
           <w:p>
+            <w:pPr>
+              <w:spacing w:before="20" w:after="20"/>
+            </w:pPr>
             <w:r/>
             <w:r>
               <w:rPr>
@@ -3106,6 +4344,9 @@
             <w:tcW w:type="dxa" w:w="3784"/>
           </w:tcPr>
           <w:p>
+            <w:pPr>
+              <w:spacing w:before="20" w:after="20"/>
+            </w:pPr>
             <w:r/>
             <w:r>
               <w:rPr>
@@ -3118,11 +4359,17 @@
         </w:tc>
       </w:tr>
       <w:tr>
+        <w:trPr>
+          <w:cantSplit/>
+        </w:trPr>
         <w:tc>
           <w:tcPr>
             <w:tcW w:type="dxa" w:w="3784"/>
           </w:tcPr>
           <w:p>
+            <w:pPr>
+              <w:spacing w:before="20" w:after="20"/>
+            </w:pPr>
             <w:r/>
             <w:r>
               <w:rPr>
@@ -3139,6 +4386,9 @@
             <w:tcW w:type="dxa" w:w="3784"/>
           </w:tcPr>
           <w:p>
+            <w:pPr>
+              <w:spacing w:before="20" w:after="20"/>
+            </w:pPr>
             <w:r/>
             <w:r>
               <w:rPr>
@@ -3155,6 +4405,9 @@
             <w:tcW w:type="dxa" w:w="3784"/>
           </w:tcPr>
           <w:p>
+            <w:pPr>
+              <w:spacing w:before="20" w:after="20"/>
+            </w:pPr>
             <w:r/>
             <w:r>
               <w:rPr>
@@ -3171,6 +4424,9 @@
             <w:tcW w:type="dxa" w:w="3784"/>
           </w:tcPr>
           <w:p>
+            <w:pPr>
+              <w:spacing w:before="20" w:after="20"/>
+            </w:pPr>
             <w:r/>
             <w:r>
               <w:rPr>
@@ -3183,11 +4439,17 @@
         </w:tc>
       </w:tr>
       <w:tr>
+        <w:trPr>
+          <w:cantSplit/>
+        </w:trPr>
         <w:tc>
           <w:tcPr>
             <w:tcW w:type="dxa" w:w="3784"/>
           </w:tcPr>
           <w:p>
+            <w:pPr>
+              <w:spacing w:before="20" w:after="20"/>
+            </w:pPr>
             <w:r/>
             <w:r>
               <w:rPr>
@@ -3204,6 +4466,9 @@
             <w:tcW w:type="dxa" w:w="3784"/>
           </w:tcPr>
           <w:p>
+            <w:pPr>
+              <w:spacing w:before="20" w:after="20"/>
+            </w:pPr>
             <w:r/>
             <w:r>
               <w:rPr>
@@ -3220,6 +4485,9 @@
             <w:tcW w:type="dxa" w:w="3784"/>
           </w:tcPr>
           <w:p>
+            <w:pPr>
+              <w:spacing w:before="20" w:after="20"/>
+            </w:pPr>
             <w:r/>
             <w:r>
               <w:rPr>
@@ -3236,6 +4504,9 @@
             <w:tcW w:type="dxa" w:w="3784"/>
           </w:tcPr>
           <w:p>
+            <w:pPr>
+              <w:spacing w:before="20" w:after="20"/>
+            </w:pPr>
             <w:r/>
             <w:r>
               <w:rPr>
@@ -3248,11 +4519,17 @@
         </w:tc>
       </w:tr>
       <w:tr>
+        <w:trPr>
+          <w:cantSplit/>
+        </w:trPr>
         <w:tc>
           <w:tcPr>
             <w:tcW w:type="dxa" w:w="3784"/>
           </w:tcPr>
           <w:p>
+            <w:pPr>
+              <w:spacing w:before="20" w:after="20"/>
+            </w:pPr>
             <w:r/>
             <w:r>
               <w:rPr>
@@ -3269,6 +4546,9 @@
             <w:tcW w:type="dxa" w:w="3784"/>
           </w:tcPr>
           <w:p>
+            <w:pPr>
+              <w:spacing w:before="20" w:after="20"/>
+            </w:pPr>
             <w:r/>
             <w:r>
               <w:rPr>
@@ -3285,6 +4565,9 @@
             <w:tcW w:type="dxa" w:w="3784"/>
           </w:tcPr>
           <w:p>
+            <w:pPr>
+              <w:spacing w:before="20" w:after="20"/>
+            </w:pPr>
             <w:r/>
             <w:r>
               <w:rPr>
@@ -3301,6 +4584,9 @@
             <w:tcW w:type="dxa" w:w="3784"/>
           </w:tcPr>
           <w:p>
+            <w:pPr>
+              <w:spacing w:before="20" w:after="20"/>
+            </w:pPr>
             <w:r/>
             <w:r>
               <w:rPr>
@@ -3313,11 +4599,17 @@
         </w:tc>
       </w:tr>
       <w:tr>
+        <w:trPr>
+          <w:cantSplit/>
+        </w:trPr>
         <w:tc>
           <w:tcPr>
             <w:tcW w:type="dxa" w:w="3784"/>
           </w:tcPr>
           <w:p>
+            <w:pPr>
+              <w:spacing w:before="20" w:after="20"/>
+            </w:pPr>
             <w:r/>
             <w:r>
               <w:rPr>
@@ -3334,6 +4626,9 @@
             <w:tcW w:type="dxa" w:w="3784"/>
           </w:tcPr>
           <w:p>
+            <w:pPr>
+              <w:spacing w:before="20" w:after="20"/>
+            </w:pPr>
             <w:r/>
             <w:r>
               <w:rPr>
@@ -3350,6 +4645,9 @@
             <w:tcW w:type="dxa" w:w="3784"/>
           </w:tcPr>
           <w:p>
+            <w:pPr>
+              <w:spacing w:before="20" w:after="20"/>
+            </w:pPr>
             <w:r/>
             <w:r>
               <w:rPr>
@@ -3366,6 +4664,9 @@
             <w:tcW w:type="dxa" w:w="3784"/>
           </w:tcPr>
           <w:p>
+            <w:pPr>
+              <w:spacing w:before="20" w:after="20"/>
+            </w:pPr>
             <w:r/>
             <w:r>
               <w:rPr>
@@ -3378,11 +4679,17 @@
         </w:tc>
       </w:tr>
       <w:tr>
+        <w:trPr>
+          <w:cantSplit/>
+        </w:trPr>
         <w:tc>
           <w:tcPr>
             <w:tcW w:type="dxa" w:w="3784"/>
           </w:tcPr>
           <w:p>
+            <w:pPr>
+              <w:spacing w:before="20" w:after="20"/>
+            </w:pPr>
             <w:r/>
             <w:r>
               <w:rPr>
@@ -3399,6 +4706,9 @@
             <w:tcW w:type="dxa" w:w="3784"/>
           </w:tcPr>
           <w:p>
+            <w:pPr>
+              <w:spacing w:before="20" w:after="20"/>
+            </w:pPr>
             <w:r/>
             <w:r>
               <w:rPr>
@@ -3415,6 +4725,9 @@
             <w:tcW w:type="dxa" w:w="3784"/>
           </w:tcPr>
           <w:p>
+            <w:pPr>
+              <w:spacing w:before="20" w:after="20"/>
+            </w:pPr>
             <w:r/>
             <w:r>
               <w:rPr>
@@ -3431,6 +4744,9 @@
             <w:tcW w:type="dxa" w:w="3784"/>
           </w:tcPr>
           <w:p>
+            <w:pPr>
+              <w:spacing w:before="20" w:after="20"/>
+            </w:pPr>
             <w:r/>
             <w:r>
               <w:rPr>
@@ -3443,11 +4759,17 @@
         </w:tc>
       </w:tr>
       <w:tr>
+        <w:trPr>
+          <w:cantSplit/>
+        </w:trPr>
         <w:tc>
           <w:tcPr>
             <w:tcW w:type="dxa" w:w="3784"/>
           </w:tcPr>
           <w:p>
+            <w:pPr>
+              <w:spacing w:before="20" w:after="20"/>
+            </w:pPr>
             <w:r/>
             <w:r>
               <w:rPr>
@@ -3464,6 +4786,9 @@
             <w:tcW w:type="dxa" w:w="3784"/>
           </w:tcPr>
           <w:p>
+            <w:pPr>
+              <w:spacing w:before="20" w:after="20"/>
+            </w:pPr>
             <w:r/>
             <w:r>
               <w:rPr>
@@ -3480,6 +4805,9 @@
             <w:tcW w:type="dxa" w:w="3784"/>
           </w:tcPr>
           <w:p>
+            <w:pPr>
+              <w:spacing w:before="20" w:after="20"/>
+            </w:pPr>
             <w:r/>
             <w:r>
               <w:rPr>
@@ -3496,6 +4824,9 @@
             <w:tcW w:type="dxa" w:w="3784"/>
           </w:tcPr>
           <w:p>
+            <w:pPr>
+              <w:spacing w:before="20" w:after="20"/>
+            </w:pPr>
             <w:r/>
             <w:r>
               <w:rPr>
@@ -3508,11 +4839,17 @@
         </w:tc>
       </w:tr>
       <w:tr>
+        <w:trPr>
+          <w:cantSplit/>
+        </w:trPr>
         <w:tc>
           <w:tcPr>
             <w:tcW w:type="dxa" w:w="3784"/>
           </w:tcPr>
           <w:p>
+            <w:pPr>
+              <w:spacing w:before="20" w:after="20"/>
+            </w:pPr>
             <w:r/>
             <w:r>
               <w:rPr>
@@ -3529,6 +4866,9 @@
             <w:tcW w:type="dxa" w:w="3784"/>
           </w:tcPr>
           <w:p>
+            <w:pPr>
+              <w:spacing w:before="20" w:after="20"/>
+            </w:pPr>
             <w:r/>
             <w:r>
               <w:rPr>
@@ -3545,6 +4885,9 @@
             <w:tcW w:type="dxa" w:w="3784"/>
           </w:tcPr>
           <w:p>
+            <w:pPr>
+              <w:spacing w:before="20" w:after="20"/>
+            </w:pPr>
             <w:r/>
             <w:r>
               <w:rPr>
@@ -3561,6 +4904,9 @@
             <w:tcW w:type="dxa" w:w="3784"/>
           </w:tcPr>
           <w:p>
+            <w:pPr>
+              <w:spacing w:before="20" w:after="20"/>
+            </w:pPr>
             <w:r/>
             <w:r>
               <w:rPr>
@@ -3573,11 +4919,17 @@
         </w:tc>
       </w:tr>
       <w:tr>
+        <w:trPr>
+          <w:cantSplit/>
+        </w:trPr>
         <w:tc>
           <w:tcPr>
             <w:tcW w:type="dxa" w:w="3784"/>
           </w:tcPr>
           <w:p>
+            <w:pPr>
+              <w:spacing w:before="20" w:after="20"/>
+            </w:pPr>
             <w:r/>
             <w:r>
               <w:rPr>
@@ -3594,6 +4946,9 @@
             <w:tcW w:type="dxa" w:w="3784"/>
           </w:tcPr>
           <w:p>
+            <w:pPr>
+              <w:spacing w:before="20" w:after="20"/>
+            </w:pPr>
             <w:r/>
             <w:r>
               <w:rPr>
@@ -3610,6 +4965,9 @@
             <w:tcW w:type="dxa" w:w="3784"/>
           </w:tcPr>
           <w:p>
+            <w:pPr>
+              <w:spacing w:before="20" w:after="20"/>
+            </w:pPr>
             <w:r/>
             <w:r>
               <w:rPr>
@@ -3626,6 +4984,9 @@
             <w:tcW w:type="dxa" w:w="3784"/>
           </w:tcPr>
           <w:p>
+            <w:pPr>
+              <w:spacing w:before="20" w:after="20"/>
+            </w:pPr>
             <w:r/>
             <w:r>
               <w:rPr>
@@ -3638,11 +4999,17 @@
         </w:tc>
       </w:tr>
       <w:tr>
+        <w:trPr>
+          <w:cantSplit/>
+        </w:trPr>
         <w:tc>
           <w:tcPr>
             <w:tcW w:type="dxa" w:w="3784"/>
           </w:tcPr>
           <w:p>
+            <w:pPr>
+              <w:spacing w:before="20" w:after="20"/>
+            </w:pPr>
             <w:r/>
             <w:r>
               <w:rPr>
@@ -3659,6 +5026,9 @@
             <w:tcW w:type="dxa" w:w="3784"/>
           </w:tcPr>
           <w:p>
+            <w:pPr>
+              <w:spacing w:before="20" w:after="20"/>
+            </w:pPr>
             <w:r/>
             <w:r>
               <w:rPr>
@@ -3675,6 +5045,9 @@
             <w:tcW w:type="dxa" w:w="3784"/>
           </w:tcPr>
           <w:p>
+            <w:pPr>
+              <w:spacing w:before="20" w:after="20"/>
+            </w:pPr>
             <w:r/>
             <w:r>
               <w:rPr>
@@ -3691,6 +5064,9 @@
             <w:tcW w:type="dxa" w:w="3784"/>
           </w:tcPr>
           <w:p>
+            <w:pPr>
+              <w:spacing w:before="20" w:after="20"/>
+            </w:pPr>
             <w:r/>
             <w:r>
               <w:rPr>
@@ -3703,11 +5079,17 @@
         </w:tc>
       </w:tr>
       <w:tr>
+        <w:trPr>
+          <w:cantSplit/>
+        </w:trPr>
         <w:tc>
           <w:tcPr>
             <w:tcW w:type="dxa" w:w="3784"/>
           </w:tcPr>
           <w:p>
+            <w:pPr>
+              <w:spacing w:before="20" w:after="20"/>
+            </w:pPr>
             <w:r/>
             <w:r>
               <w:rPr>
@@ -3724,6 +5106,9 @@
             <w:tcW w:type="dxa" w:w="3784"/>
           </w:tcPr>
           <w:p>
+            <w:pPr>
+              <w:spacing w:before="20" w:after="20"/>
+            </w:pPr>
             <w:r/>
             <w:r>
               <w:rPr>
@@ -3740,6 +5125,9 @@
             <w:tcW w:type="dxa" w:w="3784"/>
           </w:tcPr>
           <w:p>
+            <w:pPr>
+              <w:spacing w:before="20" w:after="20"/>
+            </w:pPr>
             <w:r/>
             <w:r>
               <w:rPr>
@@ -3756,6 +5144,9 @@
             <w:tcW w:type="dxa" w:w="3784"/>
           </w:tcPr>
           <w:p>
+            <w:pPr>
+              <w:spacing w:before="20" w:after="20"/>
+            </w:pPr>
             <w:r/>
             <w:r>
               <w:rPr>
@@ -3768,11 +5159,17 @@
         </w:tc>
       </w:tr>
       <w:tr>
+        <w:trPr>
+          <w:cantSplit/>
+        </w:trPr>
         <w:tc>
           <w:tcPr>
             <w:tcW w:type="dxa" w:w="3784"/>
           </w:tcPr>
           <w:p>
+            <w:pPr>
+              <w:spacing w:before="20" w:after="20"/>
+            </w:pPr>
             <w:r/>
             <w:r>
               <w:rPr>
@@ -3789,6 +5186,9 @@
             <w:tcW w:type="dxa" w:w="3784"/>
           </w:tcPr>
           <w:p>
+            <w:pPr>
+              <w:spacing w:before="20" w:after="20"/>
+            </w:pPr>
             <w:r/>
             <w:r>
               <w:rPr>
@@ -3805,6 +5205,9 @@
             <w:tcW w:type="dxa" w:w="3784"/>
           </w:tcPr>
           <w:p>
+            <w:pPr>
+              <w:spacing w:before="20" w:after="20"/>
+            </w:pPr>
             <w:r/>
             <w:r>
               <w:rPr>
@@ -3821,6 +5224,9 @@
             <w:tcW w:type="dxa" w:w="3784"/>
           </w:tcPr>
           <w:p>
+            <w:pPr>
+              <w:spacing w:before="20" w:after="20"/>
+            </w:pPr>
             <w:r/>
             <w:r>
               <w:rPr>
@@ -3833,11 +5239,17 @@
         </w:tc>
       </w:tr>
       <w:tr>
+        <w:trPr>
+          <w:cantSplit/>
+        </w:trPr>
         <w:tc>
           <w:tcPr>
             <w:tcW w:type="dxa" w:w="3784"/>
           </w:tcPr>
           <w:p>
+            <w:pPr>
+              <w:spacing w:before="20" w:after="20"/>
+            </w:pPr>
             <w:r/>
             <w:r>
               <w:rPr>
@@ -3854,6 +5266,9 @@
             <w:tcW w:type="dxa" w:w="3784"/>
           </w:tcPr>
           <w:p>
+            <w:pPr>
+              <w:spacing w:before="20" w:after="20"/>
+            </w:pPr>
             <w:r/>
             <w:r>
               <w:rPr>
@@ -3870,6 +5285,9 @@
             <w:tcW w:type="dxa" w:w="3784"/>
           </w:tcPr>
           <w:p>
+            <w:pPr>
+              <w:spacing w:before="20" w:after="20"/>
+            </w:pPr>
             <w:r/>
             <w:r>
               <w:rPr>
@@ -3886,6 +5304,9 @@
             <w:tcW w:type="dxa" w:w="3784"/>
           </w:tcPr>
           <w:p>
+            <w:pPr>
+              <w:spacing w:before="20" w:after="20"/>
+            </w:pPr>
             <w:r/>
             <w:r>
               <w:rPr>
@@ -3898,11 +5319,17 @@
         </w:tc>
       </w:tr>
       <w:tr>
+        <w:trPr>
+          <w:cantSplit/>
+        </w:trPr>
         <w:tc>
           <w:tcPr>
             <w:tcW w:type="dxa" w:w="3784"/>
           </w:tcPr>
           <w:p>
+            <w:pPr>
+              <w:spacing w:before="20" w:after="20"/>
+            </w:pPr>
             <w:r/>
             <w:r>
               <w:rPr>
@@ -3919,6 +5346,9 @@
             <w:tcW w:type="dxa" w:w="3784"/>
           </w:tcPr>
           <w:p>
+            <w:pPr>
+              <w:spacing w:before="20" w:after="20"/>
+            </w:pPr>
             <w:r/>
             <w:r>
               <w:rPr>
@@ -3935,6 +5365,9 @@
             <w:tcW w:type="dxa" w:w="3784"/>
           </w:tcPr>
           <w:p>
+            <w:pPr>
+              <w:spacing w:before="20" w:after="20"/>
+            </w:pPr>
             <w:r/>
             <w:r>
               <w:rPr>
@@ -3951,6 +5384,9 @@
             <w:tcW w:type="dxa" w:w="3784"/>
           </w:tcPr>
           <w:p>
+            <w:pPr>
+              <w:spacing w:before="20" w:after="20"/>
+            </w:pPr>
             <w:r/>
             <w:r>
               <w:rPr>
@@ -3963,11 +5399,17 @@
         </w:tc>
       </w:tr>
       <w:tr>
+        <w:trPr>
+          <w:cantSplit/>
+        </w:trPr>
         <w:tc>
           <w:tcPr>
             <w:tcW w:type="dxa" w:w="3784"/>
           </w:tcPr>
           <w:p>
+            <w:pPr>
+              <w:spacing w:before="20" w:after="20"/>
+            </w:pPr>
             <w:r/>
             <w:r>
               <w:rPr>
@@ -3984,6 +5426,9 @@
             <w:tcW w:type="dxa" w:w="3784"/>
           </w:tcPr>
           <w:p>
+            <w:pPr>
+              <w:spacing w:before="20" w:after="20"/>
+            </w:pPr>
             <w:r/>
             <w:r>
               <w:rPr>
@@ -4000,6 +5445,9 @@
             <w:tcW w:type="dxa" w:w="3784"/>
           </w:tcPr>
           <w:p>
+            <w:pPr>
+              <w:spacing w:before="20" w:after="20"/>
+            </w:pPr>
             <w:r/>
             <w:r>
               <w:rPr>
@@ -4016,6 +5464,9 @@
             <w:tcW w:type="dxa" w:w="3784"/>
           </w:tcPr>
           <w:p>
+            <w:pPr>
+              <w:spacing w:before="20" w:after="20"/>
+            </w:pPr>
             <w:r/>
             <w:r>
               <w:rPr>
@@ -4028,11 +5479,17 @@
         </w:tc>
       </w:tr>
       <w:tr>
+        <w:trPr>
+          <w:cantSplit/>
+        </w:trPr>
         <w:tc>
           <w:tcPr>
             <w:tcW w:type="dxa" w:w="3784"/>
           </w:tcPr>
           <w:p>
+            <w:pPr>
+              <w:spacing w:before="20" w:after="20"/>
+            </w:pPr>
             <w:r/>
             <w:r>
               <w:rPr>
@@ -4049,6 +5506,9 @@
             <w:tcW w:type="dxa" w:w="3784"/>
           </w:tcPr>
           <w:p>
+            <w:pPr>
+              <w:spacing w:before="20" w:after="20"/>
+            </w:pPr>
             <w:r/>
             <w:r>
               <w:rPr>
@@ -4065,6 +5525,9 @@
             <w:tcW w:type="dxa" w:w="3784"/>
           </w:tcPr>
           <w:p>
+            <w:pPr>
+              <w:spacing w:before="20" w:after="20"/>
+            </w:pPr>
             <w:r/>
             <w:r>
               <w:rPr>
@@ -4081,6 +5544,9 @@
             <w:tcW w:type="dxa" w:w="3784"/>
           </w:tcPr>
           <w:p>
+            <w:pPr>
+              <w:spacing w:before="20" w:after="20"/>
+            </w:pPr>
             <w:r/>
             <w:r>
               <w:rPr>
@@ -4093,11 +5559,17 @@
         </w:tc>
       </w:tr>
       <w:tr>
+        <w:trPr>
+          <w:cantSplit/>
+        </w:trPr>
         <w:tc>
           <w:tcPr>
             <w:tcW w:type="dxa" w:w="3784"/>
           </w:tcPr>
           <w:p>
+            <w:pPr>
+              <w:spacing w:before="20" w:after="20"/>
+            </w:pPr>
             <w:r/>
             <w:r>
               <w:rPr>
@@ -4114,6 +5586,9 @@
             <w:tcW w:type="dxa" w:w="3784"/>
           </w:tcPr>
           <w:p>
+            <w:pPr>
+              <w:spacing w:before="20" w:after="20"/>
+            </w:pPr>
             <w:r/>
             <w:r>
               <w:rPr>
@@ -4130,6 +5605,9 @@
             <w:tcW w:type="dxa" w:w="3784"/>
           </w:tcPr>
           <w:p>
+            <w:pPr>
+              <w:spacing w:before="20" w:after="20"/>
+            </w:pPr>
             <w:r/>
             <w:r>
               <w:rPr>
@@ -4146,6 +5624,9 @@
             <w:tcW w:type="dxa" w:w="3784"/>
           </w:tcPr>
           <w:p>
+            <w:pPr>
+              <w:spacing w:before="20" w:after="20"/>
+            </w:pPr>
             <w:r/>
             <w:r>
               <w:rPr>
@@ -4158,11 +5639,17 @@
         </w:tc>
       </w:tr>
       <w:tr>
+        <w:trPr>
+          <w:cantSplit/>
+        </w:trPr>
         <w:tc>
           <w:tcPr>
             <w:tcW w:type="dxa" w:w="3784"/>
           </w:tcPr>
           <w:p>
+            <w:pPr>
+              <w:spacing w:before="20" w:after="20"/>
+            </w:pPr>
             <w:r/>
             <w:r>
               <w:rPr>
@@ -4179,6 +5666,9 @@
             <w:tcW w:type="dxa" w:w="3784"/>
           </w:tcPr>
           <w:p>
+            <w:pPr>
+              <w:spacing w:before="20" w:after="20"/>
+            </w:pPr>
             <w:r/>
             <w:r>
               <w:rPr>
@@ -4195,6 +5685,9 @@
             <w:tcW w:type="dxa" w:w="3784"/>
           </w:tcPr>
           <w:p>
+            <w:pPr>
+              <w:spacing w:before="20" w:after="20"/>
+            </w:pPr>
             <w:r/>
             <w:r>
               <w:rPr>
@@ -4211,6 +5704,9 @@
             <w:tcW w:type="dxa" w:w="3784"/>
           </w:tcPr>
           <w:p>
+            <w:pPr>
+              <w:spacing w:before="20" w:after="20"/>
+            </w:pPr>
             <w:r/>
             <w:r>
               <w:rPr>
@@ -4223,11 +5719,17 @@
         </w:tc>
       </w:tr>
       <w:tr>
+        <w:trPr>
+          <w:cantSplit/>
+        </w:trPr>
         <w:tc>
           <w:tcPr>
             <w:tcW w:type="dxa" w:w="3784"/>
           </w:tcPr>
           <w:p>
+            <w:pPr>
+              <w:spacing w:before="20" w:after="20"/>
+            </w:pPr>
             <w:r/>
             <w:r>
               <w:rPr>
@@ -4244,6 +5746,9 @@
             <w:tcW w:type="dxa" w:w="3784"/>
           </w:tcPr>
           <w:p>
+            <w:pPr>
+              <w:spacing w:before="20" w:after="20"/>
+            </w:pPr>
             <w:r/>
             <w:r>
               <w:rPr>
@@ -4260,6 +5765,9 @@
             <w:tcW w:type="dxa" w:w="3784"/>
           </w:tcPr>
           <w:p>
+            <w:pPr>
+              <w:spacing w:before="20" w:after="20"/>
+            </w:pPr>
             <w:r/>
             <w:r>
               <w:rPr>
@@ -4276,6 +5784,9 @@
             <w:tcW w:type="dxa" w:w="3784"/>
           </w:tcPr>
           <w:p>
+            <w:pPr>
+              <w:spacing w:before="20" w:after="20"/>
+            </w:pPr>
             <w:r/>
             <w:r>
               <w:rPr>
@@ -4288,11 +5799,17 @@
         </w:tc>
       </w:tr>
       <w:tr>
+        <w:trPr>
+          <w:cantSplit/>
+        </w:trPr>
         <w:tc>
           <w:tcPr>
             <w:tcW w:type="dxa" w:w="3784"/>
           </w:tcPr>
           <w:p>
+            <w:pPr>
+              <w:spacing w:before="20" w:after="20"/>
+            </w:pPr>
             <w:r/>
             <w:r>
               <w:rPr>
@@ -4309,6 +5826,9 @@
             <w:tcW w:type="dxa" w:w="3784"/>
           </w:tcPr>
           <w:p>
+            <w:pPr>
+              <w:spacing w:before="20" w:after="20"/>
+            </w:pPr>
             <w:r/>
             <w:r>
               <w:rPr>
@@ -4325,6 +5845,9 @@
             <w:tcW w:type="dxa" w:w="3784"/>
           </w:tcPr>
           <w:p>
+            <w:pPr>
+              <w:spacing w:before="20" w:after="20"/>
+            </w:pPr>
             <w:r/>
             <w:r>
               <w:rPr>
@@ -4341,6 +5864,9 @@
             <w:tcW w:type="dxa" w:w="3784"/>
           </w:tcPr>
           <w:p>
+            <w:pPr>
+              <w:spacing w:before="20" w:after="20"/>
+            </w:pPr>
             <w:r/>
             <w:r>
               <w:rPr>
@@ -4353,11 +5879,17 @@
         </w:tc>
       </w:tr>
       <w:tr>
+        <w:trPr>
+          <w:cantSplit/>
+        </w:trPr>
         <w:tc>
           <w:tcPr>
             <w:tcW w:type="dxa" w:w="3784"/>
           </w:tcPr>
           <w:p>
+            <w:pPr>
+              <w:spacing w:before="20" w:after="20"/>
+            </w:pPr>
             <w:r/>
             <w:r>
               <w:rPr>
@@ -4374,6 +5906,9 @@
             <w:tcW w:type="dxa" w:w="3784"/>
           </w:tcPr>
           <w:p>
+            <w:pPr>
+              <w:spacing w:before="20" w:after="20"/>
+            </w:pPr>
             <w:r/>
             <w:r>
               <w:rPr>
@@ -4390,6 +5925,9 @@
             <w:tcW w:type="dxa" w:w="3784"/>
           </w:tcPr>
           <w:p>
+            <w:pPr>
+              <w:spacing w:before="20" w:after="20"/>
+            </w:pPr>
             <w:r/>
             <w:r>
               <w:rPr>
@@ -4406,6 +5944,9 @@
             <w:tcW w:type="dxa" w:w="3784"/>
           </w:tcPr>
           <w:p>
+            <w:pPr>
+              <w:spacing w:before="20" w:after="20"/>
+            </w:pPr>
             <w:r/>
             <w:r>
               <w:rPr>
@@ -4418,11 +5959,17 @@
         </w:tc>
       </w:tr>
       <w:tr>
+        <w:trPr>
+          <w:cantSplit/>
+        </w:trPr>
         <w:tc>
           <w:tcPr>
             <w:tcW w:type="dxa" w:w="3784"/>
           </w:tcPr>
           <w:p>
+            <w:pPr>
+              <w:spacing w:before="20" w:after="20"/>
+            </w:pPr>
             <w:r/>
             <w:r>
               <w:rPr>
@@ -4439,6 +5986,9 @@
             <w:tcW w:type="dxa" w:w="3784"/>
           </w:tcPr>
           <w:p>
+            <w:pPr>
+              <w:spacing w:before="20" w:after="20"/>
+            </w:pPr>
             <w:r/>
             <w:r>
               <w:rPr>
@@ -4455,6 +6005,9 @@
             <w:tcW w:type="dxa" w:w="3784"/>
           </w:tcPr>
           <w:p>
+            <w:pPr>
+              <w:spacing w:before="20" w:after="20"/>
+            </w:pPr>
             <w:r/>
             <w:r>
               <w:rPr>
@@ -4471,6 +6024,9 @@
             <w:tcW w:type="dxa" w:w="3784"/>
           </w:tcPr>
           <w:p>
+            <w:pPr>
+              <w:spacing w:before="20" w:after="20"/>
+            </w:pPr>
             <w:r/>
             <w:r>
               <w:rPr>
@@ -4483,11 +6039,17 @@
         </w:tc>
       </w:tr>
       <w:tr>
+        <w:trPr>
+          <w:cantSplit/>
+        </w:trPr>
         <w:tc>
           <w:tcPr>
             <w:tcW w:type="dxa" w:w="3784"/>
           </w:tcPr>
           <w:p>
+            <w:pPr>
+              <w:spacing w:before="20" w:after="20"/>
+            </w:pPr>
             <w:r/>
             <w:r>
               <w:rPr>
@@ -4504,6 +6066,9 @@
             <w:tcW w:type="dxa" w:w="3784"/>
           </w:tcPr>
           <w:p>
+            <w:pPr>
+              <w:spacing w:before="20" w:after="20"/>
+            </w:pPr>
             <w:r/>
             <w:r>
               <w:rPr>
@@ -4520,6 +6085,9 @@
             <w:tcW w:type="dxa" w:w="3784"/>
           </w:tcPr>
           <w:p>
+            <w:pPr>
+              <w:spacing w:before="20" w:after="20"/>
+            </w:pPr>
             <w:r/>
             <w:r>
               <w:rPr>
@@ -4536,6 +6104,9 @@
             <w:tcW w:type="dxa" w:w="3784"/>
           </w:tcPr>
           <w:p>
+            <w:pPr>
+              <w:spacing w:before="20" w:after="20"/>
+            </w:pPr>
             <w:r/>
             <w:r>
               <w:rPr>
@@ -4548,11 +6119,17 @@
         </w:tc>
       </w:tr>
       <w:tr>
+        <w:trPr>
+          <w:cantSplit/>
+        </w:trPr>
         <w:tc>
           <w:tcPr>
             <w:tcW w:type="dxa" w:w="3784"/>
           </w:tcPr>
           <w:p>
+            <w:pPr>
+              <w:spacing w:before="20" w:after="20"/>
+            </w:pPr>
             <w:r/>
             <w:r>
               <w:rPr>
@@ -4569,6 +6146,9 @@
             <w:tcW w:type="dxa" w:w="3784"/>
           </w:tcPr>
           <w:p>
+            <w:pPr>
+              <w:spacing w:before="20" w:after="20"/>
+            </w:pPr>
             <w:r/>
             <w:r>
               <w:rPr>
@@ -4585,6 +6165,9 @@
             <w:tcW w:type="dxa" w:w="3784"/>
           </w:tcPr>
           <w:p>
+            <w:pPr>
+              <w:spacing w:before="20" w:after="20"/>
+            </w:pPr>
             <w:r/>
             <w:r>
               <w:rPr>
@@ -4601,6 +6184,9 @@
             <w:tcW w:type="dxa" w:w="3784"/>
           </w:tcPr>
           <w:p>
+            <w:pPr>
+              <w:spacing w:before="20" w:after="20"/>
+            </w:pPr>
             <w:r/>
             <w:r>
               <w:rPr>
@@ -4613,11 +6199,17 @@
         </w:tc>
       </w:tr>
       <w:tr>
+        <w:trPr>
+          <w:cantSplit/>
+        </w:trPr>
         <w:tc>
           <w:tcPr>
             <w:tcW w:type="dxa" w:w="3784"/>
           </w:tcPr>
           <w:p>
+            <w:pPr>
+              <w:spacing w:before="20" w:after="20"/>
+            </w:pPr>
             <w:r/>
             <w:r>
               <w:rPr>
@@ -4634,6 +6226,9 @@
             <w:tcW w:type="dxa" w:w="3784"/>
           </w:tcPr>
           <w:p>
+            <w:pPr>
+              <w:spacing w:before="20" w:after="20"/>
+            </w:pPr>
             <w:r/>
             <w:r>
               <w:rPr>
@@ -4650,6 +6245,9 @@
             <w:tcW w:type="dxa" w:w="3784"/>
           </w:tcPr>
           <w:p>
+            <w:pPr>
+              <w:spacing w:before="20" w:after="20"/>
+            </w:pPr>
             <w:r/>
             <w:r>
               <w:rPr>
@@ -4666,6 +6264,9 @@
             <w:tcW w:type="dxa" w:w="3784"/>
           </w:tcPr>
           <w:p>
+            <w:pPr>
+              <w:spacing w:before="20" w:after="20"/>
+            </w:pPr>
             <w:r/>
             <w:r>
               <w:rPr>
@@ -4678,11 +6279,17 @@
         </w:tc>
       </w:tr>
       <w:tr>
+        <w:trPr>
+          <w:cantSplit/>
+        </w:trPr>
         <w:tc>
           <w:tcPr>
             <w:tcW w:type="dxa" w:w="3784"/>
           </w:tcPr>
           <w:p>
+            <w:pPr>
+              <w:spacing w:before="20" w:after="20"/>
+            </w:pPr>
             <w:r/>
             <w:r>
               <w:rPr>
@@ -4699,6 +6306,9 @@
             <w:tcW w:type="dxa" w:w="3784"/>
           </w:tcPr>
           <w:p>
+            <w:pPr>
+              <w:spacing w:before="20" w:after="20"/>
+            </w:pPr>
             <w:r/>
             <w:r>
               <w:rPr>
@@ -4715,6 +6325,9 @@
             <w:tcW w:type="dxa" w:w="3784"/>
           </w:tcPr>
           <w:p>
+            <w:pPr>
+              <w:spacing w:before="20" w:after="20"/>
+            </w:pPr>
             <w:r/>
             <w:r>
               <w:rPr>
@@ -4731,6 +6344,9 @@
             <w:tcW w:type="dxa" w:w="3784"/>
           </w:tcPr>
           <w:p>
+            <w:pPr>
+              <w:spacing w:before="20" w:after="20"/>
+            </w:pPr>
             <w:r/>
             <w:r>
               <w:rPr>
@@ -4743,11 +6359,17 @@
         </w:tc>
       </w:tr>
       <w:tr>
+        <w:trPr>
+          <w:cantSplit/>
+        </w:trPr>
         <w:tc>
           <w:tcPr>
             <w:tcW w:type="dxa" w:w="3784"/>
           </w:tcPr>
           <w:p>
+            <w:pPr>
+              <w:spacing w:before="20" w:after="20"/>
+            </w:pPr>
             <w:r/>
             <w:r>
               <w:rPr>
@@ -4764,6 +6386,9 @@
             <w:tcW w:type="dxa" w:w="3784"/>
           </w:tcPr>
           <w:p>
+            <w:pPr>
+              <w:spacing w:before="20" w:after="20"/>
+            </w:pPr>
             <w:r/>
             <w:r>
               <w:rPr>
@@ -4780,6 +6405,9 @@
             <w:tcW w:type="dxa" w:w="3784"/>
           </w:tcPr>
           <w:p>
+            <w:pPr>
+              <w:spacing w:before="20" w:after="20"/>
+            </w:pPr>
             <w:r/>
             <w:r>
               <w:rPr>
@@ -4796,6 +6424,9 @@
             <w:tcW w:type="dxa" w:w="3784"/>
           </w:tcPr>
           <w:p>
+            <w:pPr>
+              <w:spacing w:before="20" w:after="20"/>
+            </w:pPr>
             <w:r/>
             <w:r>
               <w:rPr>
@@ -4808,11 +6439,17 @@
         </w:tc>
       </w:tr>
       <w:tr>
+        <w:trPr>
+          <w:cantSplit/>
+        </w:trPr>
         <w:tc>
           <w:tcPr>
             <w:tcW w:type="dxa" w:w="3784"/>
           </w:tcPr>
           <w:p>
+            <w:pPr>
+              <w:spacing w:before="20" w:after="20"/>
+            </w:pPr>
             <w:r/>
             <w:r>
               <w:rPr>
@@ -4829,6 +6466,9 @@
             <w:tcW w:type="dxa" w:w="3784"/>
           </w:tcPr>
           <w:p>
+            <w:pPr>
+              <w:spacing w:before="20" w:after="20"/>
+            </w:pPr>
             <w:r/>
             <w:r>
               <w:rPr>
@@ -4845,6 +6485,9 @@
             <w:tcW w:type="dxa" w:w="3784"/>
           </w:tcPr>
           <w:p>
+            <w:pPr>
+              <w:spacing w:before="20" w:after="20"/>
+            </w:pPr>
             <w:r/>
             <w:r>
               <w:rPr>
@@ -4861,6 +6504,9 @@
             <w:tcW w:type="dxa" w:w="3784"/>
           </w:tcPr>
           <w:p>
+            <w:pPr>
+              <w:spacing w:before="20" w:after="20"/>
+            </w:pPr>
             <w:r/>
             <w:r>
               <w:rPr>
@@ -4873,11 +6519,17 @@
         </w:tc>
       </w:tr>
       <w:tr>
+        <w:trPr>
+          <w:cantSplit/>
+        </w:trPr>
         <w:tc>
           <w:tcPr>
             <w:tcW w:type="dxa" w:w="3784"/>
           </w:tcPr>
           <w:p>
+            <w:pPr>
+              <w:spacing w:before="20" w:after="20"/>
+            </w:pPr>
             <w:r/>
             <w:r>
               <w:rPr>
@@ -4894,6 +6546,9 @@
             <w:tcW w:type="dxa" w:w="3784"/>
           </w:tcPr>
           <w:p>
+            <w:pPr>
+              <w:spacing w:before="20" w:after="20"/>
+            </w:pPr>
             <w:r/>
             <w:r>
               <w:rPr>
@@ -4910,6 +6565,9 @@
             <w:tcW w:type="dxa" w:w="3784"/>
           </w:tcPr>
           <w:p>
+            <w:pPr>
+              <w:spacing w:before="20" w:after="20"/>
+            </w:pPr>
             <w:r/>
             <w:r>
               <w:rPr>
@@ -4926,6 +6584,9 @@
             <w:tcW w:type="dxa" w:w="3784"/>
           </w:tcPr>
           <w:p>
+            <w:pPr>
+              <w:spacing w:before="20" w:after="20"/>
+            </w:pPr>
             <w:r/>
             <w:r>
               <w:rPr>
@@ -4938,11 +6599,17 @@
         </w:tc>
       </w:tr>
       <w:tr>
+        <w:trPr>
+          <w:cantSplit/>
+        </w:trPr>
         <w:tc>
           <w:tcPr>
             <w:tcW w:type="dxa" w:w="3784"/>
           </w:tcPr>
           <w:p>
+            <w:pPr>
+              <w:spacing w:before="20" w:after="20"/>
+            </w:pPr>
             <w:r/>
             <w:r>
               <w:rPr>
@@ -4959,6 +6626,9 @@
             <w:tcW w:type="dxa" w:w="3784"/>
           </w:tcPr>
           <w:p>
+            <w:pPr>
+              <w:spacing w:before="20" w:after="20"/>
+            </w:pPr>
             <w:r/>
             <w:r>
               <w:rPr>
@@ -4975,6 +6645,9 @@
             <w:tcW w:type="dxa" w:w="3784"/>
           </w:tcPr>
           <w:p>
+            <w:pPr>
+              <w:spacing w:before="20" w:after="20"/>
+            </w:pPr>
             <w:r/>
             <w:r>
               <w:rPr>
@@ -4991,6 +6664,9 @@
             <w:tcW w:type="dxa" w:w="3784"/>
           </w:tcPr>
           <w:p>
+            <w:pPr>
+              <w:spacing w:before="20" w:after="20"/>
+            </w:pPr>
             <w:r/>
             <w:r>
               <w:rPr>
@@ -5003,11 +6679,17 @@
         </w:tc>
       </w:tr>
       <w:tr>
+        <w:trPr>
+          <w:cantSplit/>
+        </w:trPr>
         <w:tc>
           <w:tcPr>
             <w:tcW w:type="dxa" w:w="3784"/>
           </w:tcPr>
           <w:p>
+            <w:pPr>
+              <w:spacing w:before="20" w:after="20"/>
+            </w:pPr>
             <w:r/>
             <w:r>
               <w:rPr>
@@ -5024,6 +6706,9 @@
             <w:tcW w:type="dxa" w:w="3784"/>
           </w:tcPr>
           <w:p>
+            <w:pPr>
+              <w:spacing w:before="20" w:after="20"/>
+            </w:pPr>
             <w:r/>
             <w:r>
               <w:rPr>
@@ -5040,6 +6725,9 @@
             <w:tcW w:type="dxa" w:w="3784"/>
           </w:tcPr>
           <w:p>
+            <w:pPr>
+              <w:spacing w:before="20" w:after="20"/>
+            </w:pPr>
             <w:r/>
             <w:r>
               <w:rPr>
@@ -5056,6 +6744,9 @@
             <w:tcW w:type="dxa" w:w="3784"/>
           </w:tcPr>
           <w:p>
+            <w:pPr>
+              <w:spacing w:before="20" w:after="20"/>
+            </w:pPr>
             <w:r/>
             <w:r>
               <w:rPr>
@@ -5112,6 +6803,9 @@
             <w:shd w:val="clear" w:color="auto" w:fill="D9D9D9"/>
           </w:tcPr>
           <w:p>
+            <w:pPr>
+              <w:spacing w:before="20" w:after="20"/>
+            </w:pPr>
             <w:r/>
             <w:r>
               <w:rPr>
@@ -5129,6 +6823,9 @@
             <w:shd w:val="clear" w:color="auto" w:fill="D9D9D9"/>
           </w:tcPr>
           <w:p>
+            <w:pPr>
+              <w:spacing w:before="20" w:after="20"/>
+            </w:pPr>
             <w:r/>
             <w:r>
               <w:rPr>
@@ -5146,6 +6843,9 @@
             <w:shd w:val="clear" w:color="auto" w:fill="D9D9D9"/>
           </w:tcPr>
           <w:p>
+            <w:pPr>
+              <w:spacing w:before="20" w:after="20"/>
+            </w:pPr>
             <w:r/>
             <w:r>
               <w:rPr>
@@ -5159,11 +6859,17 @@
         </w:tc>
       </w:tr>
       <w:tr>
+        <w:trPr>
+          <w:cantSplit/>
+        </w:trPr>
         <w:tc>
           <w:tcPr>
             <w:tcW w:type="dxa" w:w="5046"/>
           </w:tcPr>
           <w:p>
+            <w:pPr>
+              <w:spacing w:before="20" w:after="20"/>
+            </w:pPr>
             <w:r/>
             <w:r>
               <w:rPr>
@@ -5180,6 +6886,9 @@
             <w:tcW w:type="dxa" w:w="5046"/>
           </w:tcPr>
           <w:p>
+            <w:pPr>
+              <w:spacing w:before="20" w:after="20"/>
+            </w:pPr>
             <w:r/>
             <w:r>
               <w:rPr>
@@ -5196,6 +6905,9 @@
             <w:tcW w:type="dxa" w:w="5046"/>
           </w:tcPr>
           <w:p>
+            <w:pPr>
+              <w:spacing w:before="20" w:after="20"/>
+            </w:pPr>
             <w:r/>
             <w:r>
               <w:rPr>
@@ -5208,11 +6920,17 @@
         </w:tc>
       </w:tr>
       <w:tr>
+        <w:trPr>
+          <w:cantSplit/>
+        </w:trPr>
         <w:tc>
           <w:tcPr>
             <w:tcW w:type="dxa" w:w="5046"/>
           </w:tcPr>
           <w:p>
+            <w:pPr>
+              <w:spacing w:before="20" w:after="20"/>
+            </w:pPr>
             <w:r/>
             <w:r>
               <w:rPr>
@@ -5229,6 +6947,9 @@
             <w:tcW w:type="dxa" w:w="5046"/>
           </w:tcPr>
           <w:p>
+            <w:pPr>
+              <w:spacing w:before="20" w:after="20"/>
+            </w:pPr>
             <w:r/>
             <w:r>
               <w:rPr>
@@ -5245,6 +6966,9 @@
             <w:tcW w:type="dxa" w:w="5046"/>
           </w:tcPr>
           <w:p>
+            <w:pPr>
+              <w:spacing w:before="20" w:after="20"/>
+            </w:pPr>
             <w:r/>
             <w:r>
               <w:rPr>
@@ -5257,11 +6981,17 @@
         </w:tc>
       </w:tr>
       <w:tr>
+        <w:trPr>
+          <w:cantSplit/>
+        </w:trPr>
         <w:tc>
           <w:tcPr>
             <w:tcW w:type="dxa" w:w="5046"/>
           </w:tcPr>
           <w:p>
+            <w:pPr>
+              <w:spacing w:before="20" w:after="20"/>
+            </w:pPr>
             <w:r/>
             <w:r>
               <w:rPr>
@@ -5278,6 +7008,9 @@
             <w:tcW w:type="dxa" w:w="5046"/>
           </w:tcPr>
           <w:p>
+            <w:pPr>
+              <w:spacing w:before="20" w:after="20"/>
+            </w:pPr>
             <w:r/>
             <w:r>
               <w:rPr>
@@ -5294,6 +7027,9 @@
             <w:tcW w:type="dxa" w:w="5046"/>
           </w:tcPr>
           <w:p>
+            <w:pPr>
+              <w:spacing w:before="20" w:after="20"/>
+            </w:pPr>
             <w:r/>
             <w:r>
               <w:rPr>
@@ -5306,11 +7042,17 @@
         </w:tc>
       </w:tr>
       <w:tr>
+        <w:trPr>
+          <w:cantSplit/>
+        </w:trPr>
         <w:tc>
           <w:tcPr>
             <w:tcW w:type="dxa" w:w="5046"/>
           </w:tcPr>
           <w:p>
+            <w:pPr>
+              <w:spacing w:before="20" w:after="20"/>
+            </w:pPr>
             <w:r/>
             <w:r>
               <w:rPr>
@@ -5327,6 +7069,9 @@
             <w:tcW w:type="dxa" w:w="5046"/>
           </w:tcPr>
           <w:p>
+            <w:pPr>
+              <w:spacing w:before="20" w:after="20"/>
+            </w:pPr>
             <w:r/>
             <w:r>
               <w:rPr>
@@ -5343,6 +7088,9 @@
             <w:tcW w:type="dxa" w:w="5046"/>
           </w:tcPr>
           <w:p>
+            <w:pPr>
+              <w:spacing w:before="20" w:after="20"/>
+            </w:pPr>
             <w:r/>
             <w:r>
               <w:rPr>
@@ -5355,11 +7103,17 @@
         </w:tc>
       </w:tr>
       <w:tr>
+        <w:trPr>
+          <w:cantSplit/>
+        </w:trPr>
         <w:tc>
           <w:tcPr>
             <w:tcW w:type="dxa" w:w="5046"/>
           </w:tcPr>
           <w:p>
+            <w:pPr>
+              <w:spacing w:before="20" w:after="20"/>
+            </w:pPr>
             <w:r/>
             <w:r>
               <w:rPr>
@@ -5376,6 +7130,9 @@
             <w:tcW w:type="dxa" w:w="5046"/>
           </w:tcPr>
           <w:p>
+            <w:pPr>
+              <w:spacing w:before="20" w:after="20"/>
+            </w:pPr>
             <w:r/>
             <w:r>
               <w:rPr>
@@ -5392,6 +7149,9 @@
             <w:tcW w:type="dxa" w:w="5046"/>
           </w:tcPr>
           <w:p>
+            <w:pPr>
+              <w:spacing w:before="20" w:after="20"/>
+            </w:pPr>
             <w:r/>
             <w:r>
               <w:rPr>
@@ -5404,11 +7164,17 @@
         </w:tc>
       </w:tr>
       <w:tr>
+        <w:trPr>
+          <w:cantSplit/>
+        </w:trPr>
         <w:tc>
           <w:tcPr>
             <w:tcW w:type="dxa" w:w="5046"/>
           </w:tcPr>
           <w:p>
+            <w:pPr>
+              <w:spacing w:before="20" w:after="20"/>
+            </w:pPr>
             <w:r/>
             <w:r>
               <w:rPr>
@@ -5425,6 +7191,9 @@
             <w:tcW w:type="dxa" w:w="5046"/>
           </w:tcPr>
           <w:p>
+            <w:pPr>
+              <w:spacing w:before="20" w:after="20"/>
+            </w:pPr>
             <w:r/>
             <w:r>
               <w:rPr>
@@ -5441,6 +7210,9 @@
             <w:tcW w:type="dxa" w:w="5046"/>
           </w:tcPr>
           <w:p>
+            <w:pPr>
+              <w:spacing w:before="20" w:after="20"/>
+            </w:pPr>
             <w:r/>
             <w:r>
               <w:rPr>
@@ -5453,11 +7225,17 @@
         </w:tc>
       </w:tr>
       <w:tr>
+        <w:trPr>
+          <w:cantSplit/>
+        </w:trPr>
         <w:tc>
           <w:tcPr>
             <w:tcW w:type="dxa" w:w="5046"/>
           </w:tcPr>
           <w:p>
+            <w:pPr>
+              <w:spacing w:before="20" w:after="20"/>
+            </w:pPr>
             <w:r/>
             <w:r>
               <w:rPr>
@@ -5474,6 +7252,9 @@
             <w:tcW w:type="dxa" w:w="5046"/>
           </w:tcPr>
           <w:p>
+            <w:pPr>
+              <w:spacing w:before="20" w:after="20"/>
+            </w:pPr>
             <w:r/>
             <w:r>
               <w:rPr>
@@ -5490,6 +7271,9 @@
             <w:tcW w:type="dxa" w:w="5046"/>
           </w:tcPr>
           <w:p>
+            <w:pPr>
+              <w:spacing w:before="20" w:after="20"/>
+            </w:pPr>
             <w:r/>
             <w:r>
               <w:rPr>
@@ -5502,11 +7286,17 @@
         </w:tc>
       </w:tr>
       <w:tr>
+        <w:trPr>
+          <w:cantSplit/>
+        </w:trPr>
         <w:tc>
           <w:tcPr>
             <w:tcW w:type="dxa" w:w="5046"/>
           </w:tcPr>
           <w:p>
+            <w:pPr>
+              <w:spacing w:before="20" w:after="20"/>
+            </w:pPr>
             <w:r/>
             <w:r>
               <w:rPr>
@@ -5523,6 +7313,9 @@
             <w:tcW w:type="dxa" w:w="5046"/>
           </w:tcPr>
           <w:p>
+            <w:pPr>
+              <w:spacing w:before="20" w:after="20"/>
+            </w:pPr>
             <w:r/>
             <w:r>
               <w:rPr>
@@ -5539,6 +7332,9 @@
             <w:tcW w:type="dxa" w:w="5046"/>
           </w:tcPr>
           <w:p>
+            <w:pPr>
+              <w:spacing w:before="20" w:after="20"/>
+            </w:pPr>
             <w:r/>
             <w:r>
               <w:rPr>
@@ -5551,11 +7347,17 @@
         </w:tc>
       </w:tr>
       <w:tr>
+        <w:trPr>
+          <w:cantSplit/>
+        </w:trPr>
         <w:tc>
           <w:tcPr>
             <w:tcW w:type="dxa" w:w="5046"/>
           </w:tcPr>
           <w:p>
+            <w:pPr>
+              <w:spacing w:before="20" w:after="20"/>
+            </w:pPr>
             <w:r/>
             <w:r>
               <w:rPr>
@@ -5572,6 +7374,9 @@
             <w:tcW w:type="dxa" w:w="5046"/>
           </w:tcPr>
           <w:p>
+            <w:pPr>
+              <w:spacing w:before="20" w:after="20"/>
+            </w:pPr>
             <w:r/>
             <w:r>
               <w:rPr>
@@ -5588,6 +7393,9 @@
             <w:tcW w:type="dxa" w:w="5046"/>
           </w:tcPr>
           <w:p>
+            <w:pPr>
+              <w:spacing w:before="20" w:after="20"/>
+            </w:pPr>
             <w:r/>
             <w:r>
               <w:rPr>
@@ -5600,11 +7408,17 @@
         </w:tc>
       </w:tr>
       <w:tr>
+        <w:trPr>
+          <w:cantSplit/>
+        </w:trPr>
         <w:tc>
           <w:tcPr>
             <w:tcW w:type="dxa" w:w="5046"/>
           </w:tcPr>
           <w:p>
+            <w:pPr>
+              <w:spacing w:before="20" w:after="20"/>
+            </w:pPr>
             <w:r/>
             <w:r>
               <w:rPr>
@@ -5621,6 +7435,9 @@
             <w:tcW w:type="dxa" w:w="5046"/>
           </w:tcPr>
           <w:p>
+            <w:pPr>
+              <w:spacing w:before="20" w:after="20"/>
+            </w:pPr>
             <w:r/>
             <w:r>
               <w:rPr>
@@ -5637,6 +7454,9 @@
             <w:tcW w:type="dxa" w:w="5046"/>
           </w:tcPr>
           <w:p>
+            <w:pPr>
+              <w:spacing w:before="20" w:after="20"/>
+            </w:pPr>
             <w:r/>
             <w:r>
               <w:rPr>
@@ -5649,11 +7469,17 @@
         </w:tc>
       </w:tr>
       <w:tr>
+        <w:trPr>
+          <w:cantSplit/>
+        </w:trPr>
         <w:tc>
           <w:tcPr>
             <w:tcW w:type="dxa" w:w="5046"/>
           </w:tcPr>
           <w:p>
+            <w:pPr>
+              <w:spacing w:before="20" w:after="20"/>
+            </w:pPr>
             <w:r/>
             <w:r>
               <w:rPr>
@@ -5670,6 +7496,9 @@
             <w:tcW w:type="dxa" w:w="5046"/>
           </w:tcPr>
           <w:p>
+            <w:pPr>
+              <w:spacing w:before="20" w:after="20"/>
+            </w:pPr>
             <w:r/>
             <w:r>
               <w:rPr>
@@ -5686,6 +7515,9 @@
             <w:tcW w:type="dxa" w:w="5046"/>
           </w:tcPr>
           <w:p>
+            <w:pPr>
+              <w:spacing w:before="20" w:after="20"/>
+            </w:pPr>
             <w:r/>
             <w:r>
               <w:rPr>
@@ -5698,11 +7530,17 @@
         </w:tc>
       </w:tr>
       <w:tr>
+        <w:trPr>
+          <w:cantSplit/>
+        </w:trPr>
         <w:tc>
           <w:tcPr>
             <w:tcW w:type="dxa" w:w="5046"/>
           </w:tcPr>
           <w:p>
+            <w:pPr>
+              <w:spacing w:before="20" w:after="20"/>
+            </w:pPr>
             <w:r/>
             <w:r>
               <w:rPr>
@@ -5719,6 +7557,9 @@
             <w:tcW w:type="dxa" w:w="5046"/>
           </w:tcPr>
           <w:p>
+            <w:pPr>
+              <w:spacing w:before="20" w:after="20"/>
+            </w:pPr>
             <w:r/>
             <w:r>
               <w:rPr>
@@ -5735,6 +7576,9 @@
             <w:tcW w:type="dxa" w:w="5046"/>
           </w:tcPr>
           <w:p>
+            <w:pPr>
+              <w:spacing w:before="20" w:after="20"/>
+            </w:pPr>
             <w:r/>
             <w:r>
               <w:rPr>
@@ -5747,11 +7591,17 @@
         </w:tc>
       </w:tr>
       <w:tr>
+        <w:trPr>
+          <w:cantSplit/>
+        </w:trPr>
         <w:tc>
           <w:tcPr>
             <w:tcW w:type="dxa" w:w="5046"/>
           </w:tcPr>
           <w:p>
+            <w:pPr>
+              <w:spacing w:before="20" w:after="20"/>
+            </w:pPr>
             <w:r/>
             <w:r>
               <w:rPr>
@@ -5768,6 +7618,9 @@
             <w:tcW w:type="dxa" w:w="5046"/>
           </w:tcPr>
           <w:p>
+            <w:pPr>
+              <w:spacing w:before="20" w:after="20"/>
+            </w:pPr>
             <w:r/>
             <w:r>
               <w:rPr>
@@ -5784,6 +7637,9 @@
             <w:tcW w:type="dxa" w:w="5046"/>
           </w:tcPr>
           <w:p>
+            <w:pPr>
+              <w:spacing w:before="20" w:after="20"/>
+            </w:pPr>
             <w:r/>
             <w:r>
               <w:rPr>
@@ -5796,11 +7652,17 @@
         </w:tc>
       </w:tr>
       <w:tr>
+        <w:trPr>
+          <w:cantSplit/>
+        </w:trPr>
         <w:tc>
           <w:tcPr>
             <w:tcW w:type="dxa" w:w="5046"/>
           </w:tcPr>
           <w:p>
+            <w:pPr>
+              <w:spacing w:before="20" w:after="20"/>
+            </w:pPr>
             <w:r/>
             <w:r>
               <w:rPr>
@@ -5817,6 +7679,9 @@
             <w:tcW w:type="dxa" w:w="5046"/>
           </w:tcPr>
           <w:p>
+            <w:pPr>
+              <w:spacing w:before="20" w:after="20"/>
+            </w:pPr>
             <w:r/>
             <w:r>
               <w:rPr>
@@ -5833,6 +7698,9 @@
             <w:tcW w:type="dxa" w:w="5046"/>
           </w:tcPr>
           <w:p>
+            <w:pPr>
+              <w:spacing w:before="20" w:after="20"/>
+            </w:pPr>
             <w:r/>
             <w:r>
               <w:rPr>
@@ -5845,11 +7713,17 @@
         </w:tc>
       </w:tr>
       <w:tr>
+        <w:trPr>
+          <w:cantSplit/>
+        </w:trPr>
         <w:tc>
           <w:tcPr>
             <w:tcW w:type="dxa" w:w="5046"/>
           </w:tcPr>
           <w:p>
+            <w:pPr>
+              <w:spacing w:before="20" w:after="20"/>
+            </w:pPr>
             <w:r/>
             <w:r>
               <w:rPr>
@@ -5866,6 +7740,9 @@
             <w:tcW w:type="dxa" w:w="5046"/>
           </w:tcPr>
           <w:p>
+            <w:pPr>
+              <w:spacing w:before="20" w:after="20"/>
+            </w:pPr>
             <w:r/>
             <w:r>
               <w:rPr>
@@ -5882,6 +7759,9 @@
             <w:tcW w:type="dxa" w:w="5046"/>
           </w:tcPr>
           <w:p>
+            <w:pPr>
+              <w:spacing w:before="20" w:after="20"/>
+            </w:pPr>
             <w:r/>
             <w:r>
               <w:rPr>
@@ -5894,11 +7774,17 @@
         </w:tc>
       </w:tr>
       <w:tr>
+        <w:trPr>
+          <w:cantSplit/>
+        </w:trPr>
         <w:tc>
           <w:tcPr>
             <w:tcW w:type="dxa" w:w="5046"/>
           </w:tcPr>
           <w:p>
+            <w:pPr>
+              <w:spacing w:before="20" w:after="20"/>
+            </w:pPr>
             <w:r/>
             <w:r>
               <w:rPr>
@@ -5915,6 +7801,9 @@
             <w:tcW w:type="dxa" w:w="5046"/>
           </w:tcPr>
           <w:p>
+            <w:pPr>
+              <w:spacing w:before="20" w:after="20"/>
+            </w:pPr>
             <w:r/>
             <w:r>
               <w:rPr>
@@ -5931,6 +7820,9 @@
             <w:tcW w:type="dxa" w:w="5046"/>
           </w:tcPr>
           <w:p>
+            <w:pPr>
+              <w:spacing w:before="20" w:after="20"/>
+            </w:pPr>
             <w:r/>
             <w:r>
               <w:rPr>
@@ -5943,11 +7835,17 @@
         </w:tc>
       </w:tr>
       <w:tr>
+        <w:trPr>
+          <w:cantSplit/>
+        </w:trPr>
         <w:tc>
           <w:tcPr>
             <w:tcW w:type="dxa" w:w="5046"/>
           </w:tcPr>
           <w:p>
+            <w:pPr>
+              <w:spacing w:before="20" w:after="20"/>
+            </w:pPr>
             <w:r/>
             <w:r>
               <w:rPr>
@@ -5964,6 +7862,9 @@
             <w:tcW w:type="dxa" w:w="5046"/>
           </w:tcPr>
           <w:p>
+            <w:pPr>
+              <w:spacing w:before="20" w:after="20"/>
+            </w:pPr>
             <w:r/>
             <w:r>
               <w:rPr>
@@ -5980,6 +7881,9 @@
             <w:tcW w:type="dxa" w:w="5046"/>
           </w:tcPr>
           <w:p>
+            <w:pPr>
+              <w:spacing w:before="20" w:after="20"/>
+            </w:pPr>
             <w:r/>
             <w:r>
               <w:rPr>
@@ -5992,11 +7896,17 @@
         </w:tc>
       </w:tr>
       <w:tr>
+        <w:trPr>
+          <w:cantSplit/>
+        </w:trPr>
         <w:tc>
           <w:tcPr>
             <w:tcW w:type="dxa" w:w="5046"/>
           </w:tcPr>
           <w:p>
+            <w:pPr>
+              <w:spacing w:before="20" w:after="20"/>
+            </w:pPr>
             <w:r/>
             <w:r>
               <w:rPr>
@@ -6013,6 +7923,9 @@
             <w:tcW w:type="dxa" w:w="5046"/>
           </w:tcPr>
           <w:p>
+            <w:pPr>
+              <w:spacing w:before="20" w:after="20"/>
+            </w:pPr>
             <w:r/>
             <w:r>
               <w:rPr>
@@ -6029,6 +7942,9 @@
             <w:tcW w:type="dxa" w:w="5046"/>
           </w:tcPr>
           <w:p>
+            <w:pPr>
+              <w:spacing w:before="20" w:after="20"/>
+            </w:pPr>
             <w:r/>
             <w:r>
               <w:rPr>
@@ -6085,6 +8001,9 @@
             <w:shd w:val="clear" w:color="auto" w:fill="D9D9D9"/>
           </w:tcPr>
           <w:p>
+            <w:pPr>
+              <w:spacing w:before="20" w:after="20"/>
+            </w:pPr>
             <w:r/>
             <w:r>
               <w:rPr>
@@ -6102,6 +8021,9 @@
             <w:shd w:val="clear" w:color="auto" w:fill="D9D9D9"/>
           </w:tcPr>
           <w:p>
+            <w:pPr>
+              <w:spacing w:before="20" w:after="20"/>
+            </w:pPr>
             <w:r/>
             <w:r>
               <w:rPr>
@@ -6119,6 +8041,9 @@
             <w:shd w:val="clear" w:color="auto" w:fill="D9D9D9"/>
           </w:tcPr>
           <w:p>
+            <w:pPr>
+              <w:spacing w:before="20" w:after="20"/>
+            </w:pPr>
             <w:r/>
             <w:r>
               <w:rPr>
@@ -6132,11 +8057,17 @@
         </w:tc>
       </w:tr>
       <w:tr>
+        <w:trPr>
+          <w:cantSplit/>
+        </w:trPr>
         <w:tc>
           <w:tcPr>
             <w:tcW w:type="dxa" w:w="5046"/>
           </w:tcPr>
           <w:p>
+            <w:pPr>
+              <w:spacing w:before="20" w:after="20"/>
+            </w:pPr>
             <w:r/>
             <w:r>
               <w:rPr>
@@ -6153,6 +8084,9 @@
             <w:tcW w:type="dxa" w:w="5046"/>
           </w:tcPr>
           <w:p>
+            <w:pPr>
+              <w:spacing w:before="20" w:after="20"/>
+            </w:pPr>
             <w:r/>
             <w:r>
               <w:rPr>
@@ -6169,6 +8103,9 @@
             <w:tcW w:type="dxa" w:w="5046"/>
           </w:tcPr>
           <w:p>
+            <w:pPr>
+              <w:spacing w:before="20" w:after="20"/>
+            </w:pPr>
             <w:r/>
             <w:r>
               <w:rPr>
@@ -6181,11 +8118,17 @@
         </w:tc>
       </w:tr>
       <w:tr>
+        <w:trPr>
+          <w:cantSplit/>
+        </w:trPr>
         <w:tc>
           <w:tcPr>
             <w:tcW w:type="dxa" w:w="5046"/>
           </w:tcPr>
           <w:p>
+            <w:pPr>
+              <w:spacing w:before="20" w:after="20"/>
+            </w:pPr>
             <w:r/>
             <w:r>
               <w:rPr>
@@ -6202,6 +8145,9 @@
             <w:tcW w:type="dxa" w:w="5046"/>
           </w:tcPr>
           <w:p>
+            <w:pPr>
+              <w:spacing w:before="20" w:after="20"/>
+            </w:pPr>
             <w:r/>
             <w:r>
               <w:rPr>
@@ -6218,6 +8164,9 @@
             <w:tcW w:type="dxa" w:w="5046"/>
           </w:tcPr>
           <w:p>
+            <w:pPr>
+              <w:spacing w:before="20" w:after="20"/>
+            </w:pPr>
             <w:r/>
             <w:r>
               <w:rPr>
@@ -6230,11 +8179,17 @@
         </w:tc>
       </w:tr>
       <w:tr>
+        <w:trPr>
+          <w:cantSplit/>
+        </w:trPr>
         <w:tc>
           <w:tcPr>
             <w:tcW w:type="dxa" w:w="5046"/>
           </w:tcPr>
           <w:p>
+            <w:pPr>
+              <w:spacing w:before="20" w:after="20"/>
+            </w:pPr>
             <w:r/>
             <w:r>
               <w:rPr>
@@ -6251,6 +8206,9 @@
             <w:tcW w:type="dxa" w:w="5046"/>
           </w:tcPr>
           <w:p>
+            <w:pPr>
+              <w:spacing w:before="20" w:after="20"/>
+            </w:pPr>
             <w:r/>
             <w:r>
               <w:rPr>
@@ -6267,6 +8225,9 @@
             <w:tcW w:type="dxa" w:w="5046"/>
           </w:tcPr>
           <w:p>
+            <w:pPr>
+              <w:spacing w:before="20" w:after="20"/>
+            </w:pPr>
             <w:r/>
             <w:r>
               <w:rPr>
@@ -6279,11 +8240,17 @@
         </w:tc>
       </w:tr>
       <w:tr>
+        <w:trPr>
+          <w:cantSplit/>
+        </w:trPr>
         <w:tc>
           <w:tcPr>
             <w:tcW w:type="dxa" w:w="5046"/>
           </w:tcPr>
           <w:p>
+            <w:pPr>
+              <w:spacing w:before="20" w:after="20"/>
+            </w:pPr>
             <w:r/>
             <w:r>
               <w:rPr>
@@ -6300,6 +8267,9 @@
             <w:tcW w:type="dxa" w:w="5046"/>
           </w:tcPr>
           <w:p>
+            <w:pPr>
+              <w:spacing w:before="20" w:after="20"/>
+            </w:pPr>
             <w:r/>
             <w:r>
               <w:rPr>
@@ -6316,6 +8286,9 @@
             <w:tcW w:type="dxa" w:w="5046"/>
           </w:tcPr>
           <w:p>
+            <w:pPr>
+              <w:spacing w:before="20" w:after="20"/>
+            </w:pPr>
             <w:r/>
             <w:r>
               <w:rPr>
@@ -6328,11 +8301,17 @@
         </w:tc>
       </w:tr>
       <w:tr>
+        <w:trPr>
+          <w:cantSplit/>
+        </w:trPr>
         <w:tc>
           <w:tcPr>
             <w:tcW w:type="dxa" w:w="5046"/>
           </w:tcPr>
           <w:p>
+            <w:pPr>
+              <w:spacing w:before="20" w:after="20"/>
+            </w:pPr>
             <w:r/>
             <w:r>
               <w:rPr>
@@ -6349,6 +8328,9 @@
             <w:tcW w:type="dxa" w:w="5046"/>
           </w:tcPr>
           <w:p>
+            <w:pPr>
+              <w:spacing w:before="20" w:after="20"/>
+            </w:pPr>
             <w:r/>
             <w:r>
               <w:rPr>
@@ -6365,6 +8347,9 @@
             <w:tcW w:type="dxa" w:w="5046"/>
           </w:tcPr>
           <w:p>
+            <w:pPr>
+              <w:spacing w:before="20" w:after="20"/>
+            </w:pPr>
             <w:r/>
             <w:r>
               <w:rPr>
@@ -6377,11 +8362,17 @@
         </w:tc>
       </w:tr>
       <w:tr>
+        <w:trPr>
+          <w:cantSplit/>
+        </w:trPr>
         <w:tc>
           <w:tcPr>
             <w:tcW w:type="dxa" w:w="5046"/>
           </w:tcPr>
           <w:p>
+            <w:pPr>
+              <w:spacing w:before="20" w:after="20"/>
+            </w:pPr>
             <w:r/>
             <w:r>
               <w:rPr>
@@ -6398,6 +8389,9 @@
             <w:tcW w:type="dxa" w:w="5046"/>
           </w:tcPr>
           <w:p>
+            <w:pPr>
+              <w:spacing w:before="20" w:after="20"/>
+            </w:pPr>
             <w:r/>
             <w:r>
               <w:rPr>
@@ -6414,6 +8408,9 @@
             <w:tcW w:type="dxa" w:w="5046"/>
           </w:tcPr>
           <w:p>
+            <w:pPr>
+              <w:spacing w:before="20" w:after="20"/>
+            </w:pPr>
             <w:r/>
             <w:r>
               <w:rPr>
@@ -6426,11 +8423,17 @@
         </w:tc>
       </w:tr>
       <w:tr>
+        <w:trPr>
+          <w:cantSplit/>
+        </w:trPr>
         <w:tc>
           <w:tcPr>
             <w:tcW w:type="dxa" w:w="5046"/>
           </w:tcPr>
           <w:p>
+            <w:pPr>
+              <w:spacing w:before="20" w:after="20"/>
+            </w:pPr>
             <w:r/>
             <w:r>
               <w:rPr>
@@ -6447,6 +8450,9 @@
             <w:tcW w:type="dxa" w:w="5046"/>
           </w:tcPr>
           <w:p>
+            <w:pPr>
+              <w:spacing w:before="20" w:after="20"/>
+            </w:pPr>
             <w:r/>
             <w:r>
               <w:rPr>
@@ -6463,6 +8469,9 @@
             <w:tcW w:type="dxa" w:w="5046"/>
           </w:tcPr>
           <w:p>
+            <w:pPr>
+              <w:spacing w:before="20" w:after="20"/>
+            </w:pPr>
             <w:r/>
             <w:r>
               <w:rPr>
@@ -6475,11 +8484,17 @@
         </w:tc>
       </w:tr>
       <w:tr>
+        <w:trPr>
+          <w:cantSplit/>
+        </w:trPr>
         <w:tc>
           <w:tcPr>
             <w:tcW w:type="dxa" w:w="5046"/>
           </w:tcPr>
           <w:p>
+            <w:pPr>
+              <w:spacing w:before="20" w:after="20"/>
+            </w:pPr>
             <w:r/>
             <w:r>
               <w:rPr>
@@ -6496,6 +8511,9 @@
             <w:tcW w:type="dxa" w:w="5046"/>
           </w:tcPr>
           <w:p>
+            <w:pPr>
+              <w:spacing w:before="20" w:after="20"/>
+            </w:pPr>
             <w:r/>
             <w:r>
               <w:rPr>
@@ -6512,6 +8530,9 @@
             <w:tcW w:type="dxa" w:w="5046"/>
           </w:tcPr>
           <w:p>
+            <w:pPr>
+              <w:spacing w:before="20" w:after="20"/>
+            </w:pPr>
             <w:r/>
             <w:r>
               <w:rPr>
@@ -6524,11 +8545,17 @@
         </w:tc>
       </w:tr>
       <w:tr>
+        <w:trPr>
+          <w:cantSplit/>
+        </w:trPr>
         <w:tc>
           <w:tcPr>
             <w:tcW w:type="dxa" w:w="5046"/>
           </w:tcPr>
           <w:p>
+            <w:pPr>
+              <w:spacing w:before="20" w:after="20"/>
+            </w:pPr>
             <w:r/>
             <w:r>
               <w:rPr>
@@ -6545,6 +8572,9 @@
             <w:tcW w:type="dxa" w:w="5046"/>
           </w:tcPr>
           <w:p>
+            <w:pPr>
+              <w:spacing w:before="20" w:after="20"/>
+            </w:pPr>
             <w:r/>
             <w:r>
               <w:rPr>
@@ -6561,6 +8591,9 @@
             <w:tcW w:type="dxa" w:w="5046"/>
           </w:tcPr>
           <w:p>
+            <w:pPr>
+              <w:spacing w:before="20" w:after="20"/>
+            </w:pPr>
             <w:r/>
             <w:r>
               <w:rPr>
@@ -6573,11 +8606,17 @@
         </w:tc>
       </w:tr>
       <w:tr>
+        <w:trPr>
+          <w:cantSplit/>
+        </w:trPr>
         <w:tc>
           <w:tcPr>
             <w:tcW w:type="dxa" w:w="5046"/>
           </w:tcPr>
           <w:p>
+            <w:pPr>
+              <w:spacing w:before="20" w:after="20"/>
+            </w:pPr>
             <w:r/>
             <w:r>
               <w:rPr>
@@ -6594,6 +8633,9 @@
             <w:tcW w:type="dxa" w:w="5046"/>
           </w:tcPr>
           <w:p>
+            <w:pPr>
+              <w:spacing w:before="20" w:after="20"/>
+            </w:pPr>
             <w:r/>
             <w:r>
               <w:rPr>
@@ -6610,6 +8652,9 @@
             <w:tcW w:type="dxa" w:w="5046"/>
           </w:tcPr>
           <w:p>
+            <w:pPr>
+              <w:spacing w:before="20" w:after="20"/>
+            </w:pPr>
             <w:r/>
             <w:r>
               <w:rPr>
@@ -6622,11 +8667,17 @@
         </w:tc>
       </w:tr>
       <w:tr>
+        <w:trPr>
+          <w:cantSplit/>
+        </w:trPr>
         <w:tc>
           <w:tcPr>
             <w:tcW w:type="dxa" w:w="5046"/>
           </w:tcPr>
           <w:p>
+            <w:pPr>
+              <w:spacing w:before="20" w:after="20"/>
+            </w:pPr>
             <w:r/>
             <w:r>
               <w:rPr>
@@ -6643,6 +8694,9 @@
             <w:tcW w:type="dxa" w:w="5046"/>
           </w:tcPr>
           <w:p>
+            <w:pPr>
+              <w:spacing w:before="20" w:after="20"/>
+            </w:pPr>
             <w:r/>
             <w:r>
               <w:rPr>
@@ -6659,6 +8713,9 @@
             <w:tcW w:type="dxa" w:w="5046"/>
           </w:tcPr>
           <w:p>
+            <w:pPr>
+              <w:spacing w:before="20" w:after="20"/>
+            </w:pPr>
             <w:r/>
             <w:r>
               <w:rPr>
@@ -6671,11 +8728,17 @@
         </w:tc>
       </w:tr>
       <w:tr>
+        <w:trPr>
+          <w:cantSplit/>
+        </w:trPr>
         <w:tc>
           <w:tcPr>
             <w:tcW w:type="dxa" w:w="5046"/>
           </w:tcPr>
           <w:p>
+            <w:pPr>
+              <w:spacing w:before="20" w:after="20"/>
+            </w:pPr>
             <w:r/>
             <w:r>
               <w:rPr>
@@ -6692,6 +8755,9 @@
             <w:tcW w:type="dxa" w:w="5046"/>
           </w:tcPr>
           <w:p>
+            <w:pPr>
+              <w:spacing w:before="20" w:after="20"/>
+            </w:pPr>
             <w:r/>
             <w:r>
               <w:rPr>
@@ -6708,6 +8774,9 @@
             <w:tcW w:type="dxa" w:w="5046"/>
           </w:tcPr>
           <w:p>
+            <w:pPr>
+              <w:spacing w:before="20" w:after="20"/>
+            </w:pPr>
             <w:r/>
             <w:r>
               <w:rPr>
@@ -6720,11 +8789,17 @@
         </w:tc>
       </w:tr>
       <w:tr>
+        <w:trPr>
+          <w:cantSplit/>
+        </w:trPr>
         <w:tc>
           <w:tcPr>
             <w:tcW w:type="dxa" w:w="5046"/>
           </w:tcPr>
           <w:p>
+            <w:pPr>
+              <w:spacing w:before="20" w:after="20"/>
+            </w:pPr>
             <w:r/>
             <w:r>
               <w:rPr>
@@ -6741,6 +8816,9 @@
             <w:tcW w:type="dxa" w:w="5046"/>
           </w:tcPr>
           <w:p>
+            <w:pPr>
+              <w:spacing w:before="20" w:after="20"/>
+            </w:pPr>
             <w:r/>
             <w:r>
               <w:rPr>
@@ -6757,6 +8835,9 @@
             <w:tcW w:type="dxa" w:w="5046"/>
           </w:tcPr>
           <w:p>
+            <w:pPr>
+              <w:spacing w:before="20" w:after="20"/>
+            </w:pPr>
             <w:r/>
             <w:r>
               <w:rPr>
@@ -6769,11 +8850,17 @@
         </w:tc>
       </w:tr>
       <w:tr>
+        <w:trPr>
+          <w:cantSplit/>
+        </w:trPr>
         <w:tc>
           <w:tcPr>
             <w:tcW w:type="dxa" w:w="5046"/>
           </w:tcPr>
           <w:p>
+            <w:pPr>
+              <w:spacing w:before="20" w:after="20"/>
+            </w:pPr>
             <w:r/>
             <w:r>
               <w:rPr>
@@ -6790,6 +8877,9 @@
             <w:tcW w:type="dxa" w:w="5046"/>
           </w:tcPr>
           <w:p>
+            <w:pPr>
+              <w:spacing w:before="20" w:after="20"/>
+            </w:pPr>
             <w:r/>
             <w:r>
               <w:rPr>
@@ -6806,6 +8896,9 @@
             <w:tcW w:type="dxa" w:w="5046"/>
           </w:tcPr>
           <w:p>
+            <w:pPr>
+              <w:spacing w:before="20" w:after="20"/>
+            </w:pPr>
             <w:r/>
             <w:r>
               <w:rPr>
@@ -6818,11 +8911,17 @@
         </w:tc>
       </w:tr>
       <w:tr>
+        <w:trPr>
+          <w:cantSplit/>
+        </w:trPr>
         <w:tc>
           <w:tcPr>
             <w:tcW w:type="dxa" w:w="5046"/>
           </w:tcPr>
           <w:p>
+            <w:pPr>
+              <w:spacing w:before="20" w:after="20"/>
+            </w:pPr>
             <w:r/>
             <w:r>
               <w:rPr>
@@ -6839,6 +8938,9 @@
             <w:tcW w:type="dxa" w:w="5046"/>
           </w:tcPr>
           <w:p>
+            <w:pPr>
+              <w:spacing w:before="20" w:after="20"/>
+            </w:pPr>
             <w:r/>
             <w:r>
               <w:rPr>
@@ -6855,6 +8957,9 @@
             <w:tcW w:type="dxa" w:w="5046"/>
           </w:tcPr>
           <w:p>
+            <w:pPr>
+              <w:spacing w:before="20" w:after="20"/>
+            </w:pPr>
             <w:r/>
             <w:r>
               <w:rPr>
@@ -6867,11 +8972,17 @@
         </w:tc>
       </w:tr>
       <w:tr>
+        <w:trPr>
+          <w:cantSplit/>
+        </w:trPr>
         <w:tc>
           <w:tcPr>
             <w:tcW w:type="dxa" w:w="5046"/>
           </w:tcPr>
           <w:p>
+            <w:pPr>
+              <w:spacing w:before="20" w:after="20"/>
+            </w:pPr>
             <w:r/>
             <w:r>
               <w:rPr>
@@ -6888,6 +8999,9 @@
             <w:tcW w:type="dxa" w:w="5046"/>
           </w:tcPr>
           <w:p>
+            <w:pPr>
+              <w:spacing w:before="20" w:after="20"/>
+            </w:pPr>
             <w:r/>
             <w:r>
               <w:rPr>
@@ -6904,6 +9018,9 @@
             <w:tcW w:type="dxa" w:w="5046"/>
           </w:tcPr>
           <w:p>
+            <w:pPr>
+              <w:spacing w:before="20" w:after="20"/>
+            </w:pPr>
             <w:r/>
             <w:r>
               <w:rPr>
@@ -6916,11 +9033,17 @@
         </w:tc>
       </w:tr>
       <w:tr>
+        <w:trPr>
+          <w:cantSplit/>
+        </w:trPr>
         <w:tc>
           <w:tcPr>
             <w:tcW w:type="dxa" w:w="5046"/>
           </w:tcPr>
           <w:p>
+            <w:pPr>
+              <w:spacing w:before="20" w:after="20"/>
+            </w:pPr>
             <w:r/>
             <w:r>
               <w:rPr>
@@ -6937,6 +9060,9 @@
             <w:tcW w:type="dxa" w:w="5046"/>
           </w:tcPr>
           <w:p>
+            <w:pPr>
+              <w:spacing w:before="20" w:after="20"/>
+            </w:pPr>
             <w:r/>
             <w:r>
               <w:rPr>
@@ -6953,6 +9079,9 @@
             <w:tcW w:type="dxa" w:w="5046"/>
           </w:tcPr>
           <w:p>
+            <w:pPr>
+              <w:spacing w:before="20" w:after="20"/>
+            </w:pPr>
             <w:r/>
             <w:r>
               <w:rPr>
@@ -6965,11 +9094,17 @@
         </w:tc>
       </w:tr>
       <w:tr>
+        <w:trPr>
+          <w:cantSplit/>
+        </w:trPr>
         <w:tc>
           <w:tcPr>
             <w:tcW w:type="dxa" w:w="5046"/>
           </w:tcPr>
           <w:p>
+            <w:pPr>
+              <w:spacing w:before="20" w:after="20"/>
+            </w:pPr>
             <w:r/>
             <w:r>
               <w:rPr>
@@ -6986,6 +9121,9 @@
             <w:tcW w:type="dxa" w:w="5046"/>
           </w:tcPr>
           <w:p>
+            <w:pPr>
+              <w:spacing w:before="20" w:after="20"/>
+            </w:pPr>
             <w:r/>
             <w:r>
               <w:rPr>
@@ -7002,6 +9140,9 @@
             <w:tcW w:type="dxa" w:w="5046"/>
           </w:tcPr>
           <w:p>
+            <w:pPr>
+              <w:spacing w:before="20" w:after="20"/>
+            </w:pPr>
             <w:r/>
             <w:r>
               <w:rPr>
@@ -7014,11 +9155,17 @@
         </w:tc>
       </w:tr>
       <w:tr>
+        <w:trPr>
+          <w:cantSplit/>
+        </w:trPr>
         <w:tc>
           <w:tcPr>
             <w:tcW w:type="dxa" w:w="5046"/>
           </w:tcPr>
           <w:p>
+            <w:pPr>
+              <w:spacing w:before="20" w:after="20"/>
+            </w:pPr>
             <w:r/>
             <w:r>
               <w:rPr>
@@ -7035,6 +9182,9 @@
             <w:tcW w:type="dxa" w:w="5046"/>
           </w:tcPr>
           <w:p>
+            <w:pPr>
+              <w:spacing w:before="20" w:after="20"/>
+            </w:pPr>
             <w:r/>
             <w:r>
               <w:rPr>
@@ -7051,6 +9201,9 @@
             <w:tcW w:type="dxa" w:w="5046"/>
           </w:tcPr>
           <w:p>
+            <w:pPr>
+              <w:spacing w:before="20" w:after="20"/>
+            </w:pPr>
             <w:r/>
             <w:r>
               <w:rPr>

--- a/docx/fr/BUFRCREX_CodeFlag_fr_11.docx
+++ b/docx/fr/BUFRCREX_CodeFlag_fr_11.docx
@@ -8657,567 +8657,6 @@
       </w:tr>
     </w:tbl>
     <w:p/>
-    <w:p/>
-    <w:p>
-      <w:r>
-        <w:rPr>
-          <w:rFonts w:ascii="Verdana" w:hAnsi="Verdana"/>
-          <w:i/>
-          <w:sz w:val="14"/>
-        </w:rPr>
-        <w:t>Note 2: (voir Note 1) 1) Pour l’emploi du chiffre du code 15, voir la règle 12.1.4. 2) «Clair» et «couvert» portent les chiffres 0 et 8 respectivement.</w:t>
-      </w:r>
-    </w:p>
-    <w:p>
-      <w:r>
-        <w:rPr>
-          <w:rFonts w:ascii="Verdana" w:hAnsi="Verdana"/>
-          <w:i/>
-          <w:sz w:val="14"/>
-        </w:rPr>
-        <w:t>Note 5: (0 = bonne; 1 = mauvaise)</w:t>
-      </w:r>
-    </w:p>
-    <w:p>
-      <w:r>
-        <w:rPr>
-          <w:rFonts w:ascii="Verdana" w:hAnsi="Verdana"/>
-          <w:i/>
-          <w:sz w:val="14"/>
-        </w:rPr>
-        <w:t>Note 6: (Voir la table de code commune C-1 dans la Partie C/c.)</w:t>
-      </w:r>
-    </w:p>
-    <w:p>
-      <w:r>
-        <w:rPr>
-          <w:rFonts w:ascii="Verdana" w:hAnsi="Verdana"/>
-          <w:i/>
-          <w:sz w:val="14"/>
-        </w:rPr>
-        <w:t>Note 7: (Voir la table de code commune C-2 dans la Partie C/c.)</w:t>
-      </w:r>
-    </w:p>
-    <w:p>
-      <w:r>
-        <w:rPr>
-          <w:rFonts w:ascii="Verdana" w:hAnsi="Verdana"/>
-          <w:i/>
-          <w:sz w:val="14"/>
-        </w:rPr>
-        <w:t>Note 8: (Voir la table de code commune C-3)</w:t>
-      </w:r>
-    </w:p>
-    <w:p>
-      <w:r>
-        <w:rPr>
-          <w:rFonts w:ascii="Verdana" w:hAnsi="Verdana"/>
-          <w:i/>
-          <w:sz w:val="14"/>
-        </w:rPr>
-        <w:t>Note 9: (Voir la table de code commune C-4)</w:t>
-      </w:r>
-    </w:p>
-    <w:p>
-      <w:r>
-        <w:rPr>
-          <w:rFonts w:ascii="Verdana" w:hAnsi="Verdana"/>
-          <w:i/>
-          <w:sz w:val="14"/>
-        </w:rPr>
-        <w:t>Note 10: (Voir la table de code commune C-5 dans la Partie C/c.)</w:t>
-      </w:r>
-    </w:p>
-    <w:p>
-      <w:r>
-        <w:rPr>
-          <w:rFonts w:ascii="Verdana" w:hAnsi="Verdana"/>
-          <w:i/>
-          <w:sz w:val="14"/>
-        </w:rPr>
-        <w:t>Note 11: (Voir la table de code commune C-7 dans la Partie C/c.)</w:t>
-      </w:r>
-    </w:p>
-    <w:p>
-      <w:r>
-        <w:rPr>
-          <w:rFonts w:ascii="Verdana" w:hAnsi="Verdana"/>
-          <w:i/>
-          <w:sz w:val="14"/>
-        </w:rPr>
-        <w:t>Note 12: (Voir la table de code commune C-8 dans la Partie C/c.)</w:t>
-      </w:r>
-    </w:p>
-    <w:p>
-      <w:r>
-        <w:rPr>
-          <w:rFonts w:ascii="Verdana" w:hAnsi="Verdana"/>
-          <w:i/>
-          <w:sz w:val="14"/>
-        </w:rPr>
-        <w:t>Note 13: (See Common Code table C-14 Part C/c.)</w:t>
-      </w:r>
-    </w:p>
-    <w:p>
-      <w:r>
-        <w:rPr>
-          <w:rFonts w:ascii="Verdana" w:hAnsi="Verdana"/>
-          <w:i/>
-          <w:sz w:val="14"/>
-        </w:rPr>
-        <w:t>Note 14: (A definir par les centres proprement dits - Voir la table de code commune C-12 dans la Partie C/c.)</w:t>
-      </w:r>
-    </w:p>
-    <w:p>
-      <w:r>
-        <w:rPr>
-          <w:rFonts w:ascii="Verdana" w:hAnsi="Verdana"/>
-          <w:i/>
-          <w:sz w:val="14"/>
-        </w:rPr>
-        <w:t>Note 15: (A etablir)</w:t>
-      </w:r>
-    </w:p>
-    <w:p>
-      <w:r>
-        <w:rPr>
-          <w:rFonts w:ascii="Verdana" w:hAnsi="Verdana"/>
-          <w:i/>
-          <w:sz w:val="14"/>
-        </w:rPr>
-        <w:t>Note 16: Une séquence d’au moins deux paires de coordonnées de position, telles que latitude et longitude, définit une ligne ou un polygone. Les points sont reliés dans l’ordre indiqué dans le message. Toute zone décrite se situera à gauche de la ligne dessinée dans le sens indiqué. Cette définition s’applique à des polygones simples, non intersectants et sans trou.</w:t>
-      </w:r>
-    </w:p>
-    <w:p>
-      <w:r>
-        <w:rPr>
-          <w:rFonts w:ascii="Verdana" w:hAnsi="Verdana"/>
-          <w:i/>
-          <w:sz w:val="14"/>
-        </w:rPr>
-        <w:t>Note 17: Si tous les bits sont mis à 0, cela signifie que l’étalonnage est correct.</w:t>
-      </w:r>
-    </w:p>
-    <w:p>
-      <w:r>
-        <w:rPr>
-          <w:rFonts w:ascii="Verdana" w:hAnsi="Verdana"/>
-          <w:i/>
-          <w:sz w:val="14"/>
-        </w:rPr>
-        <w:t>Note 18: Toutes les statistiques de premier ordre sont exprimees dans les unites definies par les descripteurs de donnees d'origine.</w:t>
-      </w:r>
-    </w:p>
-    <w:p>
-      <w:r>
-        <w:rPr>
-          <w:rFonts w:ascii="Verdana" w:hAnsi="Verdana"/>
-          <w:i/>
-          <w:sz w:val="14"/>
-        </w:rPr>
-        <w:t>Note 19: 1) La signification du champ associé correspond, au début, à la qualité des données observées. 2) Le chiffre du code 21 peut être utilisé dans des messages corrigés où les valeurs substituées/corrigées sont déterminées. 3) D’autres applications peuvent être prévues.</w:t>
-      </w:r>
-    </w:p>
-    <w:p>
-      <w:r>
-        <w:rPr>
-          <w:rFonts w:ascii="Verdana" w:hAnsi="Verdana"/>
-          <w:i/>
-          <w:sz w:val="14"/>
-        </w:rPr>
-        <w:t>Note 21: En commençant par la position du premier bit (bit de plus fort poids), si le bit est mis à 1, le canal est utilisé. Si le bit est mis à zéro, le canal n’est pas utilisé.</w:t>
-      </w:r>
-    </w:p>
-    <w:p>
-      <w:r>
-        <w:rPr>
-          <w:rFonts w:ascii="Verdana" w:hAnsi="Verdana"/>
-          <w:i/>
-          <w:sz w:val="14"/>
-        </w:rPr>
-        <w:t>Note 22: L'expression 'mesure ciel couvert' indique que les valeurs de sondage sont obtenues uniquement a partir de donnees HIRS stratospheriques, de donnees MSU et de donnees SSU. Le ciel etant couvert, on n'a pas utilise de donnees HIRS tropospheriques.</w:t>
-      </w:r>
-    </w:p>
-    <w:p>
-      <w:r>
-        <w:rPr>
-          <w:rFonts w:ascii="Verdana" w:hAnsi="Verdana"/>
-          <w:i/>
-          <w:sz w:val="14"/>
-        </w:rPr>
-        <w:t>Note 23: HIRS* signifie: canaux HIRS 1 (669 cm–1) 2 (679 cm–1) 3 (690 cm–1) 4 (2358 cm–1)</w:t>
-      </w:r>
-    </w:p>
-    <w:p>
-      <w:r>
-        <w:rPr>
-          <w:rFonts w:ascii="Verdana" w:hAnsi="Verdana"/>
-          <w:i/>
-          <w:sz w:val="14"/>
-        </w:rPr>
-        <w:t>Note 24: Bits 1 a 4: INDICATIF DE DEFAUT DE L'HEURE. Lorsque tous les bits sont mis a 0, cela signifie que l'heure de balayage correspond a l'heure prevue.</w:t>
-      </w:r>
-    </w:p>
-    <w:p>
-      <w:r>
-        <w:rPr>
-          <w:rFonts w:ascii="Verdana" w:hAnsi="Verdana"/>
-          <w:i/>
-          <w:sz w:val="14"/>
-        </w:rPr>
-        <w:t>Note 25: Bits 11 a 17: INDICATIF DE DEFAUT DE LOCALISATION GEOGRAPHIQUE. Lorsque tous les bits sont mis a 0, cela signifie que la localisation geographique est normale.</w:t>
-      </w:r>
-    </w:p>
-    <w:p>
-      <w:r>
-        <w:rPr>
-          <w:rFonts w:ascii="Verdana" w:hAnsi="Verdana"/>
-          <w:i/>
-          <w:sz w:val="14"/>
-        </w:rPr>
-        <w:t>Note 27: Bits 5 a 10: INDICATIF DE DEFAUT D'ETALONNAGE. Lorsque tous les bits sont mis a 0, cela signifie que l'etalonnage est normal. Lorsque l'un ou l'autre des bits 5, 7 et 10 est mis a 1, cela signifie que des coefficients secondaires d'etalonnage ont ete utilises.</w:t>
-      </w:r>
-    </w:p>
-    <w:p>
-      <w:r>
-        <w:rPr>
-          <w:rFonts w:ascii="Verdana" w:hAnsi="Verdana"/>
-          <w:i/>
-          <w:sz w:val="14"/>
-        </w:rPr>
-        <w:t>Note 32: 1) Chiffres du code 1 à 9:  durée et heure de la mesure du courant (méthode vectorielle ou méthode Doppler d’établissement du profil du courant). 2) Chiffres du code 11 à 19:  période de la mesure du courant (méthode de la dérive). 3) H = heure d’observation.</w:t>
-      </w:r>
-    </w:p>
-    <w:p>
-      <w:r>
-        <w:rPr>
-          <w:rFonts w:ascii="Verdana" w:hAnsi="Verdana"/>
-          <w:i/>
-          <w:sz w:val="14"/>
-        </w:rPr>
-        <w:t>Note 33: 1) Chiffres du code 1 à 9:  durée et heure de la mesure du courant (méthode vectorielle ou méthode Doppler d’établissement du profil du courant). 2) Chiffres du code 11 à 19:  période de la mesure du courant (méthode de la dérive). 3) H = heure d’observation.</w:t>
-      </w:r>
-    </w:p>
-    <w:p>
-      <w:r>
-        <w:rPr>
-          <w:rFonts w:ascii="Verdana" w:hAnsi="Verdana"/>
-          <w:i/>
-          <w:sz w:val="14"/>
-        </w:rPr>
-        <w:t>Note 34: 1) Entre les chiffres du code 100–199, la présente table de code comprend des termes à plusieurs niveaux afin de servir aux stations simples et aux stations automatiques devenant de plus en plus complexes. 2) Les termes génériques se rapportant au temps (par exemple brouillard, bruine) sont destinés à être utilisés dans des stations automatiques pouvant déterminer les types de temps sans pouvoir fournir d'autres informations.  Les termes génériques figurent tous dans la table de code en lettres majuscules. 3) Les chiffres du code pour les catégories de précipitations (chiffres du code 140 à 148) sont disposés par ordre de complexité croissante.  Par exemple, une station très simple qui ne peut déceler que la présence ou l'absence de précipitations utilise le chiffre du code 140 (précipitations).  Au niveau suivant, une station automatique pouvant déceler le volume, mais pas le type, utilise le chiffre du code 141 ou 142.  Une station automatique qui peut déceler le type général (liquide, solide, se congelant) et le volume général utilise les chiffres du code 143 à 148.  Une station automatique qui peut signaler les types réels de précipitations (par exemple bruine ou pluie), mais non leur volume, utilise le nombre entier de la dizaine correspondante (par exemple 150 pour la catégorie bruine; 160 pour la catégorie pluie).</w:t>
-      </w:r>
-    </w:p>
-    <w:p>
-      <w:r>
-        <w:rPr>
-          <w:rFonts w:ascii="Verdana" w:hAnsi="Verdana"/>
-          <w:i/>
-          <w:sz w:val="14"/>
-        </w:rPr>
-        <w:t>Note 35: Le descripteur 0 25 009 est caduc; le remplacer par le descripteur 0 25 029.</w:t>
-      </w:r>
-    </w:p>
-    <w:p>
-      <w:r>
-        <w:rPr>
-          <w:rFonts w:ascii="Verdana" w:hAnsi="Verdana"/>
-          <w:i/>
-          <w:sz w:val="14"/>
-        </w:rPr>
-        <w:t>Note 36: Les statistiques sur les differences sont des valeurs differentielles ayant des dimensions similaires a celles des valeurs observees correspondantes en ce qui concerne les unites, mais dont les limites sont centrees sur le zero.</w:t>
-      </w:r>
-    </w:p>
-    <w:p>
-      <w:r>
-        <w:rPr>
-          <w:rFonts w:ascii="Verdana" w:hAnsi="Verdana"/>
-          <w:i/>
-          <w:sz w:val="14"/>
-        </w:rPr>
-        <w:t>Note 39: 1) L’EPSG est un jeu de données sur les systèmes de coordonnées et les transformations qu’ils subissent, constitué et tenu à jour à l’origine par l’ European Petroleum Survey Group l’Association internationale des producteurs de pétrole et de gaz qui s’en occupe, par le biais du sous-comité à la géodésie relevant de son Comité de géomatique. 2) Lorsque le chiffre du code 4 est utilisé pour préciser un système de coordonnées de référence, la donnée ellipsoïdale est alors un ellipsoïde de révolution aplati, dont le grand axe s’oriente dans le même plan que le plan équatorial et le petit axe coupe le méridien d’origine près du pôle d’origine. Le Nord correspond à la direction de l’équateur au pôle d’origine. L’Est correspond au sens inverse des aiguilles d’une montre à partir du méridien d’origine vu depuis le pôle Nord. Dans ce cas, il faut préciser le demi-grand axe et le demi-petit axe (en se servant par exemple des descripteurs 0 01 152 et 0 01 153).</w:t>
-      </w:r>
-    </w:p>
-    <w:p>
-      <w:r>
-        <w:rPr>
-          <w:rFonts w:ascii="Verdana" w:hAnsi="Verdana"/>
-          <w:i/>
-          <w:sz w:val="14"/>
-        </w:rPr>
-        <w:t>Note 42: 1) La signification du champ associé correspond, au début, à la qualité des données observées. 2) Le chiffre du code 21 peut être utilisé dans des messages corrigés où les valeurs substituées/corrigées sont déterminées. 3) D’autres applications peuvent être prévues.</w:t>
-      </w:r>
-    </w:p>
-    <w:p>
-      <w:r>
-        <w:rPr>
-          <w:rFonts w:ascii="Verdana" w:hAnsi="Verdana"/>
-          <w:i/>
-          <w:sz w:val="14"/>
-        </w:rPr>
-        <w:t>Note 43: 1) Entre les chiffres du code 100–199, la présente table de code comprend des termes à plusieurs niveaux afin de servir aux stations simples et aux stations automatiques devenant de plus en plus complexes. 2) Les termes génériques se rapportant au temps (par exemple brouillard, bruine) sont destinés à être utilisés dans des stations automatiques pouvant déterminer les types de temps sans pouvoir fournir d'autres informations.  Les termes génériques figurent tous dans la table de code en lettres majuscules. 3) Les chiffres du code pour les catégories de précipitations (chiffres du code 140 à 148) sont disposés par ordre de complexité croissante.  Par exemple, une station très simple qui ne peut déceler que la présence ou l'absence de précipitations utilise le chiffre du code 140 (précipitations).  Au niveau suivant, une station automatique pouvant déceler le volume, mais pas le type, utilise le chiffre du code 141 ou 142.  Une station automatique qui peut déceler le type général (liquide, solide, se congelant) et le volume général utilise les chiffres du code 143 à 148.  Une station automatique qui peut signaler les types réels de précipitations (par exemple bruine ou pluie), mais non leur volume, utilise le nombre entier de la dizaine correspondante (par exemple 150 pour la catégorie bruine; 160 pour la catégorie pluie).</w:t>
-      </w:r>
-    </w:p>
-    <w:p>
-      <w:r>
-        <w:rPr>
-          <w:rFonts w:ascii="Verdana" w:hAnsi="Verdana"/>
-          <w:i/>
-          <w:sz w:val="14"/>
-        </w:rPr>
-        <w:t>Note 45: 1) Chiffres du code 1 à 9:  durée et heure de la mesure du courant (méthode vectorielle ou méthode Doppler d’établissement du profil du courant). 2) Chiffres du code 11 à 19:  période de la mesure du courant (méthode de la dérive). 3) H = heure d’observation.</w:t>
-      </w:r>
-    </w:p>
-    <w:p>
-      <w:r>
-        <w:rPr>
-          <w:rFonts w:ascii="Verdana" w:hAnsi="Verdana"/>
-          <w:i/>
-          <w:sz w:val="14"/>
-        </w:rPr>
-        <w:t>Note 49: Si le bit est mis à 1, l’indication est valable.</w:t>
-      </w:r>
-    </w:p>
-    <w:p>
-      <w:r>
-        <w:rPr>
-          <w:rFonts w:ascii="Verdana" w:hAnsi="Verdana"/>
-          <w:i/>
-          <w:sz w:val="14"/>
-        </w:rPr>
-        <w:t>Note 50: 1) Les définitions données pour les chiffres du code 0 à 2 et 4 s’appliquent à une superficie représentative de sol nu, et les chiffres 3, 5 à 9 et 10 à 19 à une zone dégagée représentative. 2) En toutes circonstances, on choisit le chiffre du code le plus élevé qui puisse s’appliquer. 3) Dans la table de code ci-dessus, toute référence à de la glace comprend aussi les précipitations solides autres que la neige.</w:t>
-      </w:r>
-    </w:p>
-    <w:p>
-      <w:r>
-        <w:rPr>
-          <w:rFonts w:ascii="Verdana" w:hAnsi="Verdana"/>
-          <w:i/>
-          <w:sz w:val="14"/>
-        </w:rPr>
-        <w:t>Note 52: 1) Dans les messages d'observation en provenance de stations météorologiques automatiques, on utilise le chiffre du code 2 si la tendance est à la hausse, 7 si la tendance est à la baisse, et 4 si la pression atmosphérique est la même que trois heures auparavant. 2) Dans les messages provenant de stations tropicales qui communiquent des données concernant les changements de pression sur 24 heures, le chiffre du code 2 indique que la tendance est positive, le chiffre 7 qu'elle est négative, et le chiffre 4 que la pression est la même que 24 heures auparavant.</w:t>
-      </w:r>
-    </w:p>
-    <w:p>
-      <w:r>
-        <w:rPr>
-          <w:rFonts w:ascii="Verdana" w:hAnsi="Verdana"/>
-          <w:i/>
-          <w:sz w:val="14"/>
-        </w:rPr>
-        <w:t>Note 53: 1) Dans les messages d'observation en provenance de stations météorologiques automatiques, on utilise le chiffre du code 2 si la tendance est à la hausse, 7 si la tendance est à la baisse, et 4 si la pression atmosphérique est la même que trois heures auparavant. 2) Dans les messages provenant de stations tropicales qui communiquent des données concernant les changements de pression sur 24 heures, le chiffre du code 2 indique que la tendance est positive, le chiffre 7 qu'elle est négative, et le chiffre 4 que la pression est la même que 24 heures auparavant.</w:t>
-      </w:r>
-    </w:p>
-    <w:p>
-      <w:r>
-        <w:rPr>
-          <w:rFonts w:ascii="Verdana" w:hAnsi="Verdana"/>
-          <w:i/>
-          <w:sz w:val="14"/>
-        </w:rPr>
-        <w:t>Note 54: 1) Les définitions données pour les chiffres du code 0 à 2 et 4 s’appliquent à une superficie représentative de sol nu, et les chiffres 3, 5 à 9 et 10 à 19 à une zone dégagée représentative. 2) En toutes circonstances, on choisit le chiffre du code le plus élevé qui puisse s’appliquer. 3) Dans la table de code ci-dessus, toute référence à de la glace comprend aussi les précipitations solides autres que la neige.</w:t>
-      </w:r>
-    </w:p>
-    <w:p>
-      <w:r>
-        <w:rPr>
-          <w:rFonts w:ascii="Verdana" w:hAnsi="Verdana"/>
-          <w:i/>
-          <w:sz w:val="14"/>
-        </w:rPr>
-        <w:t>Note 57: Le mélange de précipitation est indiqué en mettant à 1 les bits de tous les types de précipitation observés.</w:t>
-      </w:r>
-    </w:p>
-    <w:p>
-      <w:r>
-        <w:rPr>
-          <w:rFonts w:ascii="Verdana" w:hAnsi="Verdana"/>
-          <w:i/>
-          <w:sz w:val="14"/>
-        </w:rPr>
-        <w:t>Note 59: D’autres appellations locales utilisées pour des orages de diverses intensités sont ajoutées selon les besoins.</w:t>
-      </w:r>
-    </w:p>
-    <w:p>
-      <w:r>
-        <w:rPr>
-          <w:rFonts w:ascii="Verdana" w:hAnsi="Verdana"/>
-          <w:i/>
-          <w:sz w:val="14"/>
-        </w:rPr>
-        <w:t>Note 60: Aucun des chiffres du code n’exclut la possibilité, laissée à la discrétion du centre de production, d’ajouter des niveaux obtenus par interpolation.</w:t>
-      </w:r>
-    </w:p>
-    <w:p>
-      <w:r>
-        <w:rPr>
-          <w:rFonts w:ascii="Verdana" w:hAnsi="Verdana"/>
-          <w:i/>
-          <w:sz w:val="14"/>
-        </w:rPr>
-        <w:t>Note 63: Dans cette table d'indicateurs, 'phenomene' signifie tout phenomene, y compris les precipitations et l'obscurcissement.</w:t>
-      </w:r>
-    </w:p>
-    <w:p>
-      <w:r>
-        <w:rPr>
-          <w:rFonts w:ascii="Verdana" w:hAnsi="Verdana"/>
-          <w:i/>
-          <w:sz w:val="14"/>
-        </w:rPr>
-        <w:t>Note 75: 1) Les définitions données pour les chiffres du code 0 à 2 et 4 s’appliquent à une superficie représentative de sol nu, et les chiffres 3, 5 à 9 et 10 à 19 à une zone dégagée représentative. 2) En toutes circonstances, on choisit le chiffre du code le plus élevé qui puisse s’appliquer. 3) Dans la table de code ci-dessus, toute référence à de la glace comprend aussi les précipitations solides autres que la neige.</w:t>
-      </w:r>
-    </w:p>
-    <w:p>
-      <w:r>
-        <w:rPr>
-          <w:rFonts w:ascii="Verdana" w:hAnsi="Verdana"/>
-          <w:i/>
-          <w:sz w:val="14"/>
-        </w:rPr>
-        <w:t>Note 76: 1) Ces valeurs se réfèrent à des vagues de vent bien formées en haute mer. dée aux termes descriptifs, ces valeurs relatives à la hauteur peuvent être utilisées à titre d’indication par l’observateur lorsqu’il chiffre l’état total d’agitation de la mer résultant de divers facteurs tels que le vent, la houle, les courants, l’angle entre la houle et le vent, etc. 2) Pour chiffrer une hauteur correspondant à la limite entre deux chiffres du code, prendre le chiffre du code le moins élevé; par exemple, une hauteur de 4 m est signalée à l’aide du chiffre du code 5.</w:t>
-      </w:r>
-    </w:p>
-    <w:p>
-      <w:r>
-        <w:rPr>
-          <w:rFonts w:ascii="Verdana" w:hAnsi="Verdana"/>
-          <w:i/>
-          <w:sz w:val="14"/>
-        </w:rPr>
-        <w:t>Note 78: Les trois premiers chiffres representent le code ISO du pays.</w:t>
-      </w:r>
-    </w:p>
-    <w:p>
-      <w:r>
-        <w:rPr>
-          <w:rFonts w:ascii="Verdana" w:hAnsi="Verdana"/>
-          <w:i/>
-          <w:sz w:val="14"/>
-        </w:rPr>
-        <w:t>Note 79: La derniere colonne de la table indique le numero d’enregistrement correspondant emis par le Chemical Abstracts Service (CAS) de l’American Chemical Society.</w:t>
-      </w:r>
-    </w:p>
-    <w:p>
-      <w:r>
-        <w:rPr>
-          <w:rFonts w:ascii="Verdana" w:hAnsi="Verdana"/>
-          <w:i/>
-          <w:sz w:val="14"/>
-        </w:rPr>
-        <w:t>Note 80: 1) Entre les chiffres du code 100–199, la présente table de code comprend des termes à plusieurs niveaux afin de servir aux stations simples et aux stations automatiques devenant de plus en plus complexes. 2) Les termes génériques se rapportant au temps (par exemple brouillard, bruine) sont destinés à être utilisés dans des stations automatiques pouvant déterminer les types de temps sans pouvoir fournir d'autres informations.  Les termes génériques figurent tous dans la table de code en lettres majuscules. 3) Les chiffres du code pour les catégories de précipitations (chiffres du code 140 à 148) sont disposés par ordre de complexité croissante.  Par exemple, une station très simple qui ne peut déceler que la présence ou l'absence de précipitations utilise le chiffre du code 140 (précipitations).  Au niveau suivant, une station automatique pouvant déceler le volume, mais pas le type, utilise le chiffre du code 141 ou 142.  Une station automatique qui peut déceler le type général (liquide, solide, se congelant) et le volume général utilise les chiffres du code 143 à 148.  Une station automatique qui peut signaler les types réels de précipitations (par exemple bruine ou pluie), mais non leur volume, utilise le nombre entier de la dizaine correspondante (par exemple 150 pour la catégorie bruine; 160 pour la catégorie pluie).</w:t>
-      </w:r>
-    </w:p>
-    <w:p>
-      <w:r>
-        <w:rPr>
-          <w:rFonts w:ascii="Verdana" w:hAnsi="Verdana"/>
-          <w:i/>
-          <w:sz w:val="14"/>
-        </w:rPr>
-        <w:t>Note 81: L’échelle des valeurs nominales de l’humidité du sol en surface est comprise entre 0 et 100 %. Dans des cas extrêmes, il est possible néanmoins que la valeur extrapolée à partir de la rétrodiffusion suivant un angle d’incidence de 40 degrés soit inférieure à la valeur minimale de référence de 0 % (conditions sèches) ou supérieure à la valeur maximale de référence de 100 % (conditions humides).</w:t>
-      </w:r>
-    </w:p>
-    <w:p>
-      <w:r>
-        <w:rPr>
-          <w:rFonts w:ascii="Verdana" w:hAnsi="Verdana"/>
-          <w:i/>
-          <w:sz w:val="14"/>
-        </w:rPr>
-        <w:t>Note 84: 1) Ces valeurs se réfèrent à des vagues de vent bien formées en haute mer. dée aux termes descriptifs, ces valeurs relatives à la hauteur peuvent être utilisées à titre d’indication par l’observateur lorsqu’il chiffre l’état total d’agitation de la mer résultant de divers facteurs tels que le vent, la houle, les courants, l’angle entre la houle et le vent, etc. 2) Pour chiffrer une hauteur correspondant à la limite entre deux chiffres du code, prendre le chiffre du code le moins élevé; par exemple, une hauteur de 4 m est signalée à l’aide du chiffre du code 5.</w:t>
-      </w:r>
-    </w:p>
-    <w:p>
-      <w:r>
-        <w:rPr>
-          <w:rFonts w:ascii="Verdana" w:hAnsi="Verdana"/>
-          <w:i/>
-          <w:sz w:val="14"/>
-        </w:rPr>
-        <w:t>Note 85: Ce descripteur sera associé à des données relatives à la visibilité ou à la hauteur des nuages pour préciser si la valeur est bornée. Si la donnée transmise est la valeur vraie, le chiffre du code est 0. Toutefois, la mesure peut atteindre la limite de capacité de mesure de l’instrument. Si la valeur transmise est supérieure à la valeur vraie, le chiffre du code est 1; si la valeur transmise est inférieure à la valeur vraie, le chiffre du code est 2.</w:t>
-      </w:r>
-    </w:p>
-    <w:p>
-      <w:r>
-        <w:rPr>
-          <w:rFonts w:ascii="Verdana" w:hAnsi="Verdana"/>
-          <w:i/>
-          <w:sz w:val="14"/>
-        </w:rPr>
-        <w:t>Note 88: 1) L’expression «moyenne sur une certaine période» indique qu’il est établi en permanence une moyenne des valeurs sur une période donnée. 2) L’expression «moyenne d’ensemble» indique que l’on prend la moyenne d’un certain nombre de valeurs distinctes correspondant à une série de situations dans le temps. 3) Il faut préciser les périodes auxquelles correspondent les caractéristiques temporelles.</w:t>
-      </w:r>
-    </w:p>
-    <w:p>
-      <w:r>
-        <w:rPr>
-          <w:rFonts w:ascii="Verdana" w:hAnsi="Verdana"/>
-          <w:i/>
-          <w:sz w:val="14"/>
-        </w:rPr>
-        <w:t>Note 90: Type d'instrument et unites initiales pour la mesure du vent (en m s-1 sauf indication contraire).</w:t>
-      </w:r>
-    </w:p>
-    <w:p>
-      <w:r>
-        <w:rPr>
-          <w:rFonts w:ascii="Verdana" w:hAnsi="Verdana"/>
-          <w:i/>
-          <w:sz w:val="14"/>
-        </w:rPr>
-        <w:t>Note 94: Si la méthode de transmission d’origine est celle indiquée par le chiffre 1 du code, il est conseillé de faire appel à la table de conversion suivante pour obtenir une valeur correcte des données correspondant au descripteur 0 01 012: Valeur indiquée Valeur des données 0 0 1 45 2 90 3 135 4 180 5 225 6 270 7 315 8 360 9 511</w:t>
-      </w:r>
-    </w:p>
-    <w:p>
-      <w:r>
-        <w:rPr>
-          <w:rFonts w:ascii="Verdana" w:hAnsi="Verdana"/>
-          <w:i/>
-          <w:sz w:val="14"/>
-        </w:rPr>
-        <w:t>Note 95: Si la méthode de transmission d’origine est celle indiquée par le chiffre 1 du code, il est conseillé de faire appel à la table de conversion suivante pour obtenir une valeur correcte des données correspondant au descripteur 0 01 013: Valeur indiquée Valeur des données 0 0 1 1 2 4 3 7 4 9 5 12 6 14 7 17 8 19 9 21 / 1023</w:t>
-      </w:r>
-    </w:p>
-    <w:p>
-      <w:r>
-        <w:rPr>
-          <w:rFonts w:ascii="Verdana" w:hAnsi="Verdana"/>
-          <w:i/>
-          <w:sz w:val="14"/>
-        </w:rPr>
-        <w:t>Note 98: Code figures 1 - 24 are siting classifications and measurement quality classifications according to the Guide to Instruments and Methods of Observation (WMO-No. 8), Volume I, Chapter 1, Annex 1.D and Annex 1.G.</w:t>
-      </w:r>
-    </w:p>
-    <w:p>
-      <w:r>
-        <w:rPr>
-          <w:rFonts w:ascii="Verdana" w:hAnsi="Verdana"/>
-          <w:i/>
-          <w:sz w:val="14"/>
-        </w:rPr>
-        <w:t>Note 99: Code figures 26 - 30 are siting classifications according to the Guide to Instruments and Methods of Observation (WMO-No. 8), Volume I, Chapter 1, Annex 1.D.</w:t>
-      </w:r>
-    </w:p>
-    <w:p>
-      <w:r>
-        <w:rPr>
-          <w:rFonts w:ascii="Verdana" w:hAnsi="Verdana"/>
-          <w:i/>
-          <w:sz w:val="14"/>
-        </w:rPr>
-        <w:t>Note 100: Code figures 31 - 34 are measurement quality classifications according to the Guide to Instruments and Methods of Observation (WMO-No. 8), Volume I, Chapter 1, Annex 1.G.</w:t>
-      </w:r>
-    </w:p>
-    <w:p>
-      <w:r>
-        <w:rPr>
-          <w:rFonts w:ascii="Verdana" w:hAnsi="Verdana"/>
-          <w:i/>
-          <w:sz w:val="14"/>
-        </w:rPr>
-        <w:t>Note 101: Annex 1.G is a new annex that will be part of an updated version of WMO-No. 8 to be published in mid-2022.</w:t>
-      </w:r>
-    </w:p>
     <w:sectPr>
       <w:pgSz w:w="16838" w:h="11906" w:orient="landscape"/>
       <w:pgMar w:top="850" w:right="850" w:bottom="850" w:left="850" w:header="720" w:footer="720" w:gutter="0"/>
